--- a/static/documents/portafolio_ficha/3/GOR-F-084 Formato de Acta V02.docx
+++ b/static/documents/portafolio_ficha/3/GOR-F-084 Formato de Acta V02.docx
@@ -1,10 +1,26 @@
 
 <file path=word/document.xml><?xml version="1.0" encoding="utf-8"?>
-<w:document xmlns:wpc="http://schemas.microsoft.com/office/word/2010/wordprocessingCanvas" xmlns:cx="http://schemas.microsoft.com/office/drawing/2014/chartex" xmlns:cx1="http://schemas.microsoft.com/office/drawing/2015/9/8/chartex" xmlns:cx2="http://schemas.microsoft.com/office/drawing/2015/10/21/chartex" xmlns:cx3="http://schemas.microsoft.com/office/drawing/2016/5/9/chartex" xmlns:cx4="http://schemas.microsoft.com/office/drawing/2016/5/10/chartex" xmlns:cx5="http://schemas.microsoft.com/office/drawing/2016/5/11/chartex" xmlns:cx6="http://schemas.microsoft.com/office/drawing/2016/5/12/chartex" xmlns:cx7="http://schemas.microsoft.com/office/drawing/2016/5/13/chartex" xmlns:cx8="http://schemas.microsoft.com/office/drawing/2016/5/14/chartex" xmlns:mc="http://schemas.openxmlformats.org/markup-compatibility/2006" xmlns:aink="http://schemas.microsoft.com/office/drawing/2016/ink" xmlns:am3d="http://schemas.microsoft.com/office/drawing/2017/model3d" xmlns:o="urn:schemas-microsoft-com:office:office" xmlns:r="http://schemas.openxmlformats.org/officeDocument/2006/relationships" xmlns:m="http://schemas.openxmlformats.org/officeDocument/2006/math" xmlns:v="urn:schemas-microsoft-com:vml" xmlns:wp14="http://schemas.microsoft.com/office/word/2010/wordprocessingDrawing" xmlns:wp="http://schemas.openxmlformats.org/drawingml/2006/wordprocessingDrawing" xmlns:w10="urn:schemas-microsoft-com:office:word" xmlns:w="http://schemas.openxmlformats.org/wordprocessingml/2006/main" xmlns:w14="http://schemas.microsoft.com/office/word/2010/wordml" xmlns:w15="http://schemas.microsoft.com/office/word/2012/wordml" xmlns:w16cex="http://schemas.microsoft.com/office/word/2018/wordml/cex" xmlns:w16cid="http://schemas.microsoft.com/office/word/2016/wordml/cid" xmlns:w16="http://schemas.microsoft.com/office/word/2018/wordml" xmlns:w16sdtdh="http://schemas.microsoft.com/office/word/2020/wordml/sdtdatahash" xmlns:w16se="http://schemas.microsoft.com/office/word/2015/wordml/symex" xmlns:wpg="http://schemas.microsoft.com/office/word/2010/wordprocessingGroup" xmlns:wpi="http://schemas.microsoft.com/office/word/2010/wordprocessingInk" xmlns:wne="http://schemas.microsoft.com/office/word/2006/wordml" xmlns:wps="http://schemas.microsoft.com/office/word/2010/wordprocessingShape" mc:Ignorable="w14 w15 w16se w16cid w16 w16cex w16sdtdh wp14">
+<w:document xmlns:wpc="http://schemas.microsoft.com/office/word/2010/wordprocessingCanvas" xmlns:cx="http://schemas.microsoft.com/office/drawing/2014/chartex" xmlns:cx1="http://schemas.microsoft.com/office/drawing/2015/9/8/chartex" xmlns:cx2="http://schemas.microsoft.com/office/drawing/2015/10/21/chartex" xmlns:cx3="http://schemas.microsoft.com/office/drawing/2016/5/9/chartex" xmlns:cx4="http://schemas.microsoft.com/office/drawing/2016/5/10/chartex" xmlns:cx5="http://schemas.microsoft.com/office/drawing/2016/5/11/chartex" xmlns:cx6="http://schemas.microsoft.com/office/drawing/2016/5/12/chartex" xmlns:cx7="http://schemas.microsoft.com/office/drawing/2016/5/13/chartex" xmlns:cx8="http://schemas.microsoft.com/office/drawing/2016/5/14/chartex" xmlns:mc="http://schemas.openxmlformats.org/markup-compatibility/2006" xmlns:aink="http://schemas.microsoft.com/office/drawing/2016/ink" xmlns:am3d="http://schemas.microsoft.com/office/drawing/2017/model3d" xmlns:o="urn:schemas-microsoft-com:office:office" xmlns:oel="http://schemas.microsoft.com/office/2019/extlst" xmlns:r="http://schemas.openxmlformats.org/officeDocument/2006/relationships" xmlns:m="http://schemas.openxmlformats.org/officeDocument/2006/math" xmlns:v="urn:schemas-microsoft-com:vml" xmlns:wp14="http://schemas.microsoft.com/office/word/2010/wordprocessingDrawing" xmlns:wp="http://schemas.openxmlformats.org/drawingml/2006/wordprocessingDrawing" xmlns:w10="urn:schemas-microsoft-com:office:word" xmlns:w="http://schemas.openxmlformats.org/wordprocessingml/2006/main" xmlns:w14="http://schemas.microsoft.com/office/word/2010/wordml" xmlns:w15="http://schemas.microsoft.com/office/word/2012/wordml" xmlns:w16cex="http://schemas.microsoft.com/office/word/2018/wordml/cex" xmlns:w16cid="http://schemas.microsoft.com/office/word/2016/wordml/cid" xmlns:w16="http://schemas.microsoft.com/office/word/2018/wordml" xmlns:w16sdtdh="http://schemas.microsoft.com/office/word/2020/wordml/sdtdatahash" xmlns:w16se="http://schemas.microsoft.com/office/word/2015/wordml/symex" xmlns:wpg="http://schemas.microsoft.com/office/word/2010/wordprocessingGroup" xmlns:wpi="http://schemas.microsoft.com/office/word/2010/wordprocessingInk" xmlns:wne="http://schemas.microsoft.com/office/word/2006/wordml" xmlns:wps="http://schemas.microsoft.com/office/word/2010/wordprocessingShape" mc:Ignorable="w14 w15 w16se w16cid w16 w16cex w16sdtdh wp14">
   <w:body>
+    <w:p>
+      <w:pPr>
+        <w:rPr>
+          <w:rFonts w:ascii="Times New Roman"/>
+          <w:sz w:val="20"/>
+        </w:rPr>
+      </w:pPr>
+    </w:p>
+    <w:p>
+      <w:pPr>
+        <w:rPr>
+          <w:rFonts w:ascii="Times New Roman"/>
+          <w:sz w:val="20"/>
+        </w:rPr>
+      </w:pPr>
+    </w:p>
     <w:tbl>
       <w:tblPr>
-        <w:tblW w:w="9684" w:type="dxa"/>
+        <w:tblW w:w="9258" w:type="dxa"/>
         <w:tblInd w:w="-289" w:type="dxa"/>
         <w:tblBorders>
           <w:top w:val="single" w:sz="4" w:space="0" w:color="auto"/>
@@ -17,7 +33,7 @@
         <w:tblLook w:val="04A0" w:firstRow="1" w:lastRow="0" w:firstColumn="1" w:lastColumn="0" w:noHBand="0" w:noVBand="1"/>
       </w:tblPr>
       <w:tblGrid>
-        <w:gridCol w:w="2258"/>
+        <w:gridCol w:w="1832"/>
         <w:gridCol w:w="482"/>
         <w:gridCol w:w="737"/>
         <w:gridCol w:w="701"/>
@@ -31,59 +47,67 @@
       </w:tblGrid>
       <w:tr>
         <w:trPr>
-          <w:trHeight w:val="343"/>
+          <w:trHeight w:val="327"/>
         </w:trPr>
         <w:tc>
           <w:tcPr>
-            <w:tcW w:w="9684" w:type="dxa"/>
+            <w:tcW w:w="9258" w:type="dxa"/>
             <w:gridSpan w:val="11"/>
           </w:tcPr>
           <w:p>
             <w:pPr>
               <w:spacing w:line="276" w:lineRule="auto"/>
+              <w:ind w:left="-248" w:firstLine="248"/>
               <w:jc w:val="center"/>
               <w:rPr>
-                <w:rFonts w:asciiTheme="minorHAnsi" w:hAnsiTheme="minorHAnsi" w:cstheme="minorHAnsi"/>
+                <w:rFonts w:cstheme="minorHAnsi"/>
                 <w:b/>
               </w:rPr>
             </w:pPr>
             <w:r>
               <w:rPr>
-                <w:rFonts w:asciiTheme="minorHAnsi" w:hAnsiTheme="minorHAnsi" w:cstheme="minorHAnsi"/>
+                <w:rFonts w:cstheme="minorHAnsi"/>
                 <w:b/>
               </w:rPr>
               <w:t>ACTA No.</w:t>
             </w:r>
             <w:r>
               <w:rPr>
-                <w:rFonts w:asciiTheme="minorHAnsi" w:hAnsiTheme="minorHAnsi" w:cstheme="minorHAnsi"/>
+                <w:rFonts w:cstheme="minorHAnsi"/>
                 <w:b/>
               </w:rPr>
               <w:t xml:space="preserve"> </w:t>
+            </w:r>
+            <w:r>
+              <w:rPr>
+                <w:rFonts w:cstheme="minorHAnsi"/>
+                <w:b/>
+              </w:rPr>
+              <w:t>XXX</w:t>
             </w:r>
           </w:p>
         </w:tc>
       </w:tr>
       <w:tr>
         <w:trPr>
-          <w:trHeight w:val="486"/>
+          <w:trHeight w:val="904"/>
         </w:trPr>
         <w:tc>
           <w:tcPr>
-            <w:tcW w:w="9684" w:type="dxa"/>
+            <w:tcW w:w="9258" w:type="dxa"/>
             <w:gridSpan w:val="11"/>
           </w:tcPr>
           <w:p>
             <w:pPr>
               <w:spacing w:line="276" w:lineRule="auto"/>
               <w:rPr>
-                <w:rFonts w:asciiTheme="minorHAnsi" w:hAnsiTheme="minorHAnsi" w:cstheme="minorHAnsi"/>
+                <w:rFonts w:cstheme="minorHAnsi"/>
                 <w:b/>
               </w:rPr>
             </w:pPr>
             <w:r>
               <w:rPr>
-                <w:rFonts w:asciiTheme="minorHAnsi" w:hAnsiTheme="minorHAnsi" w:cstheme="minorHAnsi"/>
+                <w:rFonts w:cstheme="minorHAnsi"/>
                 <w:b/>
               </w:rPr>
               <w:t>NOMBRE DEL COMITÉ O DE LA REUNIÓN:</w:t>
@@ -93,18 +117,7 @@
             <w:pPr>
               <w:spacing w:line="276" w:lineRule="auto"/>
               <w:rPr>
-                <w:rFonts w:asciiTheme="minorHAnsi" w:hAnsiTheme="minorHAnsi" w:cstheme="minorHAnsi"/>
-                <w:bCs/>
-                <w:u w:val="single"/>
-              </w:rPr>
-            </w:pPr>
-          </w:p>
-          <w:p>
-            <w:pPr>
-              <w:spacing w:line="276" w:lineRule="auto"/>
-              <w:jc w:val="center"/>
-              <w:rPr>
-                <w:rFonts w:asciiTheme="minorHAnsi" w:hAnsiTheme="minorHAnsi" w:cstheme="minorHAnsi"/>
+                <w:rFonts w:cstheme="minorHAnsi"/>
                 <w:b/>
               </w:rPr>
             </w:pPr>
@@ -117,31 +130,37 @@
         </w:trPr>
         <w:tc>
           <w:tcPr>
-            <w:tcW w:w="3477" w:type="dxa"/>
+            <w:tcW w:w="3051" w:type="dxa"/>
             <w:gridSpan w:val="3"/>
-            <w:shd w:val="clear" w:color="auto" w:fill="auto"/>
-          </w:tcPr>
-          <w:p>
-            <w:pPr>
-              <w:spacing w:line="276" w:lineRule="auto"/>
-              <w:rPr>
-                <w:rFonts w:asciiTheme="minorHAnsi" w:hAnsiTheme="minorHAnsi" w:cstheme="minorHAnsi"/>
+          </w:tcPr>
+          <w:p>
+            <w:pPr>
+              <w:spacing w:line="276" w:lineRule="auto"/>
+              <w:rPr>
+                <w:rFonts w:cstheme="minorHAnsi"/>
                 <w:b/>
               </w:rPr>
             </w:pPr>
             <w:r>
               <w:rPr>
-                <w:rFonts w:asciiTheme="minorHAnsi" w:hAnsiTheme="minorHAnsi" w:cstheme="minorHAnsi"/>
+                <w:rFonts w:cstheme="minorHAnsi"/>
                 <w:b/>
               </w:rPr>
               <w:t>CIUDAD Y FECHA:</w:t>
             </w:r>
-          </w:p>
-          <w:p>
-            <w:pPr>
-              <w:spacing w:line="276" w:lineRule="auto"/>
-              <w:rPr>
-                <w:rFonts w:asciiTheme="minorHAnsi" w:hAnsiTheme="minorHAnsi" w:cstheme="minorHAnsi"/>
+            <w:r>
+              <w:rPr>
+                <w:rFonts w:cstheme="minorHAnsi"/>
+                <w:b/>
+              </w:rPr>
+              <w:t xml:space="preserve"> </w:t>
+            </w:r>
+          </w:p>
+          <w:p>
+            <w:pPr>
+              <w:spacing w:line="276" w:lineRule="auto"/>
+              <w:rPr>
+                <w:rFonts w:cstheme="minorHAnsi"/>
                 <w:bCs/>
               </w:rPr>
             </w:pPr>
@@ -156,7 +175,7 @@
             <w:pPr>
               <w:spacing w:line="276" w:lineRule="auto"/>
               <w:rPr>
-                <w:rFonts w:asciiTheme="minorHAnsi" w:hAnsiTheme="minorHAnsi" w:cstheme="minorHAnsi"/>
+                <w:rFonts w:cstheme="minorHAnsi"/>
                 <w:b/>
               </w:rPr>
             </w:pPr>
@@ -166,19 +185,18 @@
           <w:tcPr>
             <w:tcW w:w="1739" w:type="dxa"/>
             <w:gridSpan w:val="3"/>
-            <w:shd w:val="clear" w:color="auto" w:fill="auto"/>
-          </w:tcPr>
-          <w:p>
-            <w:pPr>
-              <w:spacing w:line="276" w:lineRule="auto"/>
-              <w:rPr>
-                <w:rFonts w:asciiTheme="minorHAnsi" w:hAnsiTheme="minorHAnsi" w:cstheme="minorHAnsi"/>
+          </w:tcPr>
+          <w:p>
+            <w:pPr>
+              <w:spacing w:line="276" w:lineRule="auto"/>
+              <w:rPr>
+                <w:rFonts w:cstheme="minorHAnsi"/>
                 <w:b/>
               </w:rPr>
             </w:pPr>
             <w:r>
               <w:rPr>
-                <w:rFonts w:asciiTheme="minorHAnsi" w:hAnsiTheme="minorHAnsi" w:cstheme="minorHAnsi"/>
+                <w:rFonts w:cstheme="minorHAnsi"/>
                 <w:b/>
               </w:rPr>
               <w:t>HORA INICIO:</w:t>
@@ -188,7 +206,7 @@
             <w:pPr>
               <w:spacing w:line="276" w:lineRule="auto"/>
               <w:rPr>
-                <w:rFonts w:asciiTheme="minorHAnsi" w:hAnsiTheme="minorHAnsi" w:cstheme="minorHAnsi"/>
+                <w:rFonts w:cstheme="minorHAnsi"/>
                 <w:bCs/>
               </w:rPr>
             </w:pPr>
@@ -197,19 +215,18 @@
         <w:tc>
           <w:tcPr>
             <w:tcW w:w="1848" w:type="dxa"/>
-            <w:shd w:val="clear" w:color="auto" w:fill="auto"/>
-          </w:tcPr>
-          <w:p>
-            <w:pPr>
-              <w:spacing w:line="276" w:lineRule="auto"/>
-              <w:rPr>
-                <w:rFonts w:asciiTheme="minorHAnsi" w:hAnsiTheme="minorHAnsi" w:cstheme="minorHAnsi"/>
+          </w:tcPr>
+          <w:p>
+            <w:pPr>
+              <w:spacing w:line="276" w:lineRule="auto"/>
+              <w:rPr>
+                <w:rFonts w:cstheme="minorHAnsi"/>
                 <w:b/>
               </w:rPr>
             </w:pPr>
             <w:r>
               <w:rPr>
-                <w:rFonts w:asciiTheme="minorHAnsi" w:hAnsiTheme="minorHAnsi" w:cstheme="minorHAnsi"/>
+                <w:rFonts w:cstheme="minorHAnsi"/>
                 <w:b/>
               </w:rPr>
               <w:t>HORA FIN:</w:t>
@@ -219,7 +236,7 @@
             <w:pPr>
               <w:spacing w:line="276" w:lineRule="auto"/>
               <w:rPr>
-                <w:rFonts w:asciiTheme="minorHAnsi" w:hAnsiTheme="minorHAnsi" w:cstheme="minorHAnsi"/>
+                <w:rFonts w:cstheme="minorHAnsi"/>
                 <w:bCs/>
               </w:rPr>
             </w:pPr>
@@ -232,21 +249,20 @@
         </w:trPr>
         <w:tc>
           <w:tcPr>
-            <w:tcW w:w="3477" w:type="dxa"/>
+            <w:tcW w:w="3051" w:type="dxa"/>
             <w:gridSpan w:val="3"/>
-            <w:shd w:val="clear" w:color="auto" w:fill="auto"/>
-          </w:tcPr>
-          <w:p>
-            <w:pPr>
-              <w:spacing w:line="276" w:lineRule="auto"/>
-              <w:rPr>
-                <w:rFonts w:asciiTheme="minorHAnsi" w:hAnsiTheme="minorHAnsi" w:cstheme="minorHAnsi"/>
+          </w:tcPr>
+          <w:p>
+            <w:pPr>
+              <w:spacing w:line="276" w:lineRule="auto"/>
+              <w:rPr>
+                <w:rFonts w:cstheme="minorHAnsi"/>
                 <w:b/>
               </w:rPr>
             </w:pPr>
             <w:r>
               <w:rPr>
-                <w:rFonts w:asciiTheme="minorHAnsi" w:hAnsiTheme="minorHAnsi" w:cstheme="minorHAnsi"/>
+                <w:rFonts w:cstheme="minorHAnsi"/>
                 <w:b/>
               </w:rPr>
               <w:t xml:space="preserve">LUGAR Y/O ENLACE: </w:t>
@@ -256,8 +272,8 @@
             <w:pPr>
               <w:spacing w:line="276" w:lineRule="auto"/>
               <w:rPr>
-                <w:rFonts w:asciiTheme="minorHAnsi" w:hAnsiTheme="minorHAnsi" w:cstheme="minorHAnsi"/>
-                <w:bCs/>
+                <w:rFonts w:cstheme="minorHAnsi"/>
+                <w:b/>
               </w:rPr>
             </w:pPr>
           </w:p>
@@ -271,7 +287,7 @@
             <w:pPr>
               <w:spacing w:line="276" w:lineRule="auto"/>
               <w:rPr>
-                <w:rFonts w:asciiTheme="minorHAnsi" w:hAnsiTheme="minorHAnsi" w:cstheme="minorHAnsi"/>
+                <w:rFonts w:cstheme="minorHAnsi"/>
                 <w:b/>
               </w:rPr>
             </w:pPr>
@@ -281,36 +297,49 @@
           <w:tcPr>
             <w:tcW w:w="3587" w:type="dxa"/>
             <w:gridSpan w:val="4"/>
-            <w:shd w:val="clear" w:color="auto" w:fill="auto"/>
-          </w:tcPr>
-          <w:p>
-            <w:pPr>
-              <w:spacing w:line="276" w:lineRule="auto"/>
-              <w:rPr>
-                <w:rFonts w:asciiTheme="minorHAnsi" w:hAnsiTheme="minorHAnsi" w:cstheme="minorHAnsi"/>
+          </w:tcPr>
+          <w:p>
+            <w:pPr>
+              <w:spacing w:line="276" w:lineRule="auto"/>
+              <w:rPr>
+                <w:rFonts w:cstheme="minorHAnsi"/>
                 <w:b/>
               </w:rPr>
             </w:pPr>
             <w:r>
               <w:rPr>
-                <w:rFonts w:asciiTheme="minorHAnsi" w:hAnsiTheme="minorHAnsi" w:cstheme="minorHAnsi"/>
-                <w:b/>
-              </w:rPr>
-              <w:t>DIRECCIÓN / REGIONAL / CENTRO</w:t>
+                <w:rFonts w:cstheme="minorHAnsi"/>
+                <w:b/>
+              </w:rPr>
+              <w:t>ZONA</w:t>
             </w:r>
             <w:r>
               <w:rPr>
-                <w:rFonts w:asciiTheme="minorHAnsi" w:hAnsiTheme="minorHAnsi" w:cstheme="minorHAnsi"/>
-                <w:b/>
-              </w:rPr>
-              <w:t xml:space="preserve">: </w:t>
+                <w:rFonts w:cstheme="minorHAnsi"/>
+                <w:b/>
+              </w:rPr>
+              <w:t xml:space="preserve"> / </w:t>
             </w:r>
-          </w:p>
-          <w:p>
-            <w:pPr>
-              <w:spacing w:line="276" w:lineRule="auto"/>
-              <w:rPr>
-                <w:rFonts w:asciiTheme="minorHAnsi" w:hAnsiTheme="minorHAnsi" w:cstheme="minorHAnsi"/>
+            <w:r>
+              <w:rPr>
+                <w:rFonts w:cstheme="minorHAnsi"/>
+                <w:b/>
+              </w:rPr>
+              <w:t>REGIONAL</w:t>
+            </w:r>
+            <w:r>
+              <w:rPr>
+                <w:rFonts w:cstheme="minorHAnsi"/>
+                <w:b/>
+              </w:rPr>
+              <w:t>:</w:t>
+            </w:r>
+          </w:p>
+          <w:p>
+            <w:pPr>
+              <w:spacing w:line="276" w:lineRule="auto"/>
+              <w:rPr>
+                <w:rFonts w:cstheme="minorHAnsi"/>
                 <w:b/>
               </w:rPr>
             </w:pPr>
@@ -323,20 +352,20 @@
         </w:trPr>
         <w:tc>
           <w:tcPr>
-            <w:tcW w:w="9684" w:type="dxa"/>
+            <w:tcW w:w="9258" w:type="dxa"/>
             <w:gridSpan w:val="11"/>
           </w:tcPr>
           <w:p>
             <w:pPr>
               <w:spacing w:line="276" w:lineRule="auto"/>
               <w:rPr>
-                <w:rFonts w:asciiTheme="minorHAnsi" w:hAnsiTheme="minorHAnsi" w:cstheme="minorHAnsi"/>
+                <w:rFonts w:cstheme="minorHAnsi"/>
                 <w:b/>
               </w:rPr>
             </w:pPr>
             <w:r>
               <w:rPr>
-                <w:rFonts w:asciiTheme="minorHAnsi" w:hAnsiTheme="minorHAnsi" w:cstheme="minorHAnsi"/>
+                <w:rFonts w:cstheme="minorHAnsi"/>
                 <w:b/>
               </w:rPr>
               <w:t>AGENDA O PUNTOS PARA DESARROLLAR:</w:t>
@@ -344,67 +373,31 @@
           </w:p>
           <w:p>
             <w:pPr>
-              <w:spacing w:line="276" w:lineRule="auto"/>
-              <w:rPr>
-                <w:rFonts w:asciiTheme="minorHAnsi" w:hAnsiTheme="minorHAnsi" w:cstheme="minorHAnsi"/>
+              <w:pStyle w:val="Prrafodelista"/>
+              <w:numPr>
+                <w:ilvl w:val="0"/>
+                <w:numId w:val="2"/>
+              </w:numPr>
+              <w:spacing w:line="276" w:lineRule="auto"/>
+              <w:rPr>
+                <w:rFonts w:cstheme="minorHAnsi"/>
                 <w:bCs/>
               </w:rPr>
             </w:pPr>
-            <w:r>
-              <w:rPr>
-                <w:rFonts w:asciiTheme="minorHAnsi" w:hAnsiTheme="minorHAnsi" w:cstheme="minorHAnsi"/>
+          </w:p>
+          <w:p>
+            <w:pPr>
+              <w:pStyle w:val="Prrafodelista"/>
+              <w:numPr>
+                <w:ilvl w:val="0"/>
+                <w:numId w:val="2"/>
+              </w:numPr>
+              <w:spacing w:line="276" w:lineRule="auto"/>
+              <w:rPr>
+                <w:rFonts w:cstheme="minorHAnsi"/>
                 <w:bCs/>
               </w:rPr>
-              <w:t>1.</w:t>
-            </w:r>
-          </w:p>
-          <w:p>
-            <w:pPr>
-              <w:spacing w:line="276" w:lineRule="auto"/>
-              <w:rPr>
-                <w:rFonts w:asciiTheme="minorHAnsi" w:hAnsiTheme="minorHAnsi" w:cstheme="minorHAnsi"/>
-                <w:bCs/>
-              </w:rPr>
-            </w:pPr>
-            <w:r>
-              <w:rPr>
-                <w:rFonts w:asciiTheme="minorHAnsi" w:hAnsiTheme="minorHAnsi" w:cstheme="minorHAnsi"/>
-                <w:bCs/>
-              </w:rPr>
-              <w:t>2.</w:t>
-            </w:r>
-          </w:p>
-          <w:p>
-            <w:pPr>
-              <w:spacing w:line="276" w:lineRule="auto"/>
-              <w:rPr>
-                <w:rFonts w:asciiTheme="minorHAnsi" w:hAnsiTheme="minorHAnsi" w:cstheme="minorHAnsi"/>
-                <w:bCs/>
-              </w:rPr>
-            </w:pPr>
-            <w:r>
-              <w:rPr>
-                <w:rFonts w:asciiTheme="minorHAnsi" w:hAnsiTheme="minorHAnsi" w:cstheme="minorHAnsi"/>
-                <w:bCs/>
-              </w:rPr>
-              <w:t>3.</w:t>
-            </w:r>
-          </w:p>
-          <w:p>
-            <w:pPr>
-              <w:spacing w:line="276" w:lineRule="auto"/>
-              <w:rPr>
-                <w:rFonts w:asciiTheme="minorHAnsi" w:hAnsiTheme="minorHAnsi" w:cstheme="minorHAnsi"/>
-                <w:b/>
-              </w:rPr>
-            </w:pPr>
-            <w:r>
-              <w:rPr>
-                <w:rFonts w:asciiTheme="minorHAnsi" w:hAnsiTheme="minorHAnsi" w:cstheme="minorHAnsi"/>
-                <w:b/>
-              </w:rPr>
-              <w:t>4.</w:t>
-            </w:r>
+            </w:pPr>
           </w:p>
         </w:tc>
       </w:tr>
@@ -414,20 +407,20 @@
         </w:trPr>
         <w:tc>
           <w:tcPr>
-            <w:tcW w:w="9684" w:type="dxa"/>
+            <w:tcW w:w="9258" w:type="dxa"/>
             <w:gridSpan w:val="11"/>
           </w:tcPr>
           <w:p>
             <w:pPr>
               <w:spacing w:line="276" w:lineRule="auto"/>
               <w:rPr>
-                <w:rFonts w:asciiTheme="minorHAnsi" w:hAnsiTheme="minorHAnsi" w:cstheme="minorHAnsi"/>
+                <w:rFonts w:cstheme="minorHAnsi"/>
                 <w:b/>
               </w:rPr>
             </w:pPr>
             <w:r>
               <w:rPr>
-                <w:rFonts w:asciiTheme="minorHAnsi" w:hAnsiTheme="minorHAnsi" w:cstheme="minorHAnsi"/>
+                <w:rFonts w:cstheme="minorHAnsi"/>
                 <w:b/>
               </w:rPr>
               <w:t>OBJETIVO(S) DE LA REUNIÓN:</w:t>
@@ -435,67 +428,17 @@
           </w:p>
           <w:p>
             <w:pPr>
-              <w:spacing w:line="276" w:lineRule="auto"/>
-              <w:rPr>
-                <w:rFonts w:asciiTheme="minorHAnsi" w:hAnsiTheme="minorHAnsi" w:cstheme="minorHAnsi"/>
+              <w:pStyle w:val="Prrafodelista"/>
+              <w:widowControl/>
+              <w:autoSpaceDE/>
+              <w:autoSpaceDN/>
+              <w:spacing w:line="276" w:lineRule="auto"/>
+              <w:contextualSpacing w:val="0"/>
+              <w:rPr>
+                <w:rFonts w:cstheme="minorHAnsi"/>
                 <w:bCs/>
               </w:rPr>
             </w:pPr>
-            <w:r>
-              <w:rPr>
-                <w:rFonts w:asciiTheme="minorHAnsi" w:hAnsiTheme="minorHAnsi" w:cstheme="minorHAnsi"/>
-                <w:bCs/>
-              </w:rPr>
-              <w:t>1.</w:t>
-            </w:r>
-          </w:p>
-          <w:p>
-            <w:pPr>
-              <w:spacing w:line="276" w:lineRule="auto"/>
-              <w:rPr>
-                <w:rFonts w:asciiTheme="minorHAnsi" w:hAnsiTheme="minorHAnsi" w:cstheme="minorHAnsi"/>
-                <w:bCs/>
-              </w:rPr>
-            </w:pPr>
-            <w:r>
-              <w:rPr>
-                <w:rFonts w:asciiTheme="minorHAnsi" w:hAnsiTheme="minorHAnsi" w:cstheme="minorHAnsi"/>
-                <w:bCs/>
-              </w:rPr>
-              <w:t>2.</w:t>
-            </w:r>
-          </w:p>
-          <w:p>
-            <w:pPr>
-              <w:spacing w:line="276" w:lineRule="auto"/>
-              <w:rPr>
-                <w:rFonts w:asciiTheme="minorHAnsi" w:hAnsiTheme="minorHAnsi" w:cstheme="minorHAnsi"/>
-                <w:bCs/>
-              </w:rPr>
-            </w:pPr>
-            <w:r>
-              <w:rPr>
-                <w:rFonts w:asciiTheme="minorHAnsi" w:hAnsiTheme="minorHAnsi" w:cstheme="minorHAnsi"/>
-                <w:bCs/>
-              </w:rPr>
-              <w:t>3.</w:t>
-            </w:r>
-          </w:p>
-          <w:p>
-            <w:pPr>
-              <w:spacing w:line="276" w:lineRule="auto"/>
-              <w:rPr>
-                <w:rFonts w:asciiTheme="minorHAnsi" w:hAnsiTheme="minorHAnsi" w:cstheme="minorHAnsi"/>
-                <w:bCs/>
-              </w:rPr>
-            </w:pPr>
-            <w:r>
-              <w:rPr>
-                <w:rFonts w:asciiTheme="minorHAnsi" w:hAnsiTheme="minorHAnsi" w:cstheme="minorHAnsi"/>
-                <w:bCs/>
-              </w:rPr>
-              <w:t>4.</w:t>
-            </w:r>
           </w:p>
         </w:tc>
       </w:tr>
@@ -505,7 +448,7 @@
         </w:trPr>
         <w:tc>
           <w:tcPr>
-            <w:tcW w:w="9684" w:type="dxa"/>
+            <w:tcW w:w="9258" w:type="dxa"/>
             <w:gridSpan w:val="11"/>
           </w:tcPr>
           <w:p>
@@ -513,13 +456,13 @@
               <w:spacing w:line="276" w:lineRule="auto"/>
               <w:jc w:val="center"/>
               <w:rPr>
-                <w:rFonts w:asciiTheme="minorHAnsi" w:hAnsiTheme="minorHAnsi" w:cstheme="minorHAnsi"/>
+                <w:rFonts w:cstheme="minorHAnsi"/>
                 <w:b/>
               </w:rPr>
             </w:pPr>
             <w:r>
               <w:rPr>
-                <w:rFonts w:asciiTheme="minorHAnsi" w:hAnsiTheme="minorHAnsi" w:cstheme="minorHAnsi"/>
+                <w:rFonts w:cstheme="minorHAnsi"/>
                 <w:b/>
               </w:rPr>
               <w:t>DESARROLLO DE LA REUNIÓN</w:t>
@@ -533,44 +476,95 @@
         </w:trPr>
         <w:tc>
           <w:tcPr>
-            <w:tcW w:w="9684" w:type="dxa"/>
+            <w:tcW w:w="9258" w:type="dxa"/>
             <w:gridSpan w:val="11"/>
           </w:tcPr>
           <w:p>
             <w:pPr>
-              <w:spacing w:line="276" w:lineRule="auto"/>
-              <w:rPr>
-                <w:rFonts w:asciiTheme="minorHAnsi" w:hAnsiTheme="minorHAnsi" w:cstheme="minorHAnsi"/>
+              <w:jc w:val="both"/>
+              <w:rPr>
+                <w:rFonts w:cstheme="minorHAnsi"/>
                 <w:bCs/>
               </w:rPr>
             </w:pPr>
           </w:p>
           <w:p>
             <w:pPr>
-              <w:spacing w:line="276" w:lineRule="auto"/>
-              <w:contextualSpacing/>
-              <w:rPr>
-                <w:rFonts w:asciiTheme="minorHAnsi" w:hAnsiTheme="minorHAnsi" w:cstheme="minorHAnsi"/>
+              <w:jc w:val="both"/>
+              <w:rPr>
+                <w:rFonts w:cstheme="minorHAnsi"/>
                 <w:bCs/>
               </w:rPr>
             </w:pPr>
           </w:p>
           <w:p>
             <w:pPr>
-              <w:spacing w:line="276" w:lineRule="auto"/>
-              <w:contextualSpacing/>
-              <w:rPr>
-                <w:rFonts w:asciiTheme="minorHAnsi" w:hAnsiTheme="minorHAnsi" w:cstheme="minorHAnsi"/>
+              <w:jc w:val="both"/>
+              <w:rPr>
+                <w:rFonts w:cstheme="minorHAnsi"/>
                 <w:bCs/>
               </w:rPr>
             </w:pPr>
           </w:p>
           <w:p>
             <w:pPr>
-              <w:spacing w:line="276" w:lineRule="auto"/>
-              <w:contextualSpacing/>
-              <w:rPr>
-                <w:rFonts w:asciiTheme="minorHAnsi" w:hAnsiTheme="minorHAnsi" w:cstheme="minorHAnsi"/>
+              <w:jc w:val="both"/>
+              <w:rPr>
+                <w:rFonts w:cstheme="minorHAnsi"/>
+                <w:bCs/>
+              </w:rPr>
+            </w:pPr>
+          </w:p>
+          <w:p>
+            <w:pPr>
+              <w:jc w:val="both"/>
+              <w:rPr>
+                <w:rFonts w:cstheme="minorHAnsi"/>
+                <w:bCs/>
+              </w:rPr>
+            </w:pPr>
+          </w:p>
+          <w:p>
+            <w:pPr>
+              <w:jc w:val="both"/>
+              <w:rPr>
+                <w:rFonts w:cstheme="minorHAnsi"/>
+                <w:bCs/>
+              </w:rPr>
+            </w:pPr>
+          </w:p>
+          <w:p>
+            <w:pPr>
+              <w:jc w:val="both"/>
+              <w:rPr>
+                <w:rFonts w:cstheme="minorHAnsi"/>
+                <w:bCs/>
+              </w:rPr>
+            </w:pPr>
+          </w:p>
+          <w:p>
+            <w:pPr>
+              <w:jc w:val="both"/>
+              <w:rPr>
+                <w:rFonts w:cstheme="minorHAnsi"/>
+                <w:bCs/>
+              </w:rPr>
+            </w:pPr>
+          </w:p>
+          <w:p>
+            <w:pPr>
+              <w:jc w:val="both"/>
+              <w:rPr>
+                <w:rFonts w:cstheme="minorHAnsi"/>
+                <w:bCs/>
+              </w:rPr>
+            </w:pPr>
+          </w:p>
+          <w:p>
+            <w:pPr>
+              <w:jc w:val="both"/>
+              <w:rPr>
+                <w:rFonts w:cstheme="minorHAnsi"/>
                 <w:bCs/>
               </w:rPr>
             </w:pPr>
@@ -583,7 +577,7 @@
         </w:trPr>
         <w:tc>
           <w:tcPr>
-            <w:tcW w:w="9684" w:type="dxa"/>
+            <w:tcW w:w="9258" w:type="dxa"/>
             <w:gridSpan w:val="11"/>
           </w:tcPr>
           <w:p>
@@ -591,13 +585,13 @@
               <w:spacing w:line="276" w:lineRule="auto"/>
               <w:jc w:val="center"/>
               <w:rPr>
-                <w:rFonts w:asciiTheme="minorHAnsi" w:hAnsiTheme="minorHAnsi" w:cstheme="minorHAnsi"/>
+                <w:rFonts w:cstheme="minorHAnsi"/>
                 <w:b/>
               </w:rPr>
             </w:pPr>
             <w:r>
               <w:rPr>
-                <w:rFonts w:asciiTheme="minorHAnsi" w:hAnsiTheme="minorHAnsi" w:cstheme="minorHAnsi"/>
+                <w:rFonts w:cstheme="minorHAnsi"/>
                 <w:b/>
               </w:rPr>
               <w:t>CONCLUSIONES</w:t>
@@ -611,7 +605,7 @@
         </w:trPr>
         <w:tc>
           <w:tcPr>
-            <w:tcW w:w="9684" w:type="dxa"/>
+            <w:tcW w:w="9258" w:type="dxa"/>
             <w:gridSpan w:val="11"/>
           </w:tcPr>
           <w:p>
@@ -619,7 +613,7 @@
               <w:spacing w:line="276" w:lineRule="auto"/>
               <w:contextualSpacing/>
               <w:rPr>
-                <w:rFonts w:asciiTheme="minorHAnsi" w:hAnsiTheme="minorHAnsi" w:cstheme="minorHAnsi"/>
+                <w:rFonts w:cstheme="minorHAnsi"/>
                 <w:bCs/>
               </w:rPr>
             </w:pPr>
@@ -629,7 +623,7 @@
               <w:spacing w:line="276" w:lineRule="auto"/>
               <w:contextualSpacing/>
               <w:rPr>
-                <w:rFonts w:asciiTheme="minorHAnsi" w:hAnsiTheme="minorHAnsi" w:cstheme="minorHAnsi"/>
+                <w:rFonts w:cstheme="minorHAnsi"/>
                 <w:bCs/>
               </w:rPr>
             </w:pPr>
@@ -639,7 +633,17 @@
               <w:spacing w:line="276" w:lineRule="auto"/>
               <w:contextualSpacing/>
               <w:rPr>
-                <w:rFonts w:asciiTheme="minorHAnsi" w:hAnsiTheme="minorHAnsi" w:cstheme="minorHAnsi"/>
+                <w:rFonts w:cstheme="minorHAnsi"/>
+                <w:bCs/>
+              </w:rPr>
+            </w:pPr>
+          </w:p>
+          <w:p>
+            <w:pPr>
+              <w:spacing w:line="276" w:lineRule="auto"/>
+              <w:contextualSpacing/>
+              <w:rPr>
+                <w:rFonts w:cstheme="minorHAnsi"/>
                 <w:bCs/>
               </w:rPr>
             </w:pPr>
@@ -652,7 +656,7 @@
         </w:trPr>
         <w:tc>
           <w:tcPr>
-            <w:tcW w:w="9684" w:type="dxa"/>
+            <w:tcW w:w="9258" w:type="dxa"/>
             <w:gridSpan w:val="11"/>
           </w:tcPr>
           <w:p>
@@ -660,19 +664,233 @@
               <w:spacing w:line="276" w:lineRule="auto"/>
               <w:jc w:val="center"/>
               <w:rPr>
-                <w:rFonts w:asciiTheme="minorHAnsi" w:hAnsiTheme="minorHAnsi" w:cstheme="minorHAnsi"/>
+                <w:rFonts w:cstheme="minorHAnsi"/>
                 <w:b/>
               </w:rPr>
             </w:pPr>
             <w:bookmarkStart w:id="0" w:name="_Hlk163812697"/>
             <w:r>
               <w:rPr>
-                <w:rFonts w:asciiTheme="minorHAnsi" w:hAnsiTheme="minorHAnsi" w:cstheme="minorHAnsi"/>
+                <w:rFonts w:cstheme="minorHAnsi"/>
                 <w:b/>
               </w:rPr>
               <w:t xml:space="preserve">ESTABLECIMIENTO Y ACEPTACIÓN DE COMPROMISOS </w:t>
             </w:r>
             <w:bookmarkEnd w:id="0"/>
+          </w:p>
+        </w:tc>
+      </w:tr>
+      <w:tr>
+        <w:trPr>
+          <w:trHeight w:val="793"/>
+        </w:trPr>
+        <w:tc>
+          <w:tcPr>
+            <w:tcW w:w="2314" w:type="dxa"/>
+            <w:gridSpan w:val="2"/>
+          </w:tcPr>
+          <w:p>
+            <w:pPr>
+              <w:spacing w:line="276" w:lineRule="auto"/>
+              <w:jc w:val="center"/>
+              <w:rPr>
+                <w:rFonts w:cstheme="minorHAnsi"/>
+                <w:b/>
+              </w:rPr>
+            </w:pPr>
+            <w:r>
+              <w:rPr>
+                <w:rFonts w:cstheme="minorHAnsi"/>
+                <w:b/>
+              </w:rPr>
+              <w:t>ACTIVIDAD</w:t>
+            </w:r>
+            <w:r>
+              <w:rPr>
+                <w:rFonts w:cstheme="minorHAnsi"/>
+                <w:b/>
+              </w:rPr>
+              <w:t xml:space="preserve"> /DECISIÓN</w:t>
+            </w:r>
+          </w:p>
+        </w:tc>
+        <w:tc>
+          <w:tcPr>
+            <w:tcW w:w="2315" w:type="dxa"/>
+            <w:gridSpan w:val="3"/>
+          </w:tcPr>
+          <w:p>
+            <w:pPr>
+              <w:spacing w:line="276" w:lineRule="auto"/>
+              <w:jc w:val="center"/>
+              <w:rPr>
+                <w:rFonts w:cstheme="minorHAnsi"/>
+                <w:b/>
+              </w:rPr>
+            </w:pPr>
+            <w:r>
+              <w:rPr>
+                <w:rFonts w:cstheme="minorHAnsi"/>
+                <w:b/>
+              </w:rPr>
+              <w:t>FECHA</w:t>
+            </w:r>
+          </w:p>
+        </w:tc>
+        <w:tc>
+          <w:tcPr>
+            <w:tcW w:w="2314" w:type="dxa"/>
+            <w:gridSpan w:val="3"/>
+          </w:tcPr>
+          <w:p>
+            <w:pPr>
+              <w:spacing w:line="276" w:lineRule="auto"/>
+              <w:jc w:val="center"/>
+              <w:rPr>
+                <w:rFonts w:cstheme="minorHAnsi"/>
+                <w:b/>
+              </w:rPr>
+            </w:pPr>
+            <w:r>
+              <w:rPr>
+                <w:rFonts w:cstheme="minorHAnsi"/>
+                <w:b/>
+              </w:rPr>
+              <w:t>RESPONSABLE</w:t>
+            </w:r>
+          </w:p>
+        </w:tc>
+        <w:tc>
+          <w:tcPr>
+            <w:tcW w:w="2315" w:type="dxa"/>
+            <w:gridSpan w:val="3"/>
+          </w:tcPr>
+          <w:p>
+            <w:pPr>
+              <w:spacing w:line="276" w:lineRule="auto"/>
+              <w:jc w:val="center"/>
+              <w:rPr>
+                <w:rFonts w:cstheme="minorHAnsi"/>
+                <w:b/>
+              </w:rPr>
+            </w:pPr>
+            <w:bookmarkStart w:id="1" w:name="_Hlk163823596"/>
+            <w:r>
+              <w:rPr>
+                <w:rFonts w:cstheme="minorHAnsi"/>
+                <w:b/>
+              </w:rPr>
+              <w:t>FIRMA O PARTICIPACIÓN VIRTUAL</w:t>
+            </w:r>
+            <w:bookmarkEnd w:id="1"/>
+          </w:p>
+        </w:tc>
+      </w:tr>
+      <w:tr>
+        <w:trPr>
+          <w:trHeight w:val="1402"/>
+        </w:trPr>
+        <w:tc>
+          <w:tcPr>
+            <w:tcW w:w="2314" w:type="dxa"/>
+            <w:gridSpan w:val="2"/>
+          </w:tcPr>
+          <w:p>
+            <w:pPr>
+              <w:jc w:val="both"/>
+            </w:pPr>
+          </w:p>
+          <w:p>
+            <w:pPr>
+              <w:jc w:val="both"/>
+            </w:pPr>
+          </w:p>
+          <w:p>
+            <w:pPr>
+              <w:jc w:val="both"/>
+            </w:pPr>
+          </w:p>
+          <w:p>
+            <w:pPr>
+              <w:jc w:val="both"/>
+            </w:pPr>
+          </w:p>
+          <w:p>
+            <w:pPr>
+              <w:jc w:val="both"/>
+            </w:pPr>
+          </w:p>
+          <w:p>
+            <w:pPr>
+              <w:jc w:val="both"/>
+            </w:pPr>
+          </w:p>
+        </w:tc>
+        <w:tc>
+          <w:tcPr>
+            <w:tcW w:w="2315" w:type="dxa"/>
+            <w:gridSpan w:val="3"/>
+          </w:tcPr>
+          <w:p>
+            <w:pPr>
+              <w:spacing w:line="276" w:lineRule="auto"/>
+              <w:rPr>
+                <w:rFonts w:cstheme="minorHAnsi"/>
+                <w:b/>
+              </w:rPr>
+            </w:pPr>
+          </w:p>
+        </w:tc>
+        <w:tc>
+          <w:tcPr>
+            <w:tcW w:w="2314" w:type="dxa"/>
+            <w:gridSpan w:val="3"/>
+          </w:tcPr>
+          <w:p>
+            <w:pPr>
+              <w:spacing w:line="276" w:lineRule="auto"/>
+              <w:jc w:val="center"/>
+              <w:rPr>
+                <w:rFonts w:cstheme="minorHAnsi"/>
+                <w:b/>
+              </w:rPr>
+            </w:pPr>
+          </w:p>
+          <w:p>
+            <w:pPr>
+              <w:spacing w:line="276" w:lineRule="auto"/>
+              <w:jc w:val="center"/>
+              <w:rPr>
+                <w:rFonts w:cstheme="minorHAnsi"/>
+                <w:b/>
+              </w:rPr>
+            </w:pPr>
+          </w:p>
+          <w:p>
+            <w:pPr>
+              <w:spacing w:line="276" w:lineRule="auto"/>
+              <w:jc w:val="center"/>
+              <w:rPr>
+                <w:rFonts w:cstheme="minorHAnsi"/>
+                <w:b/>
+              </w:rPr>
+            </w:pPr>
+          </w:p>
+        </w:tc>
+        <w:tc>
+          <w:tcPr>
+            <w:tcW w:w="2315" w:type="dxa"/>
+            <w:gridSpan w:val="3"/>
+          </w:tcPr>
+          <w:p>
+            <w:pPr>
+              <w:spacing w:line="276" w:lineRule="auto"/>
+              <w:jc w:val="center"/>
+              <w:rPr>
+                <w:rFonts w:cstheme="minorHAnsi"/>
+                <w:b/>
+              </w:rPr>
+            </w:pPr>
           </w:p>
         </w:tc>
       </w:tr>
@@ -682,32 +900,13 @@
         </w:trPr>
         <w:tc>
           <w:tcPr>
-            <w:tcW w:w="2740" w:type="dxa"/>
+            <w:tcW w:w="2314" w:type="dxa"/>
             <w:gridSpan w:val="2"/>
           </w:tcPr>
           <w:p>
             <w:pPr>
-              <w:spacing w:line="276" w:lineRule="auto"/>
-              <w:jc w:val="center"/>
-              <w:rPr>
-                <w:rFonts w:asciiTheme="minorHAnsi" w:hAnsiTheme="minorHAnsi" w:cstheme="minorHAnsi"/>
-                <w:b/>
-              </w:rPr>
-            </w:pPr>
-            <w:r>
-              <w:rPr>
-                <w:rFonts w:asciiTheme="minorHAnsi" w:hAnsiTheme="minorHAnsi" w:cstheme="minorHAnsi"/>
-                <w:b/>
-              </w:rPr>
-              <w:t>ACTIVIDAD</w:t>
-            </w:r>
-            <w:r>
-              <w:rPr>
-                <w:rFonts w:asciiTheme="minorHAnsi" w:hAnsiTheme="minorHAnsi" w:cstheme="minorHAnsi"/>
-                <w:b/>
-              </w:rPr>
-              <w:t xml:space="preserve"> /DECISIÓN</w:t>
-            </w:r>
+              <w:jc w:val="both"/>
+            </w:pPr>
           </w:p>
         </w:tc>
         <w:tc>
@@ -720,17 +919,10 @@
               <w:spacing w:line="276" w:lineRule="auto"/>
               <w:jc w:val="center"/>
               <w:rPr>
-                <w:rFonts w:asciiTheme="minorHAnsi" w:hAnsiTheme="minorHAnsi" w:cstheme="minorHAnsi"/>
-                <w:b/>
-              </w:rPr>
-            </w:pPr>
-            <w:r>
-              <w:rPr>
-                <w:rFonts w:asciiTheme="minorHAnsi" w:hAnsiTheme="minorHAnsi" w:cstheme="minorHAnsi"/>
-                <w:b/>
-              </w:rPr>
-              <w:t>FECHA</w:t>
-            </w:r>
+                <w:rFonts w:cstheme="minorHAnsi"/>
+                <w:b/>
+              </w:rPr>
+            </w:pPr>
           </w:p>
         </w:tc>
         <w:tc>
@@ -741,19 +933,21 @@
           <w:p>
             <w:pPr>
               <w:spacing w:line="276" w:lineRule="auto"/>
+              <w:rPr>
+                <w:rFonts w:cstheme="minorHAnsi"/>
+                <w:b/>
+              </w:rPr>
+            </w:pPr>
+          </w:p>
+          <w:p>
+            <w:pPr>
+              <w:spacing w:line="276" w:lineRule="auto"/>
               <w:jc w:val="center"/>
               <w:rPr>
-                <w:rFonts w:asciiTheme="minorHAnsi" w:hAnsiTheme="minorHAnsi" w:cstheme="minorHAnsi"/>
-                <w:b/>
-              </w:rPr>
-            </w:pPr>
-            <w:r>
-              <w:rPr>
-                <w:rFonts w:asciiTheme="minorHAnsi" w:hAnsiTheme="minorHAnsi" w:cstheme="minorHAnsi"/>
-                <w:b/>
-              </w:rPr>
-              <w:t>RESPONSABLE</w:t>
-            </w:r>
+                <w:rFonts w:cstheme="minorHAnsi"/>
+                <w:b/>
+              </w:rPr>
+            </w:pPr>
           </w:p>
         </w:tc>
         <w:tc>
@@ -766,177 +960,40 @@
               <w:spacing w:line="276" w:lineRule="auto"/>
               <w:jc w:val="center"/>
               <w:rPr>
-                <w:rFonts w:asciiTheme="minorHAnsi" w:hAnsiTheme="minorHAnsi" w:cstheme="minorHAnsi"/>
-                <w:b/>
-              </w:rPr>
-            </w:pPr>
-            <w:bookmarkStart w:id="1" w:name="_Hlk163823596"/>
-            <w:r>
-              <w:rPr>
-                <w:rFonts w:asciiTheme="minorHAnsi" w:hAnsiTheme="minorHAnsi" w:cstheme="minorHAnsi"/>
-                <w:b/>
-              </w:rPr>
-              <w:t>FIRMA O PARTICIPACIÓN VIRTUAL</w:t>
-            </w:r>
-            <w:bookmarkEnd w:id="1"/>
+                <w:rFonts w:cstheme="minorHAnsi"/>
+                <w:b/>
+              </w:rPr>
+            </w:pPr>
           </w:p>
         </w:tc>
       </w:tr>
       <w:tr>
         <w:trPr>
-          <w:trHeight w:val="66"/>
+          <w:trHeight w:val="457"/>
         </w:trPr>
         <w:tc>
           <w:tcPr>
-            <w:tcW w:w="2740" w:type="dxa"/>
-            <w:gridSpan w:val="2"/>
+            <w:tcW w:w="9258" w:type="dxa"/>
+            <w:gridSpan w:val="11"/>
           </w:tcPr>
           <w:p>
             <w:pPr>
               <w:spacing w:line="276" w:lineRule="auto"/>
               <w:jc w:val="center"/>
               <w:rPr>
-                <w:rFonts w:asciiTheme="minorHAnsi" w:hAnsiTheme="minorHAnsi" w:cstheme="minorHAnsi"/>
-                <w:b/>
-              </w:rPr>
-            </w:pPr>
-          </w:p>
-          <w:p>
-            <w:pPr>
-              <w:spacing w:line="276" w:lineRule="auto"/>
-              <w:jc w:val="center"/>
-              <w:rPr>
-                <w:rFonts w:asciiTheme="minorHAnsi" w:hAnsiTheme="minorHAnsi" w:cstheme="minorHAnsi"/>
-                <w:b/>
-              </w:rPr>
-            </w:pPr>
-          </w:p>
-        </w:tc>
-        <w:tc>
-          <w:tcPr>
-            <w:tcW w:w="2315" w:type="dxa"/>
-            <w:gridSpan w:val="3"/>
-          </w:tcPr>
-          <w:p>
-            <w:pPr>
-              <w:spacing w:line="276" w:lineRule="auto"/>
-              <w:jc w:val="center"/>
-              <w:rPr>
-                <w:rFonts w:asciiTheme="minorHAnsi" w:hAnsiTheme="minorHAnsi" w:cstheme="minorHAnsi"/>
-                <w:b/>
-              </w:rPr>
-            </w:pPr>
-          </w:p>
-        </w:tc>
-        <w:tc>
-          <w:tcPr>
-            <w:tcW w:w="2314" w:type="dxa"/>
-            <w:gridSpan w:val="3"/>
-          </w:tcPr>
-          <w:p>
-            <w:pPr>
-              <w:spacing w:line="276" w:lineRule="auto"/>
-              <w:jc w:val="center"/>
-              <w:rPr>
-                <w:rFonts w:asciiTheme="minorHAnsi" w:hAnsiTheme="minorHAnsi" w:cstheme="minorHAnsi"/>
-                <w:b/>
-              </w:rPr>
-            </w:pPr>
-          </w:p>
-        </w:tc>
-        <w:tc>
-          <w:tcPr>
-            <w:tcW w:w="2315" w:type="dxa"/>
-            <w:gridSpan w:val="3"/>
-          </w:tcPr>
-          <w:p>
-            <w:pPr>
-              <w:spacing w:line="276" w:lineRule="auto"/>
-              <w:jc w:val="center"/>
-              <w:rPr>
-                <w:rFonts w:asciiTheme="minorHAnsi" w:hAnsiTheme="minorHAnsi" w:cstheme="minorHAnsi"/>
-                <w:b/>
-              </w:rPr>
-            </w:pPr>
-          </w:p>
-        </w:tc>
-      </w:tr>
-      <w:tr>
-        <w:trPr>
-          <w:trHeight w:val="66"/>
-        </w:trPr>
-        <w:tc>
-          <w:tcPr>
-            <w:tcW w:w="2740" w:type="dxa"/>
-            <w:gridSpan w:val="2"/>
-          </w:tcPr>
-          <w:p>
-            <w:pPr>
-              <w:spacing w:line="276" w:lineRule="auto"/>
-              <w:jc w:val="center"/>
-              <w:rPr>
-                <w:rFonts w:asciiTheme="minorHAnsi" w:hAnsiTheme="minorHAnsi" w:cstheme="minorHAnsi"/>
-                <w:b/>
-              </w:rPr>
-            </w:pPr>
-          </w:p>
-          <w:p>
-            <w:pPr>
-              <w:spacing w:line="276" w:lineRule="auto"/>
-              <w:jc w:val="center"/>
-              <w:rPr>
-                <w:rFonts w:asciiTheme="minorHAnsi" w:hAnsiTheme="minorHAnsi" w:cstheme="minorHAnsi"/>
-                <w:b/>
-              </w:rPr>
-            </w:pPr>
-          </w:p>
-        </w:tc>
-        <w:tc>
-          <w:tcPr>
-            <w:tcW w:w="2315" w:type="dxa"/>
-            <w:gridSpan w:val="3"/>
-          </w:tcPr>
-          <w:p>
-            <w:pPr>
-              <w:spacing w:line="276" w:lineRule="auto"/>
-              <w:jc w:val="center"/>
-              <w:rPr>
-                <w:rFonts w:asciiTheme="minorHAnsi" w:hAnsiTheme="minorHAnsi" w:cstheme="minorHAnsi"/>
-                <w:b/>
-              </w:rPr>
-            </w:pPr>
-          </w:p>
-        </w:tc>
-        <w:tc>
-          <w:tcPr>
-            <w:tcW w:w="2314" w:type="dxa"/>
-            <w:gridSpan w:val="3"/>
-          </w:tcPr>
-          <w:p>
-            <w:pPr>
-              <w:spacing w:line="276" w:lineRule="auto"/>
-              <w:jc w:val="center"/>
-              <w:rPr>
-                <w:rFonts w:asciiTheme="minorHAnsi" w:hAnsiTheme="minorHAnsi" w:cstheme="minorHAnsi"/>
-                <w:b/>
-              </w:rPr>
-            </w:pPr>
-          </w:p>
-        </w:tc>
-        <w:tc>
-          <w:tcPr>
-            <w:tcW w:w="2315" w:type="dxa"/>
-            <w:gridSpan w:val="3"/>
-          </w:tcPr>
-          <w:p>
-            <w:pPr>
-              <w:spacing w:line="276" w:lineRule="auto"/>
-              <w:jc w:val="center"/>
-              <w:rPr>
-                <w:rFonts w:asciiTheme="minorHAnsi" w:hAnsiTheme="minorHAnsi" w:cstheme="minorHAnsi"/>
-                <w:b/>
-              </w:rPr>
-            </w:pPr>
+                <w:rFonts w:cstheme="minorHAnsi"/>
+                <w:b/>
+              </w:rPr>
+            </w:pPr>
+            <w:bookmarkStart w:id="2" w:name="_Hlk163824065"/>
+            <w:r>
+              <w:rPr>
+                <w:rFonts w:cstheme="minorHAnsi"/>
+                <w:b/>
+              </w:rPr>
+              <w:t>ASISTENTES Y APROBACIÓN DECISIONES</w:t>
+            </w:r>
+            <w:bookmarkEnd w:id="2"/>
           </w:p>
         </w:tc>
       </w:tr>
@@ -946,28 +1003,141 @@
         </w:trPr>
         <w:tc>
           <w:tcPr>
-            <w:tcW w:w="9684" w:type="dxa"/>
-            <w:gridSpan w:val="11"/>
+            <w:tcW w:w="1832" w:type="dxa"/>
           </w:tcPr>
           <w:p>
             <w:pPr>
               <w:spacing w:line="276" w:lineRule="auto"/>
               <w:jc w:val="center"/>
               <w:rPr>
-                <w:rFonts w:asciiTheme="minorHAnsi" w:hAnsiTheme="minorHAnsi" w:cstheme="minorHAnsi"/>
-                <w:b/>
-              </w:rPr>
-            </w:pPr>
-            <w:bookmarkStart w:id="2" w:name="_Hlk163824065"/>
+                <w:rFonts w:cstheme="minorHAnsi"/>
+                <w:b/>
+              </w:rPr>
+            </w:pPr>
             <w:r>
               <w:rPr>
-                <w:rFonts w:asciiTheme="minorHAnsi" w:hAnsiTheme="minorHAnsi" w:cstheme="minorHAnsi"/>
+                <w:rFonts w:cstheme="minorHAnsi"/>
+                <w:b/>
+              </w:rPr>
+              <w:t>NOMBRE</w:t>
+            </w:r>
+          </w:p>
+        </w:tc>
+        <w:tc>
+          <w:tcPr>
+            <w:tcW w:w="1920" w:type="dxa"/>
+            <w:gridSpan w:val="3"/>
+          </w:tcPr>
+          <w:p>
+            <w:pPr>
+              <w:spacing w:line="276" w:lineRule="auto"/>
+              <w:jc w:val="center"/>
+              <w:rPr>
+                <w:rFonts w:cstheme="minorHAnsi"/>
+                <w:b/>
+              </w:rPr>
+            </w:pPr>
+            <w:r>
+              <w:rPr>
+                <w:rFonts w:cstheme="minorHAnsi"/>
+                <w:b/>
+              </w:rPr>
+              <w:t>DEPENDENCIA/ EMPRESA</w:t>
+            </w:r>
+          </w:p>
+        </w:tc>
+        <w:tc>
+          <w:tcPr>
+            <w:tcW w:w="1503" w:type="dxa"/>
+            <w:gridSpan w:val="2"/>
+          </w:tcPr>
+          <w:p>
+            <w:pPr>
+              <w:spacing w:line="276" w:lineRule="auto"/>
+              <w:jc w:val="center"/>
+              <w:rPr>
+                <w:rFonts w:cstheme="minorHAnsi"/>
+                <w:b/>
+              </w:rPr>
+            </w:pPr>
+            <w:r>
+              <w:rPr>
+                <w:rFonts w:cstheme="minorHAnsi"/>
+                <w:b/>
+              </w:rPr>
+              <w:t xml:space="preserve">APRUEBA </w:t>
+            </w:r>
+          </w:p>
+          <w:p>
+            <w:pPr>
+              <w:spacing w:line="276" w:lineRule="auto"/>
+              <w:jc w:val="center"/>
+              <w:rPr>
+                <w:rFonts w:cstheme="minorHAnsi"/>
+                <w:b/>
+              </w:rPr>
+            </w:pPr>
+            <w:r>
+              <w:rPr>
+                <w:rFonts w:cstheme="minorHAnsi"/>
+                <w:b/>
+              </w:rPr>
+              <w:t>(SI/NO)</w:t>
+            </w:r>
+          </w:p>
+        </w:tc>
+        <w:tc>
+          <w:tcPr>
+            <w:tcW w:w="1805" w:type="dxa"/>
+            <w:gridSpan w:val="3"/>
+          </w:tcPr>
+          <w:p>
+            <w:pPr>
+              <w:spacing w:line="276" w:lineRule="auto"/>
+              <w:jc w:val="center"/>
+              <w:rPr>
+                <w:rFonts w:cstheme="minorHAnsi"/>
+                <w:b/>
+              </w:rPr>
+            </w:pPr>
+            <w:r>
+              <w:rPr>
+                <w:rFonts w:cstheme="minorHAnsi"/>
+                <w:b/>
+              </w:rPr>
+              <w:t>OBSERVACIÓN</w:t>
+            </w:r>
+          </w:p>
+        </w:tc>
+        <w:tc>
+          <w:tcPr>
+            <w:tcW w:w="2198" w:type="dxa"/>
+            <w:gridSpan w:val="2"/>
+          </w:tcPr>
+          <w:p>
+            <w:pPr>
+              <w:spacing w:line="276" w:lineRule="auto"/>
+              <w:jc w:val="center"/>
+              <w:rPr>
+                <w:rFonts w:cstheme="minorHAnsi"/>
+                <w:b/>
+              </w:rPr>
+            </w:pPr>
+            <w:r>
+              <w:rPr>
+                <w:rFonts w:cstheme="minorHAnsi"/>
+                <w:b/>
+              </w:rPr>
+              <w:t xml:space="preserve">FIRMA O PARTICIPACIÓN </w:t>
+            </w:r>
+            <w:r>
+              <w:rPr>
+                <w:rFonts w:cstheme="minorHAnsi"/>
                 <w:b/>
               </w:rPr>
               <w:lastRenderedPageBreak/>
-              <w:t>ASISTENTES Y APROBACIÓN DECISIONES</w:t>
+              <w:t>VIRTUAL</w:t>
             </w:r>
-            <w:bookmarkEnd w:id="2"/>
           </w:p>
         </w:tc>
       </w:tr>
@@ -977,49 +1147,33 @@
         </w:trPr>
         <w:tc>
           <w:tcPr>
-            <w:tcW w:w="2258" w:type="dxa"/>
-            <w:shd w:val="clear" w:color="auto" w:fill="auto"/>
+            <w:tcW w:w="1832" w:type="dxa"/>
           </w:tcPr>
           <w:p>
             <w:pPr>
               <w:spacing w:line="276" w:lineRule="auto"/>
               <w:jc w:val="center"/>
               <w:rPr>
-                <w:rFonts w:asciiTheme="minorHAnsi" w:hAnsiTheme="minorHAnsi" w:cstheme="minorHAnsi"/>
-                <w:b/>
-              </w:rPr>
-            </w:pPr>
-            <w:r>
-              <w:rPr>
-                <w:rFonts w:asciiTheme="minorHAnsi" w:hAnsiTheme="minorHAnsi" w:cstheme="minorHAnsi"/>
-                <w:b/>
-              </w:rPr>
-              <w:t>NOMBRE</w:t>
-            </w:r>
+                <w:rFonts w:cstheme="minorHAnsi"/>
+                <w:b/>
+              </w:rPr>
+            </w:pPr>
           </w:p>
         </w:tc>
         <w:tc>
           <w:tcPr>
             <w:tcW w:w="1920" w:type="dxa"/>
             <w:gridSpan w:val="3"/>
-            <w:shd w:val="clear" w:color="auto" w:fill="auto"/>
           </w:tcPr>
           <w:p>
             <w:pPr>
               <w:spacing w:line="276" w:lineRule="auto"/>
               <w:jc w:val="center"/>
               <w:rPr>
-                <w:rFonts w:asciiTheme="minorHAnsi" w:hAnsiTheme="minorHAnsi" w:cstheme="minorHAnsi"/>
-                <w:b/>
-              </w:rPr>
-            </w:pPr>
-            <w:r>
-              <w:rPr>
-                <w:rFonts w:asciiTheme="minorHAnsi" w:hAnsiTheme="minorHAnsi" w:cstheme="minorHAnsi"/>
-                <w:b/>
-              </w:rPr>
-              <w:t>DEPENDENCIA/ EMPRESA</w:t>
-            </w:r>
+                <w:rFonts w:cstheme="minorHAnsi"/>
+                <w:b/>
+              </w:rPr>
+            </w:pPr>
           </w:p>
         </w:tc>
         <w:tc>
@@ -1032,46 +1186,8 @@
               <w:spacing w:line="276" w:lineRule="auto"/>
               <w:jc w:val="center"/>
               <w:rPr>
-                <w:rFonts w:asciiTheme="minorHAnsi" w:hAnsiTheme="minorHAnsi" w:cstheme="minorHAnsi"/>
-                <w:b/>
-              </w:rPr>
-            </w:pPr>
-            <w:r>
-              <w:rPr>
-                <w:rFonts w:asciiTheme="minorHAnsi" w:hAnsiTheme="minorHAnsi" w:cstheme="minorHAnsi"/>
-                <w:b/>
-              </w:rPr>
-              <w:t>APRUEBA</w:t>
-            </w:r>
-            <w:r>
-              <w:rPr>
-                <w:rFonts w:asciiTheme="minorHAnsi" w:hAnsiTheme="minorHAnsi" w:cstheme="minorHAnsi"/>
-                <w:b/>
-              </w:rPr>
-              <w:t xml:space="preserve"> </w:t>
-            </w:r>
-          </w:p>
-          <w:p>
-            <w:pPr>
-              <w:spacing w:line="276" w:lineRule="auto"/>
-              <w:jc w:val="center"/>
-              <w:rPr>
-                <w:rFonts w:asciiTheme="minorHAnsi" w:hAnsiTheme="minorHAnsi" w:cstheme="minorHAnsi"/>
-                <w:b/>
-              </w:rPr>
-            </w:pPr>
-            <w:r>
-              <w:rPr>
-                <w:rFonts w:asciiTheme="minorHAnsi" w:hAnsiTheme="minorHAnsi" w:cstheme="minorHAnsi"/>
-                <w:b/>
-              </w:rPr>
-              <w:t>(SI/NO)</w:t>
-            </w:r>
-          </w:p>
-          <w:p>
-            <w:pPr>
-              <w:rPr>
-                <w:rFonts w:asciiTheme="minorHAnsi" w:hAnsiTheme="minorHAnsi" w:cstheme="minorHAnsi"/>
+                <w:rFonts w:cstheme="minorHAnsi"/>
+                <w:b/>
               </w:rPr>
             </w:pPr>
           </w:p>
@@ -1086,41 +1202,26 @@
               <w:spacing w:line="276" w:lineRule="auto"/>
               <w:jc w:val="center"/>
               <w:rPr>
-                <w:rFonts w:asciiTheme="minorHAnsi" w:hAnsiTheme="minorHAnsi" w:cstheme="minorHAnsi"/>
-                <w:b/>
-              </w:rPr>
-            </w:pPr>
-            <w:r>
-              <w:rPr>
-                <w:rFonts w:asciiTheme="minorHAnsi" w:hAnsiTheme="minorHAnsi" w:cstheme="minorHAnsi"/>
-                <w:b/>
-              </w:rPr>
-              <w:t>OBSERVACIÓN</w:t>
-            </w:r>
+                <w:rFonts w:cstheme="minorHAnsi"/>
+                <w:b/>
+              </w:rPr>
+            </w:pPr>
           </w:p>
         </w:tc>
         <w:tc>
           <w:tcPr>
             <w:tcW w:w="2198" w:type="dxa"/>
             <w:gridSpan w:val="2"/>
-            <w:shd w:val="clear" w:color="auto" w:fill="auto"/>
           </w:tcPr>
           <w:p>
             <w:pPr>
               <w:spacing w:line="276" w:lineRule="auto"/>
               <w:jc w:val="center"/>
               <w:rPr>
-                <w:rFonts w:asciiTheme="minorHAnsi" w:hAnsiTheme="minorHAnsi" w:cstheme="minorHAnsi"/>
-                <w:b/>
-              </w:rPr>
-            </w:pPr>
-            <w:r>
-              <w:rPr>
-                <w:rFonts w:asciiTheme="minorHAnsi" w:hAnsiTheme="minorHAnsi" w:cstheme="minorHAnsi"/>
-                <w:b/>
-              </w:rPr>
-              <w:t>FIRMA O PARTICIPACIÓN VIRTUAL</w:t>
-            </w:r>
+                <w:rFonts w:cstheme="minorHAnsi"/>
+                <w:b/>
+              </w:rPr>
+            </w:pPr>
           </w:p>
         </w:tc>
       </w:tr>
@@ -1130,15 +1231,14 @@
         </w:trPr>
         <w:tc>
           <w:tcPr>
-            <w:tcW w:w="2258" w:type="dxa"/>
-            <w:shd w:val="clear" w:color="auto" w:fill="auto"/>
+            <w:tcW w:w="1832" w:type="dxa"/>
           </w:tcPr>
           <w:p>
             <w:pPr>
               <w:spacing w:line="276" w:lineRule="auto"/>
               <w:jc w:val="center"/>
               <w:rPr>
-                <w:rFonts w:asciiTheme="minorHAnsi" w:hAnsiTheme="minorHAnsi" w:cstheme="minorHAnsi"/>
+                <w:rFonts w:cstheme="minorHAnsi"/>
                 <w:b/>
               </w:rPr>
             </w:pPr>
@@ -1148,14 +1248,13 @@
           <w:tcPr>
             <w:tcW w:w="1920" w:type="dxa"/>
             <w:gridSpan w:val="3"/>
-            <w:shd w:val="clear" w:color="auto" w:fill="auto"/>
           </w:tcPr>
           <w:p>
             <w:pPr>
               <w:spacing w:line="276" w:lineRule="auto"/>
               <w:jc w:val="center"/>
               <w:rPr>
-                <w:rFonts w:asciiTheme="minorHAnsi" w:hAnsiTheme="minorHAnsi" w:cstheme="minorHAnsi"/>
+                <w:rFonts w:cstheme="minorHAnsi"/>
                 <w:b/>
               </w:rPr>
             </w:pPr>
@@ -1171,7 +1270,7 @@
               <w:spacing w:line="276" w:lineRule="auto"/>
               <w:jc w:val="center"/>
               <w:rPr>
-                <w:rFonts w:asciiTheme="minorHAnsi" w:hAnsiTheme="minorHAnsi" w:cstheme="minorHAnsi"/>
+                <w:rFonts w:cstheme="minorHAnsi"/>
                 <w:b/>
               </w:rPr>
             </w:pPr>
@@ -1187,7 +1286,7 @@
               <w:spacing w:line="276" w:lineRule="auto"/>
               <w:jc w:val="center"/>
               <w:rPr>
-                <w:rFonts w:asciiTheme="minorHAnsi" w:hAnsiTheme="minorHAnsi" w:cstheme="minorHAnsi"/>
+                <w:rFonts w:cstheme="minorHAnsi"/>
                 <w:b/>
               </w:rPr>
             </w:pPr>
@@ -1197,14 +1296,13 @@
           <w:tcPr>
             <w:tcW w:w="2198" w:type="dxa"/>
             <w:gridSpan w:val="2"/>
-            <w:shd w:val="clear" w:color="auto" w:fill="auto"/>
           </w:tcPr>
           <w:p>
             <w:pPr>
               <w:spacing w:line="276" w:lineRule="auto"/>
               <w:jc w:val="center"/>
               <w:rPr>
-                <w:rFonts w:asciiTheme="minorHAnsi" w:hAnsiTheme="minorHAnsi" w:cstheme="minorHAnsi"/>
+                <w:rFonts w:cstheme="minorHAnsi"/>
                 <w:b/>
               </w:rPr>
             </w:pPr>
@@ -1217,15 +1315,14 @@
         </w:trPr>
         <w:tc>
           <w:tcPr>
-            <w:tcW w:w="2258" w:type="dxa"/>
-            <w:shd w:val="clear" w:color="auto" w:fill="auto"/>
+            <w:tcW w:w="1832" w:type="dxa"/>
           </w:tcPr>
           <w:p>
             <w:pPr>
               <w:spacing w:line="276" w:lineRule="auto"/>
               <w:jc w:val="center"/>
               <w:rPr>
-                <w:rFonts w:asciiTheme="minorHAnsi" w:hAnsiTheme="minorHAnsi" w:cstheme="minorHAnsi"/>
+                <w:rFonts w:cstheme="minorHAnsi"/>
                 <w:b/>
               </w:rPr>
             </w:pPr>
@@ -1235,14 +1332,13 @@
           <w:tcPr>
             <w:tcW w:w="1920" w:type="dxa"/>
             <w:gridSpan w:val="3"/>
-            <w:shd w:val="clear" w:color="auto" w:fill="auto"/>
           </w:tcPr>
           <w:p>
             <w:pPr>
               <w:spacing w:line="276" w:lineRule="auto"/>
               <w:jc w:val="center"/>
               <w:rPr>
-                <w:rFonts w:asciiTheme="minorHAnsi" w:hAnsiTheme="minorHAnsi" w:cstheme="minorHAnsi"/>
+                <w:rFonts w:cstheme="minorHAnsi"/>
                 <w:b/>
               </w:rPr>
             </w:pPr>
@@ -1258,7 +1354,7 @@
               <w:spacing w:line="276" w:lineRule="auto"/>
               <w:jc w:val="center"/>
               <w:rPr>
-                <w:rFonts w:asciiTheme="minorHAnsi" w:hAnsiTheme="minorHAnsi" w:cstheme="minorHAnsi"/>
+                <w:rFonts w:cstheme="minorHAnsi"/>
                 <w:b/>
               </w:rPr>
             </w:pPr>
@@ -1274,7 +1370,7 @@
               <w:spacing w:line="276" w:lineRule="auto"/>
               <w:jc w:val="center"/>
               <w:rPr>
-                <w:rFonts w:asciiTheme="minorHAnsi" w:hAnsiTheme="minorHAnsi" w:cstheme="minorHAnsi"/>
+                <w:rFonts w:cstheme="minorHAnsi"/>
                 <w:b/>
               </w:rPr>
             </w:pPr>
@@ -1284,14 +1380,133 @@
           <w:tcPr>
             <w:tcW w:w="2198" w:type="dxa"/>
             <w:gridSpan w:val="2"/>
-            <w:shd w:val="clear" w:color="auto" w:fill="auto"/>
           </w:tcPr>
           <w:p>
             <w:pPr>
               <w:spacing w:line="276" w:lineRule="auto"/>
               <w:jc w:val="center"/>
               <w:rPr>
-                <w:rFonts w:asciiTheme="minorHAnsi" w:hAnsiTheme="minorHAnsi" w:cstheme="minorHAnsi"/>
+                <w:rFonts w:cstheme="minorHAnsi"/>
+                <w:b/>
+              </w:rPr>
+            </w:pPr>
+          </w:p>
+        </w:tc>
+      </w:tr>
+      <w:tr>
+        <w:trPr>
+          <w:trHeight w:val="127"/>
+        </w:trPr>
+        <w:tc>
+          <w:tcPr>
+            <w:tcW w:w="9258" w:type="dxa"/>
+            <w:gridSpan w:val="11"/>
+          </w:tcPr>
+          <w:p>
+            <w:pPr>
+              <w:spacing w:line="276" w:lineRule="auto"/>
+              <w:jc w:val="center"/>
+              <w:rPr>
+                <w:rFonts w:cstheme="minorHAnsi"/>
+                <w:b/>
+              </w:rPr>
+            </w:pPr>
+          </w:p>
+          <w:p>
+            <w:pPr>
+              <w:jc w:val="both"/>
+              <w:rPr>
+                <w:rFonts w:ascii="Calibri" w:hAnsi="Calibri" w:cs="Calibri"/>
+                <w:bCs/>
+                <w:sz w:val="18"/>
+                <w:szCs w:val="18"/>
+              </w:rPr>
+            </w:pPr>
+            <w:r>
+              <w:rPr>
+                <w:rFonts w:ascii="Calibri" w:hAnsi="Calibri" w:cs="Calibri"/>
+                <w:bCs/>
+                <w:sz w:val="18"/>
+                <w:szCs w:val="18"/>
+              </w:rPr>
+              <w:t xml:space="preserve">De acuerdo con La Ley 1581 de 2012, Protección de Datos Personales, </w:t>
+            </w:r>
+            <w:r>
+              <w:rPr>
+                <w:rFonts w:ascii="Calibri" w:hAnsi="Calibri" w:cs="Calibri"/>
+                <w:bCs/>
+                <w:sz w:val="18"/>
+                <w:szCs w:val="18"/>
+              </w:rPr>
+              <w:t>las entidades que conforman el proyecto</w:t>
+            </w:r>
+            <w:r>
+              <w:rPr>
+                <w:rFonts w:ascii="Calibri" w:hAnsi="Calibri" w:cs="Calibri"/>
+                <w:bCs/>
+                <w:sz w:val="18"/>
+                <w:szCs w:val="18"/>
+              </w:rPr>
+              <w:t>, se compromete</w:t>
+            </w:r>
+            <w:r>
+              <w:rPr>
+                <w:rFonts w:ascii="Calibri" w:hAnsi="Calibri" w:cs="Calibri"/>
+                <w:bCs/>
+                <w:sz w:val="18"/>
+                <w:szCs w:val="18"/>
+              </w:rPr>
+              <w:t>n</w:t>
+            </w:r>
+            <w:r>
+              <w:rPr>
+                <w:rFonts w:ascii="Calibri" w:hAnsi="Calibri" w:cs="Calibri"/>
+                <w:bCs/>
+                <w:sz w:val="18"/>
+                <w:szCs w:val="18"/>
+              </w:rPr>
+              <w:t xml:space="preserve"> a garantizar la seguridad y protección de los datos personales que se encuentran almacenados en este documento, y les dará el tratamiento correspondiente en cumplimiento de lo establecido legalmente.</w:t>
+            </w:r>
+          </w:p>
+          <w:p>
+            <w:pPr>
+              <w:jc w:val="both"/>
+              <w:rPr>
+                <w:rFonts w:ascii="Calibri" w:hAnsi="Calibri" w:cs="Calibri"/>
+                <w:bCs/>
+                <w:sz w:val="18"/>
+                <w:szCs w:val="18"/>
+              </w:rPr>
+            </w:pPr>
+          </w:p>
+          <w:p>
+            <w:pPr>
+              <w:jc w:val="both"/>
+              <w:rPr>
+                <w:rFonts w:ascii="Calibri" w:hAnsi="Calibri" w:cs="Calibri"/>
+                <w:bCs/>
+                <w:sz w:val="18"/>
+                <w:szCs w:val="18"/>
+              </w:rPr>
+            </w:pPr>
+          </w:p>
+          <w:p>
+            <w:pPr>
+              <w:jc w:val="both"/>
+              <w:rPr>
+                <w:rFonts w:ascii="Calibri" w:hAnsi="Calibri" w:cs="Calibri"/>
+                <w:bCs/>
+                <w:sz w:val="18"/>
+                <w:szCs w:val="18"/>
+              </w:rPr>
+            </w:pPr>
+          </w:p>
+          <w:p>
+            <w:pPr>
+              <w:spacing w:line="276" w:lineRule="auto"/>
+              <w:jc w:val="center"/>
+              <w:rPr>
+                <w:rFonts w:cstheme="minorHAnsi"/>
                 <w:b/>
               </w:rPr>
             </w:pPr>
@@ -1304,71 +1519,21 @@
         </w:trPr>
         <w:tc>
           <w:tcPr>
-            <w:tcW w:w="9684" w:type="dxa"/>
+            <w:tcW w:w="9258" w:type="dxa"/>
             <w:gridSpan w:val="11"/>
-            <w:shd w:val="clear" w:color="auto" w:fill="auto"/>
           </w:tcPr>
           <w:p>
             <w:pPr>
               <w:spacing w:line="276" w:lineRule="auto"/>
               <w:jc w:val="center"/>
               <w:rPr>
-                <w:rFonts w:asciiTheme="minorHAnsi" w:hAnsiTheme="minorHAnsi" w:cstheme="minorHAnsi"/>
-                <w:b/>
-              </w:rPr>
-            </w:pPr>
-          </w:p>
-          <w:p>
-            <w:pPr>
-              <w:jc w:val="both"/>
-              <w:rPr>
-                <w:rFonts w:ascii="Calibri" w:hAnsi="Calibri" w:cs="Calibri"/>
+                <w:rFonts w:cstheme="minorHAnsi"/>
                 <w:bCs/>
-                <w:sz w:val="18"/>
-                <w:szCs w:val="18"/>
               </w:rPr>
             </w:pPr>
             <w:r>
               <w:rPr>
-                <w:rFonts w:ascii="Calibri" w:hAnsi="Calibri" w:cs="Calibri"/>
-                <w:bCs/>
-                <w:sz w:val="18"/>
-                <w:szCs w:val="18"/>
-              </w:rPr>
-              <w:t>De acuerdo con La Ley 1581 de 2012, Protección de Datos Personales, el Servicio Nacional de Aprendizaje SENA, se compromete a garantizar la seguridad y protección de los datos personales que se encuentran almacenados en este documento, y les dará el tratamiento correspondiente en cumplimiento de lo establecido legalmente.</w:t>
-            </w:r>
-          </w:p>
-          <w:p>
-            <w:pPr>
-              <w:jc w:val="center"/>
-              <w:rPr>
-                <w:rFonts w:asciiTheme="minorHAnsi" w:hAnsiTheme="minorHAnsi" w:cstheme="minorHAnsi"/>
-              </w:rPr>
-            </w:pPr>
-          </w:p>
-        </w:tc>
-      </w:tr>
-      <w:tr>
-        <w:trPr>
-          <w:trHeight w:val="693"/>
-        </w:trPr>
-        <w:tc>
-          <w:tcPr>
-            <w:tcW w:w="9684" w:type="dxa"/>
-            <w:gridSpan w:val="11"/>
-          </w:tcPr>
-          <w:p>
-            <w:pPr>
-              <w:spacing w:line="276" w:lineRule="auto"/>
-              <w:jc w:val="center"/>
-              <w:rPr>
-                <w:rFonts w:asciiTheme="minorHAnsi" w:hAnsiTheme="minorHAnsi" w:cstheme="minorHAnsi"/>
-                <w:b/>
-              </w:rPr>
-            </w:pPr>
-            <w:r>
-              <w:rPr>
-                <w:rFonts w:asciiTheme="minorHAnsi" w:hAnsiTheme="minorHAnsi" w:cstheme="minorHAnsi"/>
+                <w:rFonts w:cstheme="minorHAnsi"/>
                 <w:b/>
               </w:rPr>
               <w:t>ANEXOS</w:t>
@@ -1378,81 +1543,7 @@
             <w:pPr>
               <w:spacing w:line="276" w:lineRule="auto"/>
               <w:rPr>
-                <w:rFonts w:asciiTheme="minorHAnsi" w:hAnsiTheme="minorHAnsi" w:cstheme="minorHAnsi"/>
-                <w:b/>
-              </w:rPr>
-            </w:pPr>
-          </w:p>
-          <w:p>
-            <w:pPr>
-              <w:spacing w:line="276" w:lineRule="auto"/>
-              <w:rPr>
-                <w:rFonts w:asciiTheme="minorHAnsi" w:hAnsiTheme="minorHAnsi" w:cstheme="minorHAnsi"/>
-                <w:bCs/>
-              </w:rPr>
-            </w:pPr>
-          </w:p>
-          <w:p>
-            <w:pPr>
-              <w:spacing w:line="276" w:lineRule="auto"/>
-              <w:rPr>
-                <w:rFonts w:asciiTheme="minorHAnsi" w:hAnsiTheme="minorHAnsi" w:cstheme="minorHAnsi"/>
-                <w:bCs/>
-              </w:rPr>
-            </w:pPr>
-          </w:p>
-          <w:p>
-            <w:pPr>
-              <w:spacing w:line="276" w:lineRule="auto"/>
-              <w:rPr>
-                <w:rFonts w:asciiTheme="minorHAnsi" w:hAnsiTheme="minorHAnsi" w:cstheme="minorHAnsi"/>
-                <w:bCs/>
-              </w:rPr>
-            </w:pPr>
-          </w:p>
-          <w:p>
-            <w:pPr>
-              <w:spacing w:line="276" w:lineRule="auto"/>
-              <w:rPr>
-                <w:rFonts w:asciiTheme="minorHAnsi" w:hAnsiTheme="minorHAnsi" w:cstheme="minorHAnsi"/>
-                <w:bCs/>
-              </w:rPr>
-            </w:pPr>
-          </w:p>
-          <w:p>
-            <w:pPr>
-              <w:spacing w:line="276" w:lineRule="auto"/>
-              <w:rPr>
-                <w:rFonts w:asciiTheme="minorHAnsi" w:hAnsiTheme="minorHAnsi" w:cstheme="minorHAnsi"/>
-                <w:bCs/>
-              </w:rPr>
-            </w:pPr>
-          </w:p>
-          <w:p>
-            <w:pPr>
-              <w:spacing w:line="276" w:lineRule="auto"/>
-              <w:rPr>
-                <w:rFonts w:asciiTheme="minorHAnsi" w:hAnsiTheme="minorHAnsi" w:cstheme="minorHAnsi"/>
-                <w:bCs/>
-              </w:rPr>
-            </w:pPr>
-          </w:p>
-          <w:p>
-            <w:pPr>
-              <w:spacing w:line="276" w:lineRule="auto"/>
-              <w:rPr>
-                <w:rFonts w:asciiTheme="minorHAnsi" w:hAnsiTheme="minorHAnsi" w:cstheme="minorHAnsi"/>
-                <w:b/>
-                <w:sz w:val="20"/>
-                <w:szCs w:val="20"/>
-              </w:rPr>
-            </w:pPr>
-          </w:p>
-          <w:p>
-            <w:pPr>
-              <w:spacing w:line="276" w:lineRule="auto"/>
-              <w:rPr>
-                <w:rFonts w:asciiTheme="minorHAnsi" w:hAnsiTheme="minorHAnsi" w:cstheme="minorHAnsi"/>
+                <w:rFonts w:cstheme="minorHAnsi"/>
                 <w:bCs/>
               </w:rPr>
             </w:pPr>
@@ -1460,37 +1551,23 @@
         </w:tc>
       </w:tr>
     </w:tbl>
-    <w:p>
-      <w:pPr>
-        <w:tabs>
-          <w:tab w:val="left" w:pos="1149"/>
-        </w:tabs>
-        <w:rPr>
-          <w:rFonts w:asciiTheme="minorHAnsi" w:hAnsiTheme="minorHAnsi" w:cstheme="minorHAnsi"/>
-          <w:b/>
-          <w:sz w:val="20"/>
-          <w:szCs w:val="20"/>
-        </w:rPr>
-      </w:pPr>
-    </w:p>
+    <w:p/>
+    <w:p/>
+    <w:p/>
+    <w:p/>
     <w:sectPr>
-      <w:headerReference w:type="even" r:id="rId11"/>
-      <w:headerReference w:type="default" r:id="rId12"/>
-      <w:footerReference w:type="even" r:id="rId13"/>
-      <w:footerReference w:type="default" r:id="rId14"/>
-      <w:headerReference w:type="first" r:id="rId15"/>
-      <w:footerReference w:type="first" r:id="rId16"/>
-      <w:pgSz w:w="12240" w:h="15840"/>
-      <w:pgMar w:top="1701" w:right="1134" w:bottom="1418" w:left="1701" w:header="709" w:footer="85" w:gutter="0"/>
-      <w:cols w:space="708"/>
-      <w:docGrid w:linePitch="360"/>
+      <w:headerReference w:type="default" r:id="rId7"/>
+      <w:footerReference w:type="default" r:id="rId8"/>
+      <w:pgSz w:w="11900" w:h="16850"/>
+      <w:pgMar w:top="1012" w:right="708" w:bottom="1440" w:left="1700" w:header="0" w:footer="1256" w:gutter="0"/>
+      <w:cols w:space="720"/>
     </w:sectPr>
   </w:body>
 </w:document>
 </file>
 
 <file path=word/endnotes.xml><?xml version="1.0" encoding="utf-8"?>
-<w:endnotes xmlns:wpc="http://schemas.microsoft.com/office/word/2010/wordprocessingCanvas" xmlns:cx="http://schemas.microsoft.com/office/drawing/2014/chartex" xmlns:cx1="http://schemas.microsoft.com/office/drawing/2015/9/8/chartex" xmlns:cx2="http://schemas.microsoft.com/office/drawing/2015/10/21/chartex" xmlns:cx3="http://schemas.microsoft.com/office/drawing/2016/5/9/chartex" xmlns:cx4="http://schemas.microsoft.com/office/drawing/2016/5/10/chartex" xmlns:cx5="http://schemas.microsoft.com/office/drawing/2016/5/11/chartex" xmlns:cx6="http://schemas.microsoft.com/office/drawing/2016/5/12/chartex" xmlns:cx7="http://schemas.microsoft.com/office/drawing/2016/5/13/chartex" xmlns:cx8="http://schemas.microsoft.com/office/drawing/2016/5/14/chartex" xmlns:mc="http://schemas.openxmlformats.org/markup-compatibility/2006" xmlns:aink="http://schemas.microsoft.com/office/drawing/2016/ink" xmlns:am3d="http://schemas.microsoft.com/office/drawing/2017/model3d" xmlns:o="urn:schemas-microsoft-com:office:office" xmlns:r="http://schemas.openxmlformats.org/officeDocument/2006/relationships" xmlns:m="http://schemas.openxmlformats.org/officeDocument/2006/math" xmlns:v="urn:schemas-microsoft-com:vml" xmlns:wp14="http://schemas.microsoft.com/office/word/2010/wordprocessingDrawing" xmlns:wp="http://schemas.openxmlformats.org/drawingml/2006/wordprocessingDrawing" xmlns:w10="urn:schemas-microsoft-com:office:word" xmlns:w="http://schemas.openxmlformats.org/wordprocessingml/2006/main" xmlns:w14="http://schemas.microsoft.com/office/word/2010/wordml" xmlns:w15="http://schemas.microsoft.com/office/word/2012/wordml" xmlns:w16cex="http://schemas.microsoft.com/office/word/2018/wordml/cex" xmlns:w16cid="http://schemas.microsoft.com/office/word/2016/wordml/cid" xmlns:w16="http://schemas.microsoft.com/office/word/2018/wordml" xmlns:w16sdtdh="http://schemas.microsoft.com/office/word/2020/wordml/sdtdatahash" xmlns:w16se="http://schemas.microsoft.com/office/word/2015/wordml/symex" xmlns:wpg="http://schemas.microsoft.com/office/word/2010/wordprocessingGroup" xmlns:wpi="http://schemas.microsoft.com/office/word/2010/wordprocessingInk" xmlns:wne="http://schemas.microsoft.com/office/word/2006/wordml" xmlns:wps="http://schemas.microsoft.com/office/word/2010/wordprocessingShape" mc:Ignorable="w14 w15 w16se w16cid w16 w16cex w16sdtdh wp14">
+<w:endnotes xmlns:wpc="http://schemas.microsoft.com/office/word/2010/wordprocessingCanvas" xmlns:cx="http://schemas.microsoft.com/office/drawing/2014/chartex" xmlns:cx1="http://schemas.microsoft.com/office/drawing/2015/9/8/chartex" xmlns:cx2="http://schemas.microsoft.com/office/drawing/2015/10/21/chartex" xmlns:cx3="http://schemas.microsoft.com/office/drawing/2016/5/9/chartex" xmlns:cx4="http://schemas.microsoft.com/office/drawing/2016/5/10/chartex" xmlns:cx5="http://schemas.microsoft.com/office/drawing/2016/5/11/chartex" xmlns:cx6="http://schemas.microsoft.com/office/drawing/2016/5/12/chartex" xmlns:cx7="http://schemas.microsoft.com/office/drawing/2016/5/13/chartex" xmlns:cx8="http://schemas.microsoft.com/office/drawing/2016/5/14/chartex" xmlns:mc="http://schemas.openxmlformats.org/markup-compatibility/2006" xmlns:aink="http://schemas.microsoft.com/office/drawing/2016/ink" xmlns:am3d="http://schemas.microsoft.com/office/drawing/2017/model3d" xmlns:o="urn:schemas-microsoft-com:office:office" xmlns:oel="http://schemas.microsoft.com/office/2019/extlst" xmlns:r="http://schemas.openxmlformats.org/officeDocument/2006/relationships" xmlns:m="http://schemas.openxmlformats.org/officeDocument/2006/math" xmlns:v="urn:schemas-microsoft-com:vml" xmlns:wp14="http://schemas.microsoft.com/office/word/2010/wordprocessingDrawing" xmlns:wp="http://schemas.openxmlformats.org/drawingml/2006/wordprocessingDrawing" xmlns:w10="urn:schemas-microsoft-com:office:word" xmlns:w="http://schemas.openxmlformats.org/wordprocessingml/2006/main" xmlns:w14="http://schemas.microsoft.com/office/word/2010/wordml" xmlns:w15="http://schemas.microsoft.com/office/word/2012/wordml" xmlns:w16cex="http://schemas.microsoft.com/office/word/2018/wordml/cex" xmlns:w16cid="http://schemas.microsoft.com/office/word/2016/wordml/cid" xmlns:w16="http://schemas.microsoft.com/office/word/2018/wordml" xmlns:w16sdtdh="http://schemas.microsoft.com/office/word/2020/wordml/sdtdatahash" xmlns:w16se="http://schemas.microsoft.com/office/word/2015/wordml/symex" xmlns:wpg="http://schemas.microsoft.com/office/word/2010/wordprocessingGroup" xmlns:wpi="http://schemas.microsoft.com/office/word/2010/wordprocessingInk" xmlns:wne="http://schemas.microsoft.com/office/word/2006/wordml" xmlns:wps="http://schemas.microsoft.com/office/word/2010/wordprocessingShape" mc:Ignorable="w14 w15 w16se w16cid w16 w16cex w16sdtdh wp14">
   <w:endnote w:type="separator" w:id="-1">
     <w:p>
       <w:r>
@@ -1509,178 +1586,277 @@
 </file>
 
 <file path=word/footer1.xml><?xml version="1.0" encoding="utf-8"?>
-<w:ftr xmlns:wpc="http://schemas.microsoft.com/office/word/2010/wordprocessingCanvas" xmlns:cx="http://schemas.microsoft.com/office/drawing/2014/chartex" xmlns:cx1="http://schemas.microsoft.com/office/drawing/2015/9/8/chartex" xmlns:cx2="http://schemas.microsoft.com/office/drawing/2015/10/21/chartex" xmlns:cx3="http://schemas.microsoft.com/office/drawing/2016/5/9/chartex" xmlns:cx4="http://schemas.microsoft.com/office/drawing/2016/5/10/chartex" xmlns:cx5="http://schemas.microsoft.com/office/drawing/2016/5/11/chartex" xmlns:cx6="http://schemas.microsoft.com/office/drawing/2016/5/12/chartex" xmlns:cx7="http://schemas.microsoft.com/office/drawing/2016/5/13/chartex" xmlns:cx8="http://schemas.microsoft.com/office/drawing/2016/5/14/chartex" xmlns:mc="http://schemas.openxmlformats.org/markup-compatibility/2006" xmlns:aink="http://schemas.microsoft.com/office/drawing/2016/ink" xmlns:am3d="http://schemas.microsoft.com/office/drawing/2017/model3d" xmlns:o="urn:schemas-microsoft-com:office:office" xmlns:r="http://schemas.openxmlformats.org/officeDocument/2006/relationships" xmlns:m="http://schemas.openxmlformats.org/officeDocument/2006/math" xmlns:v="urn:schemas-microsoft-com:vml" xmlns:wp14="http://schemas.microsoft.com/office/word/2010/wordprocessingDrawing" xmlns:wp="http://schemas.openxmlformats.org/drawingml/2006/wordprocessingDrawing" xmlns:w10="urn:schemas-microsoft-com:office:word" xmlns:w="http://schemas.openxmlformats.org/wordprocessingml/2006/main" xmlns:w14="http://schemas.microsoft.com/office/word/2010/wordml" xmlns:w15="http://schemas.microsoft.com/office/word/2012/wordml" xmlns:w16cex="http://schemas.microsoft.com/office/word/2018/wordml/cex" xmlns:w16cid="http://schemas.microsoft.com/office/word/2016/wordml/cid" xmlns:w16="http://schemas.microsoft.com/office/word/2018/wordml" xmlns:w16sdtdh="http://schemas.microsoft.com/office/word/2020/wordml/sdtdatahash" xmlns:w16se="http://schemas.microsoft.com/office/word/2015/wordml/symex" xmlns:wpg="http://schemas.microsoft.com/office/word/2010/wordprocessingGroup" xmlns:wpi="http://schemas.microsoft.com/office/word/2010/wordprocessingInk" xmlns:wne="http://schemas.microsoft.com/office/word/2006/wordml" xmlns:wps="http://schemas.microsoft.com/office/word/2010/wordprocessingShape" mc:Ignorable="w14 w15 w16se w16cid w16 w16cex w16sdtdh wp14">
+<w:ftr xmlns:wpc="http://schemas.microsoft.com/office/word/2010/wordprocessingCanvas" xmlns:cx="http://schemas.microsoft.com/office/drawing/2014/chartex" xmlns:cx1="http://schemas.microsoft.com/office/drawing/2015/9/8/chartex" xmlns:cx2="http://schemas.microsoft.com/office/drawing/2015/10/21/chartex" xmlns:cx3="http://schemas.microsoft.com/office/drawing/2016/5/9/chartex" xmlns:cx4="http://schemas.microsoft.com/office/drawing/2016/5/10/chartex" xmlns:cx5="http://schemas.microsoft.com/office/drawing/2016/5/11/chartex" xmlns:cx6="http://schemas.microsoft.com/office/drawing/2016/5/12/chartex" xmlns:cx7="http://schemas.microsoft.com/office/drawing/2016/5/13/chartex" xmlns:cx8="http://schemas.microsoft.com/office/drawing/2016/5/14/chartex" xmlns:mc="http://schemas.openxmlformats.org/markup-compatibility/2006" xmlns:aink="http://schemas.microsoft.com/office/drawing/2016/ink" xmlns:am3d="http://schemas.microsoft.com/office/drawing/2017/model3d" xmlns:o="urn:schemas-microsoft-com:office:office" xmlns:oel="http://schemas.microsoft.com/office/2019/extlst" xmlns:r="http://schemas.openxmlformats.org/officeDocument/2006/relationships" xmlns:m="http://schemas.openxmlformats.org/officeDocument/2006/math" xmlns:v="urn:schemas-microsoft-com:vml" xmlns:wp14="http://schemas.microsoft.com/office/word/2010/wordprocessingDrawing" xmlns:wp="http://schemas.openxmlformats.org/drawingml/2006/wordprocessingDrawing" xmlns:w10="urn:schemas-microsoft-com:office:word" xmlns:w="http://schemas.openxmlformats.org/wordprocessingml/2006/main" xmlns:w14="http://schemas.microsoft.com/office/word/2010/wordml" xmlns:w15="http://schemas.microsoft.com/office/word/2012/wordml" xmlns:w16cex="http://schemas.microsoft.com/office/word/2018/wordml/cex" xmlns:w16cid="http://schemas.microsoft.com/office/word/2016/wordml/cid" xmlns:w16="http://schemas.microsoft.com/office/word/2018/wordml" xmlns:w16sdtdh="http://schemas.microsoft.com/office/word/2020/wordml/sdtdatahash" xmlns:w16se="http://schemas.microsoft.com/office/word/2015/wordml/symex" xmlns:wpg="http://schemas.microsoft.com/office/word/2010/wordprocessingGroup" xmlns:wpi="http://schemas.microsoft.com/office/word/2010/wordprocessingInk" xmlns:wne="http://schemas.microsoft.com/office/word/2006/wordml" xmlns:wps="http://schemas.microsoft.com/office/word/2010/wordprocessingShape" mc:Ignorable="w14 w15 w16se w16cid w16 w16cex w16sdtdh wp14">
   <w:p>
     <w:pPr>
-      <w:pStyle w:val="Piedepgina"/>
-      <w:ind w:right="360"/>
-      <w:rPr>
-        <w:rFonts w:ascii="Calibri" w:hAnsi="Calibri" w:cs="Calibri"/>
-      </w:rPr>
-    </w:pPr>
-  </w:p>
-  <w:p>
-    <w:pPr>
-      <w:pStyle w:val="Piedepgina"/>
-      <w:ind w:right="360"/>
-      <w:rPr>
-        <w:rFonts w:ascii="Calibri" w:hAnsi="Calibri"/>
+      <w:spacing w:line="14" w:lineRule="auto"/>
+      <w:rPr>
+        <w:sz w:val="20"/>
       </w:rPr>
     </w:pPr>
     <w:r>
       <w:rPr>
-        <w:rFonts w:ascii="Calibri" w:hAnsi="Calibri" w:cs="Calibri"/>
-      </w:rPr>
-      <w:tab/>
+        <w:noProof/>
+        <w:sz w:val="20"/>
+      </w:rPr>
+      <w:drawing>
+        <wp:anchor distT="0" distB="0" distL="0" distR="0" simplePos="0" relativeHeight="251659264" behindDoc="1" locked="0" layoutInCell="1" allowOverlap="1" wp14:anchorId="3EE2558A" wp14:editId="03796FB5">
+          <wp:simplePos x="0" y="0"/>
+          <wp:positionH relativeFrom="page">
+            <wp:posOffset>6648555</wp:posOffset>
+          </wp:positionH>
+          <wp:positionV relativeFrom="page">
+            <wp:posOffset>9937005</wp:posOffset>
+          </wp:positionV>
+          <wp:extent cx="623729" cy="601345"/>
+          <wp:effectExtent l="0" t="0" r="0" b="0"/>
+          <wp:wrapNone/>
+          <wp:docPr id="1318212112" name="Image 2"/>
+          <wp:cNvGraphicFramePr>
+            <a:graphicFrameLocks xmlns:a="http://schemas.openxmlformats.org/drawingml/2006/main"/>
+          </wp:cNvGraphicFramePr>
+          <a:graphic xmlns:a="http://schemas.openxmlformats.org/drawingml/2006/main">
+            <a:graphicData uri="http://schemas.openxmlformats.org/drawingml/2006/picture">
+              <pic:pic xmlns:pic="http://schemas.openxmlformats.org/drawingml/2006/picture">
+                <pic:nvPicPr>
+                  <pic:cNvPr id="2" name="Image 2"/>
+                  <pic:cNvPicPr/>
+                </pic:nvPicPr>
+                <pic:blipFill>
+                  <a:blip r:embed="rId1" cstate="print"/>
+                  <a:stretch>
+                    <a:fillRect/>
+                  </a:stretch>
+                </pic:blipFill>
+                <pic:spPr>
+                  <a:xfrm>
+                    <a:off x="0" y="0"/>
+                    <a:ext cx="623729" cy="601345"/>
+                  </a:xfrm>
+                  <a:prstGeom prst="rect">
+                    <a:avLst/>
+                  </a:prstGeom>
+                </pic:spPr>
+              </pic:pic>
+            </a:graphicData>
+          </a:graphic>
+          <wp14:sizeRelH relativeFrom="margin">
+            <wp14:pctWidth>0</wp14:pctWidth>
+          </wp14:sizeRelH>
+          <wp14:sizeRelV relativeFrom="margin">
+            <wp14:pctHeight>0</wp14:pctHeight>
+          </wp14:sizeRelV>
+        </wp:anchor>
+      </w:drawing>
     </w:r>
     <w:r>
       <w:rPr>
-        <w:rFonts w:ascii="Calibri" w:hAnsi="Calibri"/>
-      </w:rPr>
-      <w:t>GOR-F-084 V2</w:t>
-    </w:r>
-  </w:p>
-  <w:p>
-    <w:pPr>
-      <w:pStyle w:val="Piedepgina"/>
-      <w:tabs>
-        <w:tab w:val="clear" w:pos="4419"/>
-        <w:tab w:val="clear" w:pos="8838"/>
-        <w:tab w:val="left" w:pos="2466"/>
-      </w:tabs>
-      <w:ind w:right="360"/>
-      <w:rPr>
-        <w:rFonts w:ascii="Calibri" w:hAnsi="Calibri" w:cs="Calibri"/>
-      </w:rPr>
-    </w:pPr>
-  </w:p>
-  <w:p>
-    <w:pPr>
-      <w:pStyle w:val="Piedepgina"/>
-      <w:jc w:val="center"/>
-      <w:rPr>
-        <w:rFonts w:ascii="Calibri" w:hAnsi="Calibri"/>
-        <w:sz w:val="18"/>
-        <w:szCs w:val="18"/>
-      </w:rPr>
-    </w:pPr>
-  </w:p>
-  <w:p>
-    <w:pPr>
-      <w:pStyle w:val="Piedepgina"/>
-      <w:jc w:val="center"/>
-      <w:rPr>
-        <w:rFonts w:ascii="Calibri" w:hAnsi="Calibri"/>
-        <w:sz w:val="18"/>
-        <w:szCs w:val="18"/>
-      </w:rPr>
-    </w:pPr>
-  </w:p>
-</w:ftr>
-</file>
-
-<file path=word/footer2.xml><?xml version="1.0" encoding="utf-8"?>
-<w:ftr xmlns:wpc="http://schemas.microsoft.com/office/word/2010/wordprocessingCanvas" xmlns:cx="http://schemas.microsoft.com/office/drawing/2014/chartex" xmlns:cx1="http://schemas.microsoft.com/office/drawing/2015/9/8/chartex" xmlns:cx2="http://schemas.microsoft.com/office/drawing/2015/10/21/chartex" xmlns:cx3="http://schemas.microsoft.com/office/drawing/2016/5/9/chartex" xmlns:cx4="http://schemas.microsoft.com/office/drawing/2016/5/10/chartex" xmlns:cx5="http://schemas.microsoft.com/office/drawing/2016/5/11/chartex" xmlns:cx6="http://schemas.microsoft.com/office/drawing/2016/5/12/chartex" xmlns:cx7="http://schemas.microsoft.com/office/drawing/2016/5/13/chartex" xmlns:cx8="http://schemas.microsoft.com/office/drawing/2016/5/14/chartex" xmlns:mc="http://schemas.openxmlformats.org/markup-compatibility/2006" xmlns:aink="http://schemas.microsoft.com/office/drawing/2016/ink" xmlns:am3d="http://schemas.microsoft.com/office/drawing/2017/model3d" xmlns:o="urn:schemas-microsoft-com:office:office" xmlns:r="http://schemas.openxmlformats.org/officeDocument/2006/relationships" xmlns:m="http://schemas.openxmlformats.org/officeDocument/2006/math" xmlns:v="urn:schemas-microsoft-com:vml" xmlns:wp14="http://schemas.microsoft.com/office/word/2010/wordprocessingDrawing" xmlns:wp="http://schemas.openxmlformats.org/drawingml/2006/wordprocessingDrawing" xmlns:w10="urn:schemas-microsoft-com:office:word" xmlns:w="http://schemas.openxmlformats.org/wordprocessingml/2006/main" xmlns:w14="http://schemas.microsoft.com/office/word/2010/wordml" xmlns:w15="http://schemas.microsoft.com/office/word/2012/wordml" xmlns:w16cex="http://schemas.microsoft.com/office/word/2018/wordml/cex" xmlns:w16cid="http://schemas.microsoft.com/office/word/2016/wordml/cid" xmlns:w16="http://schemas.microsoft.com/office/word/2018/wordml" xmlns:w16sdtdh="http://schemas.microsoft.com/office/word/2020/wordml/sdtdatahash" xmlns:w16se="http://schemas.microsoft.com/office/word/2015/wordml/symex" xmlns:wpg="http://schemas.microsoft.com/office/word/2010/wordprocessingGroup" xmlns:wpi="http://schemas.microsoft.com/office/word/2010/wordprocessingInk" xmlns:wne="http://schemas.microsoft.com/office/word/2006/wordml" xmlns:wps="http://schemas.microsoft.com/office/word/2010/wordprocessingShape" mc:Ignorable="w14 w15 w16se w16cid w16 w16cex w16sdtdh wp14">
-  <w:p>
-    <w:pPr>
-      <w:pStyle w:val="Piedepgina"/>
-      <w:ind w:right="360"/>
-      <w:jc w:val="center"/>
-      <w:rPr>
-        <w:rFonts w:ascii="Calibri" w:hAnsi="Calibri"/>
-      </w:rPr>
-    </w:pPr>
-  </w:p>
-  <w:p>
-    <w:pPr>
-      <w:pStyle w:val="Piedepgina"/>
-      <w:ind w:right="360"/>
-      <w:jc w:val="center"/>
-      <w:rPr>
-        <w:rFonts w:ascii="Calibri" w:hAnsi="Calibri"/>
-      </w:rPr>
-    </w:pPr>
-    <w:r>
-      <w:rPr>
-        <w:rFonts w:ascii="Calibri" w:hAnsi="Calibri"/>
-      </w:rPr>
-      <w:t>GOR-F-084 V2</w:t>
-    </w:r>
-  </w:p>
-  <w:p>
-    <w:pPr>
-      <w:pStyle w:val="Piedepgina"/>
-      <w:rPr>
-        <w:rFonts w:ascii="Calibri" w:hAnsi="Calibri"/>
-        <w:sz w:val="20"/>
-        <w:szCs w:val="20"/>
-      </w:rPr>
-    </w:pPr>
-  </w:p>
-  <w:p>
-    <w:pPr>
-      <w:pStyle w:val="Piedepgina"/>
-      <w:rPr>
-        <w:color w:val="000000"/>
-        <w:sz w:val="16"/>
-        <w:szCs w:val="16"/>
-        <w14:textFill>
-          <w14:solidFill>
-            <w14:srgbClr w14:val="000000">
-              <w14:lumMod w14:val="75000"/>
-            </w14:srgbClr>
-          </w14:solidFill>
-        </w14:textFill>
-      </w:rPr>
-    </w:pPr>
-  </w:p>
-  <w:p>
-    <w:pPr>
-      <w:pStyle w:val="Piedepgina"/>
-      <w:jc w:val="right"/>
-      <w:rPr>
-        <w:rFonts w:ascii="Calibri" w:hAnsi="Calibri"/>
-        <w:sz w:val="20"/>
-        <w:szCs w:val="20"/>
-      </w:rPr>
-    </w:pPr>
-  </w:p>
-</w:ftr>
-</file>
-
-<file path=word/footer3.xml><?xml version="1.0" encoding="utf-8"?>
-<w:ftr xmlns:wpc="http://schemas.microsoft.com/office/word/2010/wordprocessingCanvas" xmlns:cx="http://schemas.microsoft.com/office/drawing/2014/chartex" xmlns:cx1="http://schemas.microsoft.com/office/drawing/2015/9/8/chartex" xmlns:cx2="http://schemas.microsoft.com/office/drawing/2015/10/21/chartex" xmlns:cx3="http://schemas.microsoft.com/office/drawing/2016/5/9/chartex" xmlns:cx4="http://schemas.microsoft.com/office/drawing/2016/5/10/chartex" xmlns:cx5="http://schemas.microsoft.com/office/drawing/2016/5/11/chartex" xmlns:cx6="http://schemas.microsoft.com/office/drawing/2016/5/12/chartex" xmlns:cx7="http://schemas.microsoft.com/office/drawing/2016/5/13/chartex" xmlns:cx8="http://schemas.microsoft.com/office/drawing/2016/5/14/chartex" xmlns:mc="http://schemas.openxmlformats.org/markup-compatibility/2006" xmlns:aink="http://schemas.microsoft.com/office/drawing/2016/ink" xmlns:am3d="http://schemas.microsoft.com/office/drawing/2017/model3d" xmlns:o="urn:schemas-microsoft-com:office:office" xmlns:r="http://schemas.openxmlformats.org/officeDocument/2006/relationships" xmlns:m="http://schemas.openxmlformats.org/officeDocument/2006/math" xmlns:v="urn:schemas-microsoft-com:vml" xmlns:wp14="http://schemas.microsoft.com/office/word/2010/wordprocessingDrawing" xmlns:wp="http://schemas.openxmlformats.org/drawingml/2006/wordprocessingDrawing" xmlns:w10="urn:schemas-microsoft-com:office:word" xmlns:w="http://schemas.openxmlformats.org/wordprocessingml/2006/main" xmlns:w14="http://schemas.microsoft.com/office/word/2010/wordml" xmlns:w15="http://schemas.microsoft.com/office/word/2012/wordml" xmlns:w16cex="http://schemas.microsoft.com/office/word/2018/wordml/cex" xmlns:w16cid="http://schemas.microsoft.com/office/word/2016/wordml/cid" xmlns:w16="http://schemas.microsoft.com/office/word/2018/wordml" xmlns:w16sdtdh="http://schemas.microsoft.com/office/word/2020/wordml/sdtdatahash" xmlns:w16se="http://schemas.microsoft.com/office/word/2015/wordml/symex" xmlns:wpg="http://schemas.microsoft.com/office/word/2010/wordprocessingGroup" xmlns:wpi="http://schemas.microsoft.com/office/word/2010/wordprocessingInk" xmlns:wne="http://schemas.microsoft.com/office/word/2006/wordml" xmlns:wps="http://schemas.microsoft.com/office/word/2010/wordprocessingShape" mc:Ignorable="w14 w15 w16se w16cid w16 w16cex w16sdtdh wp14">
-  <w:p>
-    <w:pPr>
-      <w:pStyle w:val="Piedepgina"/>
-      <w:jc w:val="center"/>
-      <w:rPr>
-        <w:sz w:val="16"/>
-        <w:szCs w:val="16"/>
-      </w:rPr>
-    </w:pPr>
-    <w:r>
-      <w:rPr>
-        <w:rFonts w:ascii="Calibri" w:hAnsi="Calibri"/>
-        <w:sz w:val="16"/>
-        <w:szCs w:val="16"/>
-      </w:rPr>
-      <w:t>GD-F-007 V0</w:t>
+        <w:noProof/>
+      </w:rPr>
+      <w:drawing>
+        <wp:anchor distT="0" distB="0" distL="114300" distR="114300" simplePos="0" relativeHeight="251661312" behindDoc="1" locked="0" layoutInCell="1" allowOverlap="1" wp14:anchorId="7FE4EAE5" wp14:editId="2A3D765A">
+          <wp:simplePos x="0" y="0"/>
+          <wp:positionH relativeFrom="column">
+            <wp:posOffset>-704215</wp:posOffset>
+          </wp:positionH>
+          <wp:positionV relativeFrom="paragraph">
+            <wp:posOffset>62230</wp:posOffset>
+          </wp:positionV>
+          <wp:extent cx="459740" cy="806450"/>
+          <wp:effectExtent l="0" t="0" r="0" b="0"/>
+          <wp:wrapTight wrapText="bothSides">
+            <wp:wrapPolygon edited="0">
+              <wp:start x="5967" y="0"/>
+              <wp:lineTo x="1790" y="2381"/>
+              <wp:lineTo x="597" y="3742"/>
+              <wp:lineTo x="1790" y="7824"/>
+              <wp:lineTo x="7757" y="11565"/>
+              <wp:lineTo x="597" y="12246"/>
+              <wp:lineTo x="0" y="12586"/>
+              <wp:lineTo x="2983" y="17008"/>
+              <wp:lineTo x="1193" y="19389"/>
+              <wp:lineTo x="597" y="21090"/>
+              <wp:lineTo x="19691" y="21090"/>
+              <wp:lineTo x="20884" y="13606"/>
+              <wp:lineTo x="18497" y="12246"/>
+              <wp:lineTo x="13724" y="11565"/>
+              <wp:lineTo x="19094" y="7824"/>
+              <wp:lineTo x="19691" y="3402"/>
+              <wp:lineTo x="14917" y="0"/>
+              <wp:lineTo x="5967" y="0"/>
+            </wp:wrapPolygon>
+          </wp:wrapTight>
+          <wp:docPr id="1678434681" name="Imagen 6" descr="Compilación Jurídica del MINTIC - Doctrina"/>
+          <wp:cNvGraphicFramePr>
+            <a:graphicFrameLocks xmlns:a="http://schemas.openxmlformats.org/drawingml/2006/main" noChangeAspect="1"/>
+          </wp:cNvGraphicFramePr>
+          <a:graphic xmlns:a="http://schemas.openxmlformats.org/drawingml/2006/main">
+            <a:graphicData uri="http://schemas.openxmlformats.org/drawingml/2006/picture">
+              <pic:pic xmlns:pic="http://schemas.openxmlformats.org/drawingml/2006/picture">
+                <pic:nvPicPr>
+                  <pic:cNvPr id="0" name="Picture 27" descr="Compilación Jurídica del MINTIC - Doctrina"/>
+                  <pic:cNvPicPr>
+                    <a:picLocks noChangeAspect="1" noChangeArrowheads="1"/>
+                  </pic:cNvPicPr>
+                </pic:nvPicPr>
+                <pic:blipFill>
+                  <a:blip r:embed="rId2">
+                    <a:extLst>
+                      <a:ext uri="{28A0092B-C50C-407E-A947-70E740481C1C}">
+                        <a14:useLocalDpi xmlns:a14="http://schemas.microsoft.com/office/drawing/2010/main" val="0"/>
+                      </a:ext>
+                    </a:extLst>
+                  </a:blip>
+                  <a:srcRect/>
+                  <a:stretch>
+                    <a:fillRect/>
+                  </a:stretch>
+                </pic:blipFill>
+                <pic:spPr bwMode="auto">
+                  <a:xfrm>
+                    <a:off x="0" y="0"/>
+                    <a:ext cx="459740" cy="806450"/>
+                  </a:xfrm>
+                  <a:prstGeom prst="rect">
+                    <a:avLst/>
+                  </a:prstGeom>
+                  <a:noFill/>
+                  <a:ln>
+                    <a:noFill/>
+                  </a:ln>
+                </pic:spPr>
+              </pic:pic>
+            </a:graphicData>
+          </a:graphic>
+          <wp14:sizeRelH relativeFrom="page">
+            <wp14:pctWidth>0</wp14:pctWidth>
+          </wp14:sizeRelH>
+          <wp14:sizeRelV relativeFrom="page">
+            <wp14:pctHeight>0</wp14:pctHeight>
+          </wp14:sizeRelV>
+        </wp:anchor>
+      </w:drawing>
     </w:r>
     <w:r>
-      <w:rPr>
-        <w:rFonts w:ascii="Calibri" w:hAnsi="Calibri"/>
-        <w:sz w:val="16"/>
-        <w:szCs w:val="16"/>
-      </w:rPr>
-      <w:t>4</w:t>
+      <w:fldChar w:fldCharType="begin"/>
+    </w:r>
+    <w:r>
+      <w:instrText xml:space="preserve"> INCLUDEPICTURE "https://normograma.mintic.gov.co/mintic/compilacion/images/logos_footer/Logo_TIC_2024_Negro.png" \* MERGEFORMATINET </w:instrText>
+    </w:r>
+    <w:r>
+      <w:fldChar w:fldCharType="separate"/>
+    </w:r>
+    <w:r>
+      <w:fldChar w:fldCharType="end"/>
+    </w:r>
+    <w:r>
+      <w:rPr>
+        <w:sz w:val="20"/>
+      </w:rPr>
+      <w:fldChar w:fldCharType="begin"/>
+    </w:r>
+    <w:r>
+      <w:rPr>
+        <w:sz w:val="20"/>
+      </w:rPr>
+      <w:instrText xml:space="preserve"> INCLUDEPICTURE "https://css.mintic.gov.co/mt/mintic/new/img/logo_mintic_24_dark.svg" \* MERGEFORMATINET </w:instrText>
+    </w:r>
+    <w:r>
+      <w:rPr>
+        <w:sz w:val="20"/>
+      </w:rPr>
+      <w:fldChar w:fldCharType="separate"/>
+    </w:r>
+    <w:r>
+      <w:rPr>
+        <w:noProof/>
+        <w:sz w:val="20"/>
+      </w:rPr>
+      <mc:AlternateContent>
+        <mc:Choice Requires="wps">
+          <w:drawing>
+            <wp:inline distT="0" distB="0" distL="0" distR="0" wp14:anchorId="0994EC78" wp14:editId="6743338F">
+              <wp:extent cx="302895" cy="302895"/>
+              <wp:effectExtent l="0" t="0" r="0" b="0"/>
+              <wp:docPr id="1495835160" name="Rectángulo 3" descr="Imagen logo mintic"/>
+              <wp:cNvGraphicFramePr>
+                <a:graphicFrameLocks xmlns:a="http://schemas.openxmlformats.org/drawingml/2006/main" noChangeAspect="1"/>
+              </wp:cNvGraphicFramePr>
+              <a:graphic xmlns:a="http://schemas.openxmlformats.org/drawingml/2006/main">
+                <a:graphicData uri="http://schemas.microsoft.com/office/word/2010/wordprocessingShape">
+                  <wps:wsp>
+                    <wps:cNvSpPr>
+                      <a:spLocks noChangeAspect="1" noChangeArrowheads="1"/>
+                    </wps:cNvSpPr>
+                    <wps:spPr bwMode="auto">
+                      <a:xfrm>
+                        <a:off x="0" y="0"/>
+                        <a:ext cx="302895" cy="302895"/>
+                      </a:xfrm>
+                      <a:prstGeom prst="rect">
+                        <a:avLst/>
+                      </a:prstGeom>
+                      <a:noFill/>
+                      <a:ln>
+                        <a:noFill/>
+                      </a:ln>
+                      <a:extLst>
+                        <a:ext uri="{909E8E84-426E-40DD-AFC4-6F175D3DCCD1}">
+                          <a14:hiddenFill xmlns:a14="http://schemas.microsoft.com/office/drawing/2010/main">
+                            <a:solidFill>
+                              <a:srgbClr val="FFFFFF"/>
+                            </a:solidFill>
+                          </a14:hiddenFill>
+                        </a:ext>
+                        <a:ext uri="{91240B29-F687-4F45-9708-019B960494DF}">
+                          <a14:hiddenLine xmlns:a14="http://schemas.microsoft.com/office/drawing/2010/main" w="9525">
+                            <a:solidFill>
+                              <a:srgbClr val="000000"/>
+                            </a:solidFill>
+                            <a:miter lim="800000"/>
+                            <a:headEnd/>
+                            <a:tailEnd/>
+                          </a14:hiddenLine>
+                        </a:ext>
+                      </a:extLst>
+                    </wps:spPr>
+                    <wps:bodyPr rot="0" vert="horz" wrap="square" lIns="91440" tIns="45720" rIns="91440" bIns="45720" anchor="t" anchorCtr="0" upright="1">
+                      <a:noAutofit/>
+                    </wps:bodyPr>
+                  </wps:wsp>
+                </a:graphicData>
+              </a:graphic>
+            </wp:inline>
+          </w:drawing>
+        </mc:Choice>
+        <mc:Fallback xmlns:w16sdtfl="http://schemas.microsoft.com/office/word/2024/wordml/sdtformatlock" xmlns:w16du="http://schemas.microsoft.com/office/word/2023/wordml/word16du">
+          <w:pict>
+            <v:rect w14:anchorId="436B55F9" id="Rectángulo 3" o:spid="_x0000_s1026" alt="Imagen logo mintic" style="width:23.85pt;height:23.85pt;visibility:visible;mso-wrap-style:square;mso-left-percent:-10001;mso-top-percent:-10001;mso-position-horizontal:absolute;mso-position-horizontal-relative:char;mso-position-vertical:absolute;mso-position-vertical-relative:line;mso-left-percent:-10001;mso-top-percent:-10001;v-text-anchor:top" o:gfxdata="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" filled="f" stroked="f">
+              <o:lock v:ext="edit" aspectratio="t"/>
+              <w10:anchorlock/>
+            </v:rect>
+          </w:pict>
+        </mc:Fallback>
+      </mc:AlternateContent>
+    </w:r>
+    <w:r>
+      <w:rPr>
+        <w:sz w:val="20"/>
+      </w:rPr>
+      <w:fldChar w:fldCharType="end"/>
+    </w:r>
+    <w:r>
+      <w:rPr>
+        <w:sz w:val="20"/>
+      </w:rPr>
+      <w:t xml:space="preserve"> </w:t>
     </w:r>
   </w:p>
 </w:ftr>
 </file>
 
 <file path=word/footnotes.xml><?xml version="1.0" encoding="utf-8"?>
-<w:footnotes xmlns:wpc="http://schemas.microsoft.com/office/word/2010/wordprocessingCanvas" xmlns:cx="http://schemas.microsoft.com/office/drawing/2014/chartex" xmlns:cx1="http://schemas.microsoft.com/office/drawing/2015/9/8/chartex" xmlns:cx2="http://schemas.microsoft.com/office/drawing/2015/10/21/chartex" xmlns:cx3="http://schemas.microsoft.com/office/drawing/2016/5/9/chartex" xmlns:cx4="http://schemas.microsoft.com/office/drawing/2016/5/10/chartex" xmlns:cx5="http://schemas.microsoft.com/office/drawing/2016/5/11/chartex" xmlns:cx6="http://schemas.microsoft.com/office/drawing/2016/5/12/chartex" xmlns:cx7="http://schemas.microsoft.com/office/drawing/2016/5/13/chartex" xmlns:cx8="http://schemas.microsoft.com/office/drawing/2016/5/14/chartex" xmlns:mc="http://schemas.openxmlformats.org/markup-compatibility/2006" xmlns:aink="http://schemas.microsoft.com/office/drawing/2016/ink" xmlns:am3d="http://schemas.microsoft.com/office/drawing/2017/model3d" xmlns:o="urn:schemas-microsoft-com:office:office" xmlns:r="http://schemas.openxmlformats.org/officeDocument/2006/relationships" xmlns:m="http://schemas.openxmlformats.org/officeDocument/2006/math" xmlns:v="urn:schemas-microsoft-com:vml" xmlns:wp14="http://schemas.microsoft.com/office/word/2010/wordprocessingDrawing" xmlns:wp="http://schemas.openxmlformats.org/drawingml/2006/wordprocessingDrawing" xmlns:w10="urn:schemas-microsoft-com:office:word" xmlns:w="http://schemas.openxmlformats.org/wordprocessingml/2006/main" xmlns:w14="http://schemas.microsoft.com/office/word/2010/wordml" xmlns:w15="http://schemas.microsoft.com/office/word/2012/wordml" xmlns:w16cex="http://schemas.microsoft.com/office/word/2018/wordml/cex" xmlns:w16cid="http://schemas.microsoft.com/office/word/2016/wordml/cid" xmlns:w16="http://schemas.microsoft.com/office/word/2018/wordml" xmlns:w16sdtdh="http://schemas.microsoft.com/office/word/2020/wordml/sdtdatahash" xmlns:w16se="http://schemas.microsoft.com/office/word/2015/wordml/symex" xmlns:wpg="http://schemas.microsoft.com/office/word/2010/wordprocessingGroup" xmlns:wpi="http://schemas.microsoft.com/office/word/2010/wordprocessingInk" xmlns:wne="http://schemas.microsoft.com/office/word/2006/wordml" xmlns:wps="http://schemas.microsoft.com/office/word/2010/wordprocessingShape" mc:Ignorable="w14 w15 w16se w16cid w16 w16cex w16sdtdh wp14">
+<w:footnotes xmlns:wpc="http://schemas.microsoft.com/office/word/2010/wordprocessingCanvas" xmlns:cx="http://schemas.microsoft.com/office/drawing/2014/chartex" xmlns:cx1="http://schemas.microsoft.com/office/drawing/2015/9/8/chartex" xmlns:cx2="http://schemas.microsoft.com/office/drawing/2015/10/21/chartex" xmlns:cx3="http://schemas.microsoft.com/office/drawing/2016/5/9/chartex" xmlns:cx4="http://schemas.microsoft.com/office/drawing/2016/5/10/chartex" xmlns:cx5="http://schemas.microsoft.com/office/drawing/2016/5/11/chartex" xmlns:cx6="http://schemas.microsoft.com/office/drawing/2016/5/12/chartex" xmlns:cx7="http://schemas.microsoft.com/office/drawing/2016/5/13/chartex" xmlns:cx8="http://schemas.microsoft.com/office/drawing/2016/5/14/chartex" xmlns:mc="http://schemas.openxmlformats.org/markup-compatibility/2006" xmlns:aink="http://schemas.microsoft.com/office/drawing/2016/ink" xmlns:am3d="http://schemas.microsoft.com/office/drawing/2017/model3d" xmlns:o="urn:schemas-microsoft-com:office:office" xmlns:oel="http://schemas.microsoft.com/office/2019/extlst" xmlns:r="http://schemas.openxmlformats.org/officeDocument/2006/relationships" xmlns:m="http://schemas.openxmlformats.org/officeDocument/2006/math" xmlns:v="urn:schemas-microsoft-com:vml" xmlns:wp14="http://schemas.microsoft.com/office/word/2010/wordprocessingDrawing" xmlns:wp="http://schemas.openxmlformats.org/drawingml/2006/wordprocessingDrawing" xmlns:w10="urn:schemas-microsoft-com:office:word" xmlns:w="http://schemas.openxmlformats.org/wordprocessingml/2006/main" xmlns:w14="http://schemas.microsoft.com/office/word/2010/wordml" xmlns:w15="http://schemas.microsoft.com/office/word/2012/wordml" xmlns:w16cex="http://schemas.microsoft.com/office/word/2018/wordml/cex" xmlns:w16cid="http://schemas.microsoft.com/office/word/2016/wordml/cid" xmlns:w16="http://schemas.microsoft.com/office/word/2018/wordml" xmlns:w16sdtdh="http://schemas.microsoft.com/office/word/2020/wordml/sdtdatahash" xmlns:w16se="http://schemas.microsoft.com/office/word/2015/wordml/symex" xmlns:wpg="http://schemas.microsoft.com/office/word/2010/wordprocessingGroup" xmlns:wpi="http://schemas.microsoft.com/office/word/2010/wordprocessingInk" xmlns:wne="http://schemas.microsoft.com/office/word/2006/wordml" xmlns:wps="http://schemas.microsoft.com/office/word/2010/wordprocessingShape" mc:Ignorable="w14 w15 w16se w16cid w16 w16cex w16sdtdh wp14">
   <w:footnote w:type="separator" w:id="-1">
     <w:p>
       <w:r>
@@ -1699,59 +1875,41 @@
 </file>
 
 <file path=word/header1.xml><?xml version="1.0" encoding="utf-8"?>
-<w:hdr xmlns:wpc="http://schemas.microsoft.com/office/word/2010/wordprocessingCanvas" xmlns:cx="http://schemas.microsoft.com/office/drawing/2014/chartex" xmlns:cx1="http://schemas.microsoft.com/office/drawing/2015/9/8/chartex" xmlns:cx2="http://schemas.microsoft.com/office/drawing/2015/10/21/chartex" xmlns:cx3="http://schemas.microsoft.com/office/drawing/2016/5/9/chartex" xmlns:cx4="http://schemas.microsoft.com/office/drawing/2016/5/10/chartex" xmlns:cx5="http://schemas.microsoft.com/office/drawing/2016/5/11/chartex" xmlns:cx6="http://schemas.microsoft.com/office/drawing/2016/5/12/chartex" xmlns:cx7="http://schemas.microsoft.com/office/drawing/2016/5/13/chartex" xmlns:cx8="http://schemas.microsoft.com/office/drawing/2016/5/14/chartex" xmlns:mc="http://schemas.openxmlformats.org/markup-compatibility/2006" xmlns:aink="http://schemas.microsoft.com/office/drawing/2016/ink" xmlns:am3d="http://schemas.microsoft.com/office/drawing/2017/model3d" xmlns:o="urn:schemas-microsoft-com:office:office" xmlns:r="http://schemas.openxmlformats.org/officeDocument/2006/relationships" xmlns:m="http://schemas.openxmlformats.org/officeDocument/2006/math" xmlns:v="urn:schemas-microsoft-com:vml" xmlns:wp14="http://schemas.microsoft.com/office/word/2010/wordprocessingDrawing" xmlns:wp="http://schemas.openxmlformats.org/drawingml/2006/wordprocessingDrawing" xmlns:w10="urn:schemas-microsoft-com:office:word" xmlns:w="http://schemas.openxmlformats.org/wordprocessingml/2006/main" xmlns:w14="http://schemas.microsoft.com/office/word/2010/wordml" xmlns:w15="http://schemas.microsoft.com/office/word/2012/wordml" xmlns:w16cex="http://schemas.microsoft.com/office/word/2018/wordml/cex" xmlns:w16cid="http://schemas.microsoft.com/office/word/2016/wordml/cid" xmlns:w16="http://schemas.microsoft.com/office/word/2018/wordml" xmlns:w16sdtdh="http://schemas.microsoft.com/office/word/2020/wordml/sdtdatahash" xmlns:w16se="http://schemas.microsoft.com/office/word/2015/wordml/symex" xmlns:wpg="http://schemas.microsoft.com/office/word/2010/wordprocessingGroup" xmlns:wpi="http://schemas.microsoft.com/office/word/2010/wordprocessingInk" xmlns:wne="http://schemas.microsoft.com/office/word/2006/wordml" xmlns:wps="http://schemas.microsoft.com/office/word/2010/wordprocessingShape" mc:Ignorable="w14 w15 w16se w16cid w16 w16cex w16sdtdh wp14">
+<w:hdr xmlns:wpc="http://schemas.microsoft.com/office/word/2010/wordprocessingCanvas" xmlns:cx="http://schemas.microsoft.com/office/drawing/2014/chartex" xmlns:cx1="http://schemas.microsoft.com/office/drawing/2015/9/8/chartex" xmlns:cx2="http://schemas.microsoft.com/office/drawing/2015/10/21/chartex" xmlns:cx3="http://schemas.microsoft.com/office/drawing/2016/5/9/chartex" xmlns:cx4="http://schemas.microsoft.com/office/drawing/2016/5/10/chartex" xmlns:cx5="http://schemas.microsoft.com/office/drawing/2016/5/11/chartex" xmlns:cx6="http://schemas.microsoft.com/office/drawing/2016/5/12/chartex" xmlns:cx7="http://schemas.microsoft.com/office/drawing/2016/5/13/chartex" xmlns:cx8="http://schemas.microsoft.com/office/drawing/2016/5/14/chartex" xmlns:mc="http://schemas.openxmlformats.org/markup-compatibility/2006" xmlns:aink="http://schemas.microsoft.com/office/drawing/2016/ink" xmlns:am3d="http://schemas.microsoft.com/office/drawing/2017/model3d" xmlns:o="urn:schemas-microsoft-com:office:office" xmlns:oel="http://schemas.microsoft.com/office/2019/extlst" xmlns:r="http://schemas.openxmlformats.org/officeDocument/2006/relationships" xmlns:m="http://schemas.openxmlformats.org/officeDocument/2006/math" xmlns:v="urn:schemas-microsoft-com:vml" xmlns:wp14="http://schemas.microsoft.com/office/word/2010/wordprocessingDrawing" xmlns:wp="http://schemas.openxmlformats.org/drawingml/2006/wordprocessingDrawing" xmlns:w10="urn:schemas-microsoft-com:office:word" xmlns:w="http://schemas.openxmlformats.org/wordprocessingml/2006/main" xmlns:w14="http://schemas.microsoft.com/office/word/2010/wordml" xmlns:w15="http://schemas.microsoft.com/office/word/2012/wordml" xmlns:w16cex="http://schemas.microsoft.com/office/word/2018/wordml/cex" xmlns:w16cid="http://schemas.microsoft.com/office/word/2016/wordml/cid" xmlns:w16="http://schemas.microsoft.com/office/word/2018/wordml" xmlns:w16sdtdh="http://schemas.microsoft.com/office/word/2020/wordml/sdtdatahash" xmlns:w16se="http://schemas.microsoft.com/office/word/2015/wordml/symex" xmlns:wpg="http://schemas.microsoft.com/office/word/2010/wordprocessingGroup" xmlns:wpi="http://schemas.microsoft.com/office/word/2010/wordprocessingInk" xmlns:wne="http://schemas.microsoft.com/office/word/2006/wordml" xmlns:wps="http://schemas.microsoft.com/office/word/2010/wordprocessingShape" mc:Ignorable="w14 w15 w16se w16cid w16 w16cex w16sdtdh wp14">
   <w:p>
     <w:pPr>
       <w:pStyle w:val="Encabezado"/>
-      <w:tabs>
-        <w:tab w:val="clear" w:pos="4419"/>
-        <w:tab w:val="clear" w:pos="8838"/>
-        <w:tab w:val="left" w:pos="8395"/>
-      </w:tabs>
     </w:pPr>
     <w:r>
-      <w:tab/>
-    </w:r>
-  </w:p>
-</w:hdr>
-</file>
-
-<file path=word/header2.xml><?xml version="1.0" encoding="utf-8"?>
-<w:hdr xmlns:wpc="http://schemas.microsoft.com/office/word/2010/wordprocessingCanvas" xmlns:cx="http://schemas.microsoft.com/office/drawing/2014/chartex" xmlns:cx1="http://schemas.microsoft.com/office/drawing/2015/9/8/chartex" xmlns:cx2="http://schemas.microsoft.com/office/drawing/2015/10/21/chartex" xmlns:cx3="http://schemas.microsoft.com/office/drawing/2016/5/9/chartex" xmlns:cx4="http://schemas.microsoft.com/office/drawing/2016/5/10/chartex" xmlns:cx5="http://schemas.microsoft.com/office/drawing/2016/5/11/chartex" xmlns:cx6="http://schemas.microsoft.com/office/drawing/2016/5/12/chartex" xmlns:cx7="http://schemas.microsoft.com/office/drawing/2016/5/13/chartex" xmlns:cx8="http://schemas.microsoft.com/office/drawing/2016/5/14/chartex" xmlns:mc="http://schemas.openxmlformats.org/markup-compatibility/2006" xmlns:aink="http://schemas.microsoft.com/office/drawing/2016/ink" xmlns:am3d="http://schemas.microsoft.com/office/drawing/2017/model3d" xmlns:o="urn:schemas-microsoft-com:office:office" xmlns:r="http://schemas.openxmlformats.org/officeDocument/2006/relationships" xmlns:m="http://schemas.openxmlformats.org/officeDocument/2006/math" xmlns:v="urn:schemas-microsoft-com:vml" xmlns:wp14="http://schemas.microsoft.com/office/word/2010/wordprocessingDrawing" xmlns:wp="http://schemas.openxmlformats.org/drawingml/2006/wordprocessingDrawing" xmlns:w10="urn:schemas-microsoft-com:office:word" xmlns:w="http://schemas.openxmlformats.org/wordprocessingml/2006/main" xmlns:w14="http://schemas.microsoft.com/office/word/2010/wordml" xmlns:w15="http://schemas.microsoft.com/office/word/2012/wordml" xmlns:w16cex="http://schemas.microsoft.com/office/word/2018/wordml/cex" xmlns:w16cid="http://schemas.microsoft.com/office/word/2016/wordml/cid" xmlns:w16="http://schemas.microsoft.com/office/word/2018/wordml" xmlns:w16sdtdh="http://schemas.microsoft.com/office/word/2020/wordml/sdtdatahash" xmlns:w16se="http://schemas.microsoft.com/office/word/2015/wordml/symex" xmlns:wpg="http://schemas.microsoft.com/office/word/2010/wordprocessingGroup" xmlns:wpi="http://schemas.microsoft.com/office/word/2010/wordprocessingInk" xmlns:wne="http://schemas.microsoft.com/office/word/2006/wordml" xmlns:wps="http://schemas.microsoft.com/office/word/2010/wordprocessingShape" mc:Ignorable="w14 w15 w16se w16cid w16 w16cex w16sdtdh wp14">
-  <w:p>
-    <w:pPr>
-      <w:pStyle w:val="Encabezado"/>
-      <w:tabs>
-        <w:tab w:val="clear" w:pos="8838"/>
-        <w:tab w:val="left" w:pos="740"/>
-        <w:tab w:val="center" w:pos="3168"/>
-        <w:tab w:val="left" w:pos="5181"/>
-      </w:tabs>
-    </w:pPr>
-    <w:r>
       <w:rPr>
         <w:noProof/>
-        <w:lang w:eastAsia="es-CO"/>
       </w:rPr>
       <w:drawing>
-        <wp:anchor distT="0" distB="0" distL="114300" distR="114300" simplePos="0" relativeHeight="251681792" behindDoc="0" locked="0" layoutInCell="1" allowOverlap="1" wp14:anchorId="6BA206F6" wp14:editId="4AB7D81B">
+        <wp:anchor distT="0" distB="0" distL="114300" distR="114300" simplePos="0" relativeHeight="251660288" behindDoc="1" locked="0" layoutInCell="1" allowOverlap="1" wp14:anchorId="13712A46" wp14:editId="3F8875EC">
           <wp:simplePos x="0" y="0"/>
-          <wp:positionH relativeFrom="page">
-            <wp:align>center</wp:align>
+          <wp:positionH relativeFrom="column">
+            <wp:posOffset>-1067435</wp:posOffset>
           </wp:positionH>
           <wp:positionV relativeFrom="paragraph">
-            <wp:posOffset>-259715</wp:posOffset>
+            <wp:posOffset>-79110</wp:posOffset>
           </wp:positionV>
-          <wp:extent cx="744855" cy="705736"/>
+          <wp:extent cx="1628775" cy="834390"/>
           <wp:effectExtent l="0" t="0" r="0" b="0"/>
-          <wp:wrapNone/>
-          <wp:docPr id="1438627858" name="Imagen 1438627858">
-            <a:extLst xmlns:a="http://schemas.openxmlformats.org/drawingml/2006/main">
-              <a:ext uri="{C183D7F6-B498-43B3-948B-1728B52AA6E4}">
-                <adec:decorative xmlns:adec="http://schemas.microsoft.com/office/drawing/2017/decorative" val="1"/>
-              </a:ext>
-            </a:extLst>
-          </wp:docPr>
+          <wp:wrapTight wrapText="bothSides">
+            <wp:wrapPolygon edited="0">
+              <wp:start x="1516" y="5918"/>
+              <wp:lineTo x="168" y="6575"/>
+              <wp:lineTo x="168" y="7233"/>
+              <wp:lineTo x="1684" y="11836"/>
+              <wp:lineTo x="1684" y="13479"/>
+              <wp:lineTo x="2863" y="14795"/>
+              <wp:lineTo x="4379" y="15452"/>
+              <wp:lineTo x="21389" y="15452"/>
+              <wp:lineTo x="21389" y="5918"/>
+              <wp:lineTo x="1516" y="5918"/>
+            </wp:wrapPolygon>
+          </wp:wrapTight>
+          <wp:docPr id="772098211" name="Imagen 1" descr="Formación profesional – OIT"/>
           <wp:cNvGraphicFramePr>
             <a:graphicFrameLocks xmlns:a="http://schemas.openxmlformats.org/drawingml/2006/main" noChangeAspect="1"/>
           </wp:cNvGraphicFramePr>
@@ -1759,14 +1917,10 @@
             <a:graphicData uri="http://schemas.openxmlformats.org/drawingml/2006/picture">
               <pic:pic xmlns:pic="http://schemas.openxmlformats.org/drawingml/2006/picture">
                 <pic:nvPicPr>
-                  <pic:cNvPr id="7" name="Imagen 7">
-                    <a:extLst>
-                      <a:ext uri="{C183D7F6-B498-43B3-948B-1728B52AA6E4}">
-                        <adec:decorative xmlns:adec="http://schemas.microsoft.com/office/drawing/2017/decorative" val="1"/>
-                      </a:ext>
-                    </a:extLst>
-                  </pic:cNvPr>
-                  <pic:cNvPicPr/>
+                  <pic:cNvPr id="0" name="Picture 1" descr="Formación profesional – OIT"/>
+                  <pic:cNvPicPr>
+                    <a:picLocks noChangeAspect="1" noChangeArrowheads="1"/>
+                  </pic:cNvPicPr>
                 </pic:nvPicPr>
                 <pic:blipFill>
                   <a:blip r:embed="rId1">
@@ -1776,18 +1930,23 @@
                       </a:ext>
                     </a:extLst>
                   </a:blip>
+                  <a:srcRect/>
                   <a:stretch>
                     <a:fillRect/>
                   </a:stretch>
                 </pic:blipFill>
-                <pic:spPr>
+                <pic:spPr bwMode="auto">
                   <a:xfrm>
                     <a:off x="0" y="0"/>
-                    <a:ext cx="744855" cy="705736"/>
+                    <a:ext cx="1628775" cy="834390"/>
                   </a:xfrm>
                   <a:prstGeom prst="rect">
                     <a:avLst/>
                   </a:prstGeom>
+                  <a:noFill/>
+                  <a:ln>
+                    <a:noFill/>
+                  </a:ln>
                 </pic:spPr>
               </pic:pic>
             </a:graphicData>
@@ -1802,140 +1961,241 @@
       </w:drawing>
     </w:r>
     <w:r>
-      <w:tab/>
-    </w:r>
-    <w:r>
-      <w:tab/>
-    </w:r>
-    <w:r>
-      <w:tab/>
-    </w:r>
-    <w:r>
-      <w:tab/>
-    </w:r>
-  </w:p>
-</w:hdr>
-</file>
-
-<file path=word/header3.xml><?xml version="1.0" encoding="utf-8"?>
-<w:hdr xmlns:wpc="http://schemas.microsoft.com/office/word/2010/wordprocessingCanvas" xmlns:cx="http://schemas.microsoft.com/office/drawing/2014/chartex" xmlns:cx1="http://schemas.microsoft.com/office/drawing/2015/9/8/chartex" xmlns:cx2="http://schemas.microsoft.com/office/drawing/2015/10/21/chartex" xmlns:cx3="http://schemas.microsoft.com/office/drawing/2016/5/9/chartex" xmlns:cx4="http://schemas.microsoft.com/office/drawing/2016/5/10/chartex" xmlns:cx5="http://schemas.microsoft.com/office/drawing/2016/5/11/chartex" xmlns:cx6="http://schemas.microsoft.com/office/drawing/2016/5/12/chartex" xmlns:cx7="http://schemas.microsoft.com/office/drawing/2016/5/13/chartex" xmlns:cx8="http://schemas.microsoft.com/office/drawing/2016/5/14/chartex" xmlns:mc="http://schemas.openxmlformats.org/markup-compatibility/2006" xmlns:aink="http://schemas.microsoft.com/office/drawing/2016/ink" xmlns:am3d="http://schemas.microsoft.com/office/drawing/2017/model3d" xmlns:o="urn:schemas-microsoft-com:office:office" xmlns:r="http://schemas.openxmlformats.org/officeDocument/2006/relationships" xmlns:m="http://schemas.openxmlformats.org/officeDocument/2006/math" xmlns:v="urn:schemas-microsoft-com:vml" xmlns:wp14="http://schemas.microsoft.com/office/word/2010/wordprocessingDrawing" xmlns:wp="http://schemas.openxmlformats.org/drawingml/2006/wordprocessingDrawing" xmlns:w10="urn:schemas-microsoft-com:office:word" xmlns:w="http://schemas.openxmlformats.org/wordprocessingml/2006/main" xmlns:w14="http://schemas.microsoft.com/office/word/2010/wordml" xmlns:w15="http://schemas.microsoft.com/office/word/2012/wordml" xmlns:w16cex="http://schemas.microsoft.com/office/word/2018/wordml/cex" xmlns:w16cid="http://schemas.microsoft.com/office/word/2016/wordml/cid" xmlns:w16="http://schemas.microsoft.com/office/word/2018/wordml" xmlns:w16sdtdh="http://schemas.microsoft.com/office/word/2020/wordml/sdtdatahash" xmlns:w16se="http://schemas.microsoft.com/office/word/2015/wordml/symex" xmlns:wpg="http://schemas.microsoft.com/office/word/2010/wordprocessingGroup" xmlns:wpi="http://schemas.microsoft.com/office/word/2010/wordprocessingInk" xmlns:wne="http://schemas.microsoft.com/office/word/2006/wordml" xmlns:wps="http://schemas.microsoft.com/office/word/2010/wordprocessingShape" mc:Ignorable="w14 w15 w16se w16cid w16 w16cex w16sdtdh wp14">
-  <w:p>
-    <w:pPr>
-      <w:pStyle w:val="Encabezado"/>
-    </w:pPr>
-    <w:r>
       <w:rPr>
         <w:noProof/>
-        <w:lang w:val="es-CO" w:eastAsia="es-CO"/>
+        <w:sz w:val="20"/>
       </w:rPr>
       <w:drawing>
-        <wp:anchor distT="0" distB="0" distL="114300" distR="114300" simplePos="0" relativeHeight="251659264" behindDoc="0" locked="0" layoutInCell="1" allowOverlap="1" wp14:anchorId="25FFB6E2" wp14:editId="00F012DD">
+        <wp:anchor distT="0" distB="0" distL="0" distR="0" simplePos="0" relativeHeight="251665408" behindDoc="1" locked="0" layoutInCell="1" allowOverlap="1" wp14:anchorId="586CAEB9" wp14:editId="6989677F">
           <wp:simplePos x="0" y="0"/>
-          <wp:positionH relativeFrom="margin">
-            <wp:posOffset>3757295</wp:posOffset>
+          <wp:positionH relativeFrom="page">
+            <wp:posOffset>5940038</wp:posOffset>
           </wp:positionH>
-          <wp:positionV relativeFrom="paragraph">
-            <wp:posOffset>-288290</wp:posOffset>
+          <wp:positionV relativeFrom="page">
+            <wp:posOffset>75691</wp:posOffset>
           </wp:positionV>
-          <wp:extent cx="561975" cy="514350"/>
-          <wp:effectExtent l="0" t="0" r="9525" b="0"/>
-          <wp:wrapThrough wrapText="bothSides">
-            <wp:wrapPolygon edited="0">
-              <wp:start x="7322" y="0"/>
-              <wp:lineTo x="0" y="5600"/>
-              <wp:lineTo x="0" y="11200"/>
-              <wp:lineTo x="3661" y="12800"/>
-              <wp:lineTo x="2197" y="16800"/>
-              <wp:lineTo x="2197" y="20000"/>
-              <wp:lineTo x="3661" y="20800"/>
-              <wp:lineTo x="17573" y="20800"/>
-              <wp:lineTo x="19037" y="20000"/>
-              <wp:lineTo x="19037" y="16000"/>
-              <wp:lineTo x="16841" y="12800"/>
-              <wp:lineTo x="21234" y="11200"/>
-              <wp:lineTo x="21234" y="6400"/>
-              <wp:lineTo x="13180" y="0"/>
-              <wp:lineTo x="7322" y="0"/>
-            </wp:wrapPolygon>
-          </wp:wrapThrough>
-          <wp:docPr id="1964575369" name="Imagen 1964575369"/>
+          <wp:extent cx="1404619" cy="601974"/>
+          <wp:effectExtent l="0" t="0" r="0" b="0"/>
+          <wp:wrapNone/>
+          <wp:docPr id="1765189846" name="Image 1"/>
           <wp:cNvGraphicFramePr>
-            <a:graphicFrameLocks xmlns:a="http://schemas.openxmlformats.org/drawingml/2006/main" noChangeAspect="1"/>
+            <a:graphicFrameLocks xmlns:a="http://schemas.openxmlformats.org/drawingml/2006/main"/>
           </wp:cNvGraphicFramePr>
           <a:graphic xmlns:a="http://schemas.openxmlformats.org/drawingml/2006/main">
             <a:graphicData uri="http://schemas.openxmlformats.org/drawingml/2006/picture">
               <pic:pic xmlns:pic="http://schemas.openxmlformats.org/drawingml/2006/picture">
                 <pic:nvPicPr>
-                  <pic:cNvPr id="0" name="Picture 1"/>
-                  <pic:cNvPicPr>
-                    <a:picLocks noChangeAspect="1" noChangeArrowheads="1"/>
-                  </pic:cNvPicPr>
+                  <pic:cNvPr id="1" name="Image 1"/>
+                  <pic:cNvPicPr/>
                 </pic:nvPicPr>
                 <pic:blipFill>
-                  <a:blip r:embed="rId1" cstate="email">
-                    <a:extLst>
-                      <a:ext uri="{28A0092B-C50C-407E-A947-70E740481C1C}">
-                        <a14:useLocalDpi xmlns:a14="http://schemas.microsoft.com/office/drawing/2010/main"/>
-                      </a:ext>
-                    </a:extLst>
-                  </a:blip>
-                  <a:srcRect/>
+                  <a:blip r:embed="rId2" cstate="print"/>
                   <a:stretch>
                     <a:fillRect/>
                   </a:stretch>
                 </pic:blipFill>
-                <pic:spPr bwMode="auto">
+                <pic:spPr>
                   <a:xfrm>
                     <a:off x="0" y="0"/>
-                    <a:ext cx="561975" cy="514350"/>
+                    <a:ext cx="1404619" cy="601974"/>
                   </a:xfrm>
                   <a:prstGeom prst="rect">
                     <a:avLst/>
                   </a:prstGeom>
-                  <a:noFill/>
-                  <a:ln>
-                    <a:noFill/>
-                  </a:ln>
                 </pic:spPr>
               </pic:pic>
             </a:graphicData>
           </a:graphic>
-          <wp14:sizeRelH relativeFrom="margin">
-            <wp14:pctWidth>0</wp14:pctWidth>
-          </wp14:sizeRelH>
-          <wp14:sizeRelV relativeFrom="margin">
-            <wp14:pctHeight>0</wp14:pctHeight>
-          </wp14:sizeRelV>
         </wp:anchor>
       </w:drawing>
     </w:r>
     <w:r>
       <w:rPr>
         <w:noProof/>
-        <w:lang w:val="es-CO" w:eastAsia="es-CO"/>
-      </w:rPr>
-      <w:t xml:space="preserve">                                                                               </w:t>
+      </w:rPr>
+      <w:t xml:space="preserve">  </w:t>
+    </w:r>
+    <w:r>
+      <w:fldChar w:fldCharType="begin"/>
+    </w:r>
+    <w:r>
+      <w:instrText xml:space="preserve"> INCLUDEPICTURE "https://formacionprofesional-oit.org/wp-content/uploads/2024/08/Logo-Frame-Senatic.png" \* MERGEFORMATINET </w:instrText>
+    </w:r>
+    <w:r>
+      <w:fldChar w:fldCharType="separate"/>
+    </w:r>
+    <w:r>
+      <w:fldChar w:fldCharType="end"/>
     </w:r>
   </w:p>
 </w:hdr>
 </file>
 
 <file path=word/numbering.xml><?xml version="1.0" encoding="utf-8"?>
-<w:numbering xmlns:wpc="http://schemas.microsoft.com/office/word/2010/wordprocessingCanvas" xmlns:cx="http://schemas.microsoft.com/office/drawing/2014/chartex" xmlns:cx1="http://schemas.microsoft.com/office/drawing/2015/9/8/chartex" xmlns:cx2="http://schemas.microsoft.com/office/drawing/2015/10/21/chartex" xmlns:cx3="http://schemas.microsoft.com/office/drawing/2016/5/9/chartex" xmlns:cx4="http://schemas.microsoft.com/office/drawing/2016/5/10/chartex" xmlns:cx5="http://schemas.microsoft.com/office/drawing/2016/5/11/chartex" xmlns:cx6="http://schemas.microsoft.com/office/drawing/2016/5/12/chartex" xmlns:cx7="http://schemas.microsoft.com/office/drawing/2016/5/13/chartex" xmlns:cx8="http://schemas.microsoft.com/office/drawing/2016/5/14/chartex" xmlns:mc="http://schemas.openxmlformats.org/markup-compatibility/2006" xmlns:aink="http://schemas.microsoft.com/office/drawing/2016/ink" xmlns:am3d="http://schemas.microsoft.com/office/drawing/2017/model3d" xmlns:o="urn:schemas-microsoft-com:office:office" xmlns:r="http://schemas.openxmlformats.org/officeDocument/2006/relationships" xmlns:m="http://schemas.openxmlformats.org/officeDocument/2006/math" xmlns:v="urn:schemas-microsoft-com:vml" xmlns:wp14="http://schemas.microsoft.com/office/word/2010/wordprocessingDrawing" xmlns:wp="http://schemas.openxmlformats.org/drawingml/2006/wordprocessingDrawing" xmlns:w10="urn:schemas-microsoft-com:office:word" xmlns:w="http://schemas.openxmlformats.org/wordprocessingml/2006/main" xmlns:w14="http://schemas.microsoft.com/office/word/2010/wordml" xmlns:w15="http://schemas.microsoft.com/office/word/2012/wordml" xmlns:w16cex="http://schemas.microsoft.com/office/word/2018/wordml/cex" xmlns:w16cid="http://schemas.microsoft.com/office/word/2016/wordml/cid" xmlns:w16="http://schemas.microsoft.com/office/word/2018/wordml" xmlns:w16sdtdh="http://schemas.microsoft.com/office/word/2020/wordml/sdtdatahash" xmlns:w16se="http://schemas.microsoft.com/office/word/2015/wordml/symex" xmlns:wpg="http://schemas.microsoft.com/office/word/2010/wordprocessingGroup" xmlns:wpi="http://schemas.microsoft.com/office/word/2010/wordprocessingInk" xmlns:wne="http://schemas.microsoft.com/office/word/2006/wordml" xmlns:wps="http://schemas.microsoft.com/office/word/2010/wordprocessingShape" mc:Ignorable="w14 w15 w16se w16cid w16 w16cex w16sdtdh wp14">
+<w:numbering xmlns:wpc="http://schemas.microsoft.com/office/word/2010/wordprocessingCanvas" xmlns:cx="http://schemas.microsoft.com/office/drawing/2014/chartex" xmlns:cx1="http://schemas.microsoft.com/office/drawing/2015/9/8/chartex" xmlns:cx2="http://schemas.microsoft.com/office/drawing/2015/10/21/chartex" xmlns:cx3="http://schemas.microsoft.com/office/drawing/2016/5/9/chartex" xmlns:cx4="http://schemas.microsoft.com/office/drawing/2016/5/10/chartex" xmlns:cx5="http://schemas.microsoft.com/office/drawing/2016/5/11/chartex" xmlns:cx6="http://schemas.microsoft.com/office/drawing/2016/5/12/chartex" xmlns:cx7="http://schemas.microsoft.com/office/drawing/2016/5/13/chartex" xmlns:cx8="http://schemas.microsoft.com/office/drawing/2016/5/14/chartex" xmlns:mc="http://schemas.openxmlformats.org/markup-compatibility/2006" xmlns:aink="http://schemas.microsoft.com/office/drawing/2016/ink" xmlns:am3d="http://schemas.microsoft.com/office/drawing/2017/model3d" xmlns:o="urn:schemas-microsoft-com:office:office" xmlns:oel="http://schemas.microsoft.com/office/2019/extlst" xmlns:r="http://schemas.openxmlformats.org/officeDocument/2006/relationships" xmlns:m="http://schemas.openxmlformats.org/officeDocument/2006/math" xmlns:v="urn:schemas-microsoft-com:vml" xmlns:wp14="http://schemas.microsoft.com/office/word/2010/wordprocessingDrawing" xmlns:wp="http://schemas.openxmlformats.org/drawingml/2006/wordprocessingDrawing" xmlns:w10="urn:schemas-microsoft-com:office:word" xmlns:w="http://schemas.openxmlformats.org/wordprocessingml/2006/main" xmlns:w14="http://schemas.microsoft.com/office/word/2010/wordml" xmlns:w15="http://schemas.microsoft.com/office/word/2012/wordml" xmlns:w16cex="http://schemas.microsoft.com/office/word/2018/wordml/cex" xmlns:w16cid="http://schemas.microsoft.com/office/word/2016/wordml/cid" xmlns:w16="http://schemas.microsoft.com/office/word/2018/wordml" xmlns:w16sdtdh="http://schemas.microsoft.com/office/word/2020/wordml/sdtdatahash" xmlns:w16se="http://schemas.microsoft.com/office/word/2015/wordml/symex" xmlns:wpg="http://schemas.microsoft.com/office/word/2010/wordprocessingGroup" xmlns:wpi="http://schemas.microsoft.com/office/word/2010/wordprocessingInk" xmlns:wne="http://schemas.microsoft.com/office/word/2006/wordml" xmlns:wps="http://schemas.microsoft.com/office/word/2010/wordprocessingShape" mc:Ignorable="w14 w15 w16se w16cid w16 w16cex w16sdtdh wp14">
   <w:abstractNum w:abstractNumId="0" w15:restartNumberingAfterBreak="0">
-    <w:nsid w:val="26C93503"/>
+    <w:nsid w:val="03EE6200"/>
+    <w:multiLevelType w:val="multilevel"/>
+    <w:tmpl w:val="D3AAC738"/>
+    <w:lvl w:ilvl="0">
+      <w:start w:val="1"/>
+      <w:numFmt w:val="bullet"/>
+      <w:lvlText w:val=""/>
+      <w:lvlJc w:val="left"/>
+      <w:pPr>
+        <w:tabs>
+          <w:tab w:val="num" w:pos="720"/>
+        </w:tabs>
+        <w:ind w:left="720" w:hanging="360"/>
+      </w:pPr>
+      <w:rPr>
+        <w:rFonts w:ascii="Symbol" w:hAnsi="Symbol" w:hint="default"/>
+        <w:sz w:val="20"/>
+      </w:rPr>
+    </w:lvl>
+    <w:lvl w:ilvl="1" w:tentative="1">
+      <w:start w:val="1"/>
+      <w:numFmt w:val="bullet"/>
+      <w:lvlText w:val="o"/>
+      <w:lvlJc w:val="left"/>
+      <w:pPr>
+        <w:tabs>
+          <w:tab w:val="num" w:pos="1440"/>
+        </w:tabs>
+        <w:ind w:left="1440" w:hanging="360"/>
+      </w:pPr>
+      <w:rPr>
+        <w:rFonts w:ascii="Courier New" w:hAnsi="Courier New" w:hint="default"/>
+        <w:sz w:val="20"/>
+      </w:rPr>
+    </w:lvl>
+    <w:lvl w:ilvl="2" w:tentative="1">
+      <w:start w:val="1"/>
+      <w:numFmt w:val="bullet"/>
+      <w:lvlText w:val=""/>
+      <w:lvlJc w:val="left"/>
+      <w:pPr>
+        <w:tabs>
+          <w:tab w:val="num" w:pos="2160"/>
+        </w:tabs>
+        <w:ind w:left="2160" w:hanging="360"/>
+      </w:pPr>
+      <w:rPr>
+        <w:rFonts w:ascii="Wingdings" w:hAnsi="Wingdings" w:hint="default"/>
+        <w:sz w:val="20"/>
+      </w:rPr>
+    </w:lvl>
+    <w:lvl w:ilvl="3" w:tentative="1">
+      <w:start w:val="1"/>
+      <w:numFmt w:val="bullet"/>
+      <w:lvlText w:val=""/>
+      <w:lvlJc w:val="left"/>
+      <w:pPr>
+        <w:tabs>
+          <w:tab w:val="num" w:pos="2880"/>
+        </w:tabs>
+        <w:ind w:left="2880" w:hanging="360"/>
+      </w:pPr>
+      <w:rPr>
+        <w:rFonts w:ascii="Wingdings" w:hAnsi="Wingdings" w:hint="default"/>
+        <w:sz w:val="20"/>
+      </w:rPr>
+    </w:lvl>
+    <w:lvl w:ilvl="4" w:tentative="1">
+      <w:start w:val="1"/>
+      <w:numFmt w:val="bullet"/>
+      <w:lvlText w:val=""/>
+      <w:lvlJc w:val="left"/>
+      <w:pPr>
+        <w:tabs>
+          <w:tab w:val="num" w:pos="3600"/>
+        </w:tabs>
+        <w:ind w:left="3600" w:hanging="360"/>
+      </w:pPr>
+      <w:rPr>
+        <w:rFonts w:ascii="Wingdings" w:hAnsi="Wingdings" w:hint="default"/>
+        <w:sz w:val="20"/>
+      </w:rPr>
+    </w:lvl>
+    <w:lvl w:ilvl="5" w:tentative="1">
+      <w:start w:val="1"/>
+      <w:numFmt w:val="bullet"/>
+      <w:lvlText w:val=""/>
+      <w:lvlJc w:val="left"/>
+      <w:pPr>
+        <w:tabs>
+          <w:tab w:val="num" w:pos="4320"/>
+        </w:tabs>
+        <w:ind w:left="4320" w:hanging="360"/>
+      </w:pPr>
+      <w:rPr>
+        <w:rFonts w:ascii="Wingdings" w:hAnsi="Wingdings" w:hint="default"/>
+        <w:sz w:val="20"/>
+      </w:rPr>
+    </w:lvl>
+    <w:lvl w:ilvl="6" w:tentative="1">
+      <w:start w:val="1"/>
+      <w:numFmt w:val="bullet"/>
+      <w:lvlText w:val=""/>
+      <w:lvlJc w:val="left"/>
+      <w:pPr>
+        <w:tabs>
+          <w:tab w:val="num" w:pos="5040"/>
+        </w:tabs>
+        <w:ind w:left="5040" w:hanging="360"/>
+      </w:pPr>
+      <w:rPr>
+        <w:rFonts w:ascii="Wingdings" w:hAnsi="Wingdings" w:hint="default"/>
+        <w:sz w:val="20"/>
+      </w:rPr>
+    </w:lvl>
+    <w:lvl w:ilvl="7" w:tentative="1">
+      <w:start w:val="1"/>
+      <w:numFmt w:val="bullet"/>
+      <w:lvlText w:val=""/>
+      <w:lvlJc w:val="left"/>
+      <w:pPr>
+        <w:tabs>
+          <w:tab w:val="num" w:pos="5760"/>
+        </w:tabs>
+        <w:ind w:left="5760" w:hanging="360"/>
+      </w:pPr>
+      <w:rPr>
+        <w:rFonts w:ascii="Wingdings" w:hAnsi="Wingdings" w:hint="default"/>
+        <w:sz w:val="20"/>
+      </w:rPr>
+    </w:lvl>
+    <w:lvl w:ilvl="8" w:tentative="1">
+      <w:start w:val="1"/>
+      <w:numFmt w:val="bullet"/>
+      <w:lvlText w:val=""/>
+      <w:lvlJc w:val="left"/>
+      <w:pPr>
+        <w:tabs>
+          <w:tab w:val="num" w:pos="6480"/>
+        </w:tabs>
+        <w:ind w:left="6480" w:hanging="360"/>
+      </w:pPr>
+      <w:rPr>
+        <w:rFonts w:ascii="Wingdings" w:hAnsi="Wingdings" w:hint="default"/>
+        <w:sz w:val="20"/>
+      </w:rPr>
+    </w:lvl>
+  </w:abstractNum>
+  <w:abstractNum w:abstractNumId="1" w15:restartNumberingAfterBreak="0">
+    <w:nsid w:val="12447191"/>
     <w:multiLevelType w:val="hybridMultilevel"/>
-    <w:tmpl w:val="28AA5520"/>
-    <w:lvl w:ilvl="0" w:tplc="0C0A000D">
-      <w:start w:val="1"/>
-      <w:numFmt w:val="bullet"/>
-      <w:lvlText w:val=""/>
+    <w:tmpl w:val="D13C9D50"/>
+    <w:lvl w:ilvl="0" w:tplc="240A000F">
+      <w:start w:val="1"/>
+      <w:numFmt w:val="decimal"/>
+      <w:lvlText w:val="%1."/>
       <w:lvlJc w:val="left"/>
       <w:pPr>
         <w:ind w:left="720" w:hanging="360"/>
       </w:pPr>
       <w:rPr>
-        <w:rFonts w:ascii="Wingdings" w:hAnsi="Wingdings" w:hint="default"/>
+        <w:rFonts w:hint="default"/>
       </w:rPr>
     </w:lvl>
     <w:lvl w:ilvl="1" w:tplc="240A0019" w:tentative="1">
@@ -2011,8 +2271,1286 @@
       </w:pPr>
     </w:lvl>
   </w:abstractNum>
-  <w:num w:numId="1">
+  <w:abstractNum w:abstractNumId="2" w15:restartNumberingAfterBreak="0">
+    <w:nsid w:val="135255BC"/>
+    <w:multiLevelType w:val="multilevel"/>
+    <w:tmpl w:val="C144BE0E"/>
+    <w:lvl w:ilvl="0">
+      <w:start w:val="1"/>
+      <w:numFmt w:val="bullet"/>
+      <w:lvlText w:val=""/>
+      <w:lvlJc w:val="left"/>
+      <w:pPr>
+        <w:tabs>
+          <w:tab w:val="num" w:pos="720"/>
+        </w:tabs>
+        <w:ind w:left="720" w:hanging="360"/>
+      </w:pPr>
+      <w:rPr>
+        <w:rFonts w:ascii="Symbol" w:hAnsi="Symbol" w:hint="default"/>
+        <w:sz w:val="20"/>
+      </w:rPr>
+    </w:lvl>
+    <w:lvl w:ilvl="1" w:tentative="1">
+      <w:start w:val="1"/>
+      <w:numFmt w:val="bullet"/>
+      <w:lvlText w:val="o"/>
+      <w:lvlJc w:val="left"/>
+      <w:pPr>
+        <w:tabs>
+          <w:tab w:val="num" w:pos="1440"/>
+        </w:tabs>
+        <w:ind w:left="1440" w:hanging="360"/>
+      </w:pPr>
+      <w:rPr>
+        <w:rFonts w:ascii="Courier New" w:hAnsi="Courier New" w:hint="default"/>
+        <w:sz w:val="20"/>
+      </w:rPr>
+    </w:lvl>
+    <w:lvl w:ilvl="2" w:tentative="1">
+      <w:start w:val="1"/>
+      <w:numFmt w:val="bullet"/>
+      <w:lvlText w:val=""/>
+      <w:lvlJc w:val="left"/>
+      <w:pPr>
+        <w:tabs>
+          <w:tab w:val="num" w:pos="2160"/>
+        </w:tabs>
+        <w:ind w:left="2160" w:hanging="360"/>
+      </w:pPr>
+      <w:rPr>
+        <w:rFonts w:ascii="Wingdings" w:hAnsi="Wingdings" w:hint="default"/>
+        <w:sz w:val="20"/>
+      </w:rPr>
+    </w:lvl>
+    <w:lvl w:ilvl="3" w:tentative="1">
+      <w:start w:val="1"/>
+      <w:numFmt w:val="bullet"/>
+      <w:lvlText w:val=""/>
+      <w:lvlJc w:val="left"/>
+      <w:pPr>
+        <w:tabs>
+          <w:tab w:val="num" w:pos="2880"/>
+        </w:tabs>
+        <w:ind w:left="2880" w:hanging="360"/>
+      </w:pPr>
+      <w:rPr>
+        <w:rFonts w:ascii="Wingdings" w:hAnsi="Wingdings" w:hint="default"/>
+        <w:sz w:val="20"/>
+      </w:rPr>
+    </w:lvl>
+    <w:lvl w:ilvl="4" w:tentative="1">
+      <w:start w:val="1"/>
+      <w:numFmt w:val="bullet"/>
+      <w:lvlText w:val=""/>
+      <w:lvlJc w:val="left"/>
+      <w:pPr>
+        <w:tabs>
+          <w:tab w:val="num" w:pos="3600"/>
+        </w:tabs>
+        <w:ind w:left="3600" w:hanging="360"/>
+      </w:pPr>
+      <w:rPr>
+        <w:rFonts w:ascii="Wingdings" w:hAnsi="Wingdings" w:hint="default"/>
+        <w:sz w:val="20"/>
+      </w:rPr>
+    </w:lvl>
+    <w:lvl w:ilvl="5" w:tentative="1">
+      <w:start w:val="1"/>
+      <w:numFmt w:val="bullet"/>
+      <w:lvlText w:val=""/>
+      <w:lvlJc w:val="left"/>
+      <w:pPr>
+        <w:tabs>
+          <w:tab w:val="num" w:pos="4320"/>
+        </w:tabs>
+        <w:ind w:left="4320" w:hanging="360"/>
+      </w:pPr>
+      <w:rPr>
+        <w:rFonts w:ascii="Wingdings" w:hAnsi="Wingdings" w:hint="default"/>
+        <w:sz w:val="20"/>
+      </w:rPr>
+    </w:lvl>
+    <w:lvl w:ilvl="6" w:tentative="1">
+      <w:start w:val="1"/>
+      <w:numFmt w:val="bullet"/>
+      <w:lvlText w:val=""/>
+      <w:lvlJc w:val="left"/>
+      <w:pPr>
+        <w:tabs>
+          <w:tab w:val="num" w:pos="5040"/>
+        </w:tabs>
+        <w:ind w:left="5040" w:hanging="360"/>
+      </w:pPr>
+      <w:rPr>
+        <w:rFonts w:ascii="Wingdings" w:hAnsi="Wingdings" w:hint="default"/>
+        <w:sz w:val="20"/>
+      </w:rPr>
+    </w:lvl>
+    <w:lvl w:ilvl="7" w:tentative="1">
+      <w:start w:val="1"/>
+      <w:numFmt w:val="bullet"/>
+      <w:lvlText w:val=""/>
+      <w:lvlJc w:val="left"/>
+      <w:pPr>
+        <w:tabs>
+          <w:tab w:val="num" w:pos="5760"/>
+        </w:tabs>
+        <w:ind w:left="5760" w:hanging="360"/>
+      </w:pPr>
+      <w:rPr>
+        <w:rFonts w:ascii="Wingdings" w:hAnsi="Wingdings" w:hint="default"/>
+        <w:sz w:val="20"/>
+      </w:rPr>
+    </w:lvl>
+    <w:lvl w:ilvl="8" w:tentative="1">
+      <w:start w:val="1"/>
+      <w:numFmt w:val="bullet"/>
+      <w:lvlText w:val=""/>
+      <w:lvlJc w:val="left"/>
+      <w:pPr>
+        <w:tabs>
+          <w:tab w:val="num" w:pos="6480"/>
+        </w:tabs>
+        <w:ind w:left="6480" w:hanging="360"/>
+      </w:pPr>
+      <w:rPr>
+        <w:rFonts w:ascii="Wingdings" w:hAnsi="Wingdings" w:hint="default"/>
+        <w:sz w:val="20"/>
+      </w:rPr>
+    </w:lvl>
+  </w:abstractNum>
+  <w:abstractNum w:abstractNumId="3" w15:restartNumberingAfterBreak="0">
+    <w:nsid w:val="15D96C60"/>
+    <w:multiLevelType w:val="multilevel"/>
+    <w:tmpl w:val="C4ACA5C8"/>
+    <w:lvl w:ilvl="0">
+      <w:start w:val="1"/>
+      <w:numFmt w:val="bullet"/>
+      <w:lvlText w:val=""/>
+      <w:lvlJc w:val="left"/>
+      <w:pPr>
+        <w:tabs>
+          <w:tab w:val="num" w:pos="720"/>
+        </w:tabs>
+        <w:ind w:left="720" w:hanging="360"/>
+      </w:pPr>
+      <w:rPr>
+        <w:rFonts w:ascii="Symbol" w:hAnsi="Symbol" w:hint="default"/>
+        <w:sz w:val="20"/>
+      </w:rPr>
+    </w:lvl>
+    <w:lvl w:ilvl="1" w:tentative="1">
+      <w:start w:val="1"/>
+      <w:numFmt w:val="bullet"/>
+      <w:lvlText w:val="o"/>
+      <w:lvlJc w:val="left"/>
+      <w:pPr>
+        <w:tabs>
+          <w:tab w:val="num" w:pos="1440"/>
+        </w:tabs>
+        <w:ind w:left="1440" w:hanging="360"/>
+      </w:pPr>
+      <w:rPr>
+        <w:rFonts w:ascii="Courier New" w:hAnsi="Courier New" w:hint="default"/>
+        <w:sz w:val="20"/>
+      </w:rPr>
+    </w:lvl>
+    <w:lvl w:ilvl="2" w:tentative="1">
+      <w:start w:val="1"/>
+      <w:numFmt w:val="bullet"/>
+      <w:lvlText w:val=""/>
+      <w:lvlJc w:val="left"/>
+      <w:pPr>
+        <w:tabs>
+          <w:tab w:val="num" w:pos="2160"/>
+        </w:tabs>
+        <w:ind w:left="2160" w:hanging="360"/>
+      </w:pPr>
+      <w:rPr>
+        <w:rFonts w:ascii="Wingdings" w:hAnsi="Wingdings" w:hint="default"/>
+        <w:sz w:val="20"/>
+      </w:rPr>
+    </w:lvl>
+    <w:lvl w:ilvl="3" w:tentative="1">
+      <w:start w:val="1"/>
+      <w:numFmt w:val="bullet"/>
+      <w:lvlText w:val=""/>
+      <w:lvlJc w:val="left"/>
+      <w:pPr>
+        <w:tabs>
+          <w:tab w:val="num" w:pos="2880"/>
+        </w:tabs>
+        <w:ind w:left="2880" w:hanging="360"/>
+      </w:pPr>
+      <w:rPr>
+        <w:rFonts w:ascii="Wingdings" w:hAnsi="Wingdings" w:hint="default"/>
+        <w:sz w:val="20"/>
+      </w:rPr>
+    </w:lvl>
+    <w:lvl w:ilvl="4" w:tentative="1">
+      <w:start w:val="1"/>
+      <w:numFmt w:val="bullet"/>
+      <w:lvlText w:val=""/>
+      <w:lvlJc w:val="left"/>
+      <w:pPr>
+        <w:tabs>
+          <w:tab w:val="num" w:pos="3600"/>
+        </w:tabs>
+        <w:ind w:left="3600" w:hanging="360"/>
+      </w:pPr>
+      <w:rPr>
+        <w:rFonts w:ascii="Wingdings" w:hAnsi="Wingdings" w:hint="default"/>
+        <w:sz w:val="20"/>
+      </w:rPr>
+    </w:lvl>
+    <w:lvl w:ilvl="5" w:tentative="1">
+      <w:start w:val="1"/>
+      <w:numFmt w:val="bullet"/>
+      <w:lvlText w:val=""/>
+      <w:lvlJc w:val="left"/>
+      <w:pPr>
+        <w:tabs>
+          <w:tab w:val="num" w:pos="4320"/>
+        </w:tabs>
+        <w:ind w:left="4320" w:hanging="360"/>
+      </w:pPr>
+      <w:rPr>
+        <w:rFonts w:ascii="Wingdings" w:hAnsi="Wingdings" w:hint="default"/>
+        <w:sz w:val="20"/>
+      </w:rPr>
+    </w:lvl>
+    <w:lvl w:ilvl="6" w:tentative="1">
+      <w:start w:val="1"/>
+      <w:numFmt w:val="bullet"/>
+      <w:lvlText w:val=""/>
+      <w:lvlJc w:val="left"/>
+      <w:pPr>
+        <w:tabs>
+          <w:tab w:val="num" w:pos="5040"/>
+        </w:tabs>
+        <w:ind w:left="5040" w:hanging="360"/>
+      </w:pPr>
+      <w:rPr>
+        <w:rFonts w:ascii="Wingdings" w:hAnsi="Wingdings" w:hint="default"/>
+        <w:sz w:val="20"/>
+      </w:rPr>
+    </w:lvl>
+    <w:lvl w:ilvl="7" w:tentative="1">
+      <w:start w:val="1"/>
+      <w:numFmt w:val="bullet"/>
+      <w:lvlText w:val=""/>
+      <w:lvlJc w:val="left"/>
+      <w:pPr>
+        <w:tabs>
+          <w:tab w:val="num" w:pos="5760"/>
+        </w:tabs>
+        <w:ind w:left="5760" w:hanging="360"/>
+      </w:pPr>
+      <w:rPr>
+        <w:rFonts w:ascii="Wingdings" w:hAnsi="Wingdings" w:hint="default"/>
+        <w:sz w:val="20"/>
+      </w:rPr>
+    </w:lvl>
+    <w:lvl w:ilvl="8" w:tentative="1">
+      <w:start w:val="1"/>
+      <w:numFmt w:val="bullet"/>
+      <w:lvlText w:val=""/>
+      <w:lvlJc w:val="left"/>
+      <w:pPr>
+        <w:tabs>
+          <w:tab w:val="num" w:pos="6480"/>
+        </w:tabs>
+        <w:ind w:left="6480" w:hanging="360"/>
+      </w:pPr>
+      <w:rPr>
+        <w:rFonts w:ascii="Wingdings" w:hAnsi="Wingdings" w:hint="default"/>
+        <w:sz w:val="20"/>
+      </w:rPr>
+    </w:lvl>
+  </w:abstractNum>
+  <w:abstractNum w:abstractNumId="4" w15:restartNumberingAfterBreak="0">
+    <w:nsid w:val="1D9646D1"/>
+    <w:multiLevelType w:val="hybridMultilevel"/>
+    <w:tmpl w:val="EA543140"/>
+    <w:lvl w:ilvl="0" w:tplc="240A000F">
+      <w:start w:val="1"/>
+      <w:numFmt w:val="decimal"/>
+      <w:lvlText w:val="%1."/>
+      <w:lvlJc w:val="left"/>
+      <w:pPr>
+        <w:ind w:left="720" w:hanging="360"/>
+      </w:pPr>
+      <w:rPr>
+        <w:rFonts w:hint="default"/>
+      </w:rPr>
+    </w:lvl>
+    <w:lvl w:ilvl="1" w:tplc="240A0019" w:tentative="1">
+      <w:start w:val="1"/>
+      <w:numFmt w:val="lowerLetter"/>
+      <w:lvlText w:val="%2."/>
+      <w:lvlJc w:val="left"/>
+      <w:pPr>
+        <w:ind w:left="1440" w:hanging="360"/>
+      </w:pPr>
+    </w:lvl>
+    <w:lvl w:ilvl="2" w:tplc="240A001B" w:tentative="1">
+      <w:start w:val="1"/>
+      <w:numFmt w:val="lowerRoman"/>
+      <w:lvlText w:val="%3."/>
+      <w:lvlJc w:val="right"/>
+      <w:pPr>
+        <w:ind w:left="2160" w:hanging="180"/>
+      </w:pPr>
+    </w:lvl>
+    <w:lvl w:ilvl="3" w:tplc="240A000F" w:tentative="1">
+      <w:start w:val="1"/>
+      <w:numFmt w:val="decimal"/>
+      <w:lvlText w:val="%4."/>
+      <w:lvlJc w:val="left"/>
+      <w:pPr>
+        <w:ind w:left="2880" w:hanging="360"/>
+      </w:pPr>
+    </w:lvl>
+    <w:lvl w:ilvl="4" w:tplc="240A0019" w:tentative="1">
+      <w:start w:val="1"/>
+      <w:numFmt w:val="lowerLetter"/>
+      <w:lvlText w:val="%5."/>
+      <w:lvlJc w:val="left"/>
+      <w:pPr>
+        <w:ind w:left="3600" w:hanging="360"/>
+      </w:pPr>
+    </w:lvl>
+    <w:lvl w:ilvl="5" w:tplc="240A001B" w:tentative="1">
+      <w:start w:val="1"/>
+      <w:numFmt w:val="lowerRoman"/>
+      <w:lvlText w:val="%6."/>
+      <w:lvlJc w:val="right"/>
+      <w:pPr>
+        <w:ind w:left="4320" w:hanging="180"/>
+      </w:pPr>
+    </w:lvl>
+    <w:lvl w:ilvl="6" w:tplc="240A000F" w:tentative="1">
+      <w:start w:val="1"/>
+      <w:numFmt w:val="decimal"/>
+      <w:lvlText w:val="%7."/>
+      <w:lvlJc w:val="left"/>
+      <w:pPr>
+        <w:ind w:left="5040" w:hanging="360"/>
+      </w:pPr>
+    </w:lvl>
+    <w:lvl w:ilvl="7" w:tplc="240A0019" w:tentative="1">
+      <w:start w:val="1"/>
+      <w:numFmt w:val="lowerLetter"/>
+      <w:lvlText w:val="%8."/>
+      <w:lvlJc w:val="left"/>
+      <w:pPr>
+        <w:ind w:left="5760" w:hanging="360"/>
+      </w:pPr>
+    </w:lvl>
+    <w:lvl w:ilvl="8" w:tplc="240A001B" w:tentative="1">
+      <w:start w:val="1"/>
+      <w:numFmt w:val="lowerRoman"/>
+      <w:lvlText w:val="%9."/>
+      <w:lvlJc w:val="right"/>
+      <w:pPr>
+        <w:ind w:left="6480" w:hanging="180"/>
+      </w:pPr>
+    </w:lvl>
+  </w:abstractNum>
+  <w:abstractNum w:abstractNumId="5" w15:restartNumberingAfterBreak="0">
+    <w:nsid w:val="29AD1777"/>
+    <w:multiLevelType w:val="multilevel"/>
+    <w:tmpl w:val="DC52C202"/>
+    <w:lvl w:ilvl="0">
+      <w:start w:val="1"/>
+      <w:numFmt w:val="bullet"/>
+      <w:lvlText w:val=""/>
+      <w:lvlJc w:val="left"/>
+      <w:pPr>
+        <w:tabs>
+          <w:tab w:val="num" w:pos="720"/>
+        </w:tabs>
+        <w:ind w:left="720" w:hanging="360"/>
+      </w:pPr>
+      <w:rPr>
+        <w:rFonts w:ascii="Symbol" w:hAnsi="Symbol" w:hint="default"/>
+        <w:sz w:val="20"/>
+      </w:rPr>
+    </w:lvl>
+    <w:lvl w:ilvl="1" w:tentative="1">
+      <w:start w:val="1"/>
+      <w:numFmt w:val="bullet"/>
+      <w:lvlText w:val="o"/>
+      <w:lvlJc w:val="left"/>
+      <w:pPr>
+        <w:tabs>
+          <w:tab w:val="num" w:pos="1440"/>
+        </w:tabs>
+        <w:ind w:left="1440" w:hanging="360"/>
+      </w:pPr>
+      <w:rPr>
+        <w:rFonts w:ascii="Courier New" w:hAnsi="Courier New" w:hint="default"/>
+        <w:sz w:val="20"/>
+      </w:rPr>
+    </w:lvl>
+    <w:lvl w:ilvl="2" w:tentative="1">
+      <w:start w:val="1"/>
+      <w:numFmt w:val="bullet"/>
+      <w:lvlText w:val=""/>
+      <w:lvlJc w:val="left"/>
+      <w:pPr>
+        <w:tabs>
+          <w:tab w:val="num" w:pos="2160"/>
+        </w:tabs>
+        <w:ind w:left="2160" w:hanging="360"/>
+      </w:pPr>
+      <w:rPr>
+        <w:rFonts w:ascii="Wingdings" w:hAnsi="Wingdings" w:hint="default"/>
+        <w:sz w:val="20"/>
+      </w:rPr>
+    </w:lvl>
+    <w:lvl w:ilvl="3" w:tentative="1">
+      <w:start w:val="1"/>
+      <w:numFmt w:val="bullet"/>
+      <w:lvlText w:val=""/>
+      <w:lvlJc w:val="left"/>
+      <w:pPr>
+        <w:tabs>
+          <w:tab w:val="num" w:pos="2880"/>
+        </w:tabs>
+        <w:ind w:left="2880" w:hanging="360"/>
+      </w:pPr>
+      <w:rPr>
+        <w:rFonts w:ascii="Wingdings" w:hAnsi="Wingdings" w:hint="default"/>
+        <w:sz w:val="20"/>
+      </w:rPr>
+    </w:lvl>
+    <w:lvl w:ilvl="4" w:tentative="1">
+      <w:start w:val="1"/>
+      <w:numFmt w:val="bullet"/>
+      <w:lvlText w:val=""/>
+      <w:lvlJc w:val="left"/>
+      <w:pPr>
+        <w:tabs>
+          <w:tab w:val="num" w:pos="3600"/>
+        </w:tabs>
+        <w:ind w:left="3600" w:hanging="360"/>
+      </w:pPr>
+      <w:rPr>
+        <w:rFonts w:ascii="Wingdings" w:hAnsi="Wingdings" w:hint="default"/>
+        <w:sz w:val="20"/>
+      </w:rPr>
+    </w:lvl>
+    <w:lvl w:ilvl="5" w:tentative="1">
+      <w:start w:val="1"/>
+      <w:numFmt w:val="bullet"/>
+      <w:lvlText w:val=""/>
+      <w:lvlJc w:val="left"/>
+      <w:pPr>
+        <w:tabs>
+          <w:tab w:val="num" w:pos="4320"/>
+        </w:tabs>
+        <w:ind w:left="4320" w:hanging="360"/>
+      </w:pPr>
+      <w:rPr>
+        <w:rFonts w:ascii="Wingdings" w:hAnsi="Wingdings" w:hint="default"/>
+        <w:sz w:val="20"/>
+      </w:rPr>
+    </w:lvl>
+    <w:lvl w:ilvl="6" w:tentative="1">
+      <w:start w:val="1"/>
+      <w:numFmt w:val="bullet"/>
+      <w:lvlText w:val=""/>
+      <w:lvlJc w:val="left"/>
+      <w:pPr>
+        <w:tabs>
+          <w:tab w:val="num" w:pos="5040"/>
+        </w:tabs>
+        <w:ind w:left="5040" w:hanging="360"/>
+      </w:pPr>
+      <w:rPr>
+        <w:rFonts w:ascii="Wingdings" w:hAnsi="Wingdings" w:hint="default"/>
+        <w:sz w:val="20"/>
+      </w:rPr>
+    </w:lvl>
+    <w:lvl w:ilvl="7" w:tentative="1">
+      <w:start w:val="1"/>
+      <w:numFmt w:val="bullet"/>
+      <w:lvlText w:val=""/>
+      <w:lvlJc w:val="left"/>
+      <w:pPr>
+        <w:tabs>
+          <w:tab w:val="num" w:pos="5760"/>
+        </w:tabs>
+        <w:ind w:left="5760" w:hanging="360"/>
+      </w:pPr>
+      <w:rPr>
+        <w:rFonts w:ascii="Wingdings" w:hAnsi="Wingdings" w:hint="default"/>
+        <w:sz w:val="20"/>
+      </w:rPr>
+    </w:lvl>
+    <w:lvl w:ilvl="8" w:tentative="1">
+      <w:start w:val="1"/>
+      <w:numFmt w:val="bullet"/>
+      <w:lvlText w:val=""/>
+      <w:lvlJc w:val="left"/>
+      <w:pPr>
+        <w:tabs>
+          <w:tab w:val="num" w:pos="6480"/>
+        </w:tabs>
+        <w:ind w:left="6480" w:hanging="360"/>
+      </w:pPr>
+      <w:rPr>
+        <w:rFonts w:ascii="Wingdings" w:hAnsi="Wingdings" w:hint="default"/>
+        <w:sz w:val="20"/>
+      </w:rPr>
+    </w:lvl>
+  </w:abstractNum>
+  <w:abstractNum w:abstractNumId="6" w15:restartNumberingAfterBreak="0">
+    <w:nsid w:val="2C9502AD"/>
+    <w:multiLevelType w:val="multilevel"/>
+    <w:tmpl w:val="C908EFEC"/>
+    <w:lvl w:ilvl="0">
+      <w:start w:val="1"/>
+      <w:numFmt w:val="bullet"/>
+      <w:lvlText w:val=""/>
+      <w:lvlJc w:val="left"/>
+      <w:pPr>
+        <w:tabs>
+          <w:tab w:val="num" w:pos="720"/>
+        </w:tabs>
+        <w:ind w:left="720" w:hanging="360"/>
+      </w:pPr>
+      <w:rPr>
+        <w:rFonts w:ascii="Symbol" w:hAnsi="Symbol" w:hint="default"/>
+        <w:sz w:val="20"/>
+      </w:rPr>
+    </w:lvl>
+    <w:lvl w:ilvl="1" w:tentative="1">
+      <w:start w:val="1"/>
+      <w:numFmt w:val="bullet"/>
+      <w:lvlText w:val="o"/>
+      <w:lvlJc w:val="left"/>
+      <w:pPr>
+        <w:tabs>
+          <w:tab w:val="num" w:pos="1440"/>
+        </w:tabs>
+        <w:ind w:left="1440" w:hanging="360"/>
+      </w:pPr>
+      <w:rPr>
+        <w:rFonts w:ascii="Courier New" w:hAnsi="Courier New" w:hint="default"/>
+        <w:sz w:val="20"/>
+      </w:rPr>
+    </w:lvl>
+    <w:lvl w:ilvl="2" w:tentative="1">
+      <w:start w:val="1"/>
+      <w:numFmt w:val="bullet"/>
+      <w:lvlText w:val=""/>
+      <w:lvlJc w:val="left"/>
+      <w:pPr>
+        <w:tabs>
+          <w:tab w:val="num" w:pos="2160"/>
+        </w:tabs>
+        <w:ind w:left="2160" w:hanging="360"/>
+      </w:pPr>
+      <w:rPr>
+        <w:rFonts w:ascii="Wingdings" w:hAnsi="Wingdings" w:hint="default"/>
+        <w:sz w:val="20"/>
+      </w:rPr>
+    </w:lvl>
+    <w:lvl w:ilvl="3" w:tentative="1">
+      <w:start w:val="1"/>
+      <w:numFmt w:val="bullet"/>
+      <w:lvlText w:val=""/>
+      <w:lvlJc w:val="left"/>
+      <w:pPr>
+        <w:tabs>
+          <w:tab w:val="num" w:pos="2880"/>
+        </w:tabs>
+        <w:ind w:left="2880" w:hanging="360"/>
+      </w:pPr>
+      <w:rPr>
+        <w:rFonts w:ascii="Wingdings" w:hAnsi="Wingdings" w:hint="default"/>
+        <w:sz w:val="20"/>
+      </w:rPr>
+    </w:lvl>
+    <w:lvl w:ilvl="4" w:tentative="1">
+      <w:start w:val="1"/>
+      <w:numFmt w:val="bullet"/>
+      <w:lvlText w:val=""/>
+      <w:lvlJc w:val="left"/>
+      <w:pPr>
+        <w:tabs>
+          <w:tab w:val="num" w:pos="3600"/>
+        </w:tabs>
+        <w:ind w:left="3600" w:hanging="360"/>
+      </w:pPr>
+      <w:rPr>
+        <w:rFonts w:ascii="Wingdings" w:hAnsi="Wingdings" w:hint="default"/>
+        <w:sz w:val="20"/>
+      </w:rPr>
+    </w:lvl>
+    <w:lvl w:ilvl="5" w:tentative="1">
+      <w:start w:val="1"/>
+      <w:numFmt w:val="bullet"/>
+      <w:lvlText w:val=""/>
+      <w:lvlJc w:val="left"/>
+      <w:pPr>
+        <w:tabs>
+          <w:tab w:val="num" w:pos="4320"/>
+        </w:tabs>
+        <w:ind w:left="4320" w:hanging="360"/>
+      </w:pPr>
+      <w:rPr>
+        <w:rFonts w:ascii="Wingdings" w:hAnsi="Wingdings" w:hint="default"/>
+        <w:sz w:val="20"/>
+      </w:rPr>
+    </w:lvl>
+    <w:lvl w:ilvl="6" w:tentative="1">
+      <w:start w:val="1"/>
+      <w:numFmt w:val="bullet"/>
+      <w:lvlText w:val=""/>
+      <w:lvlJc w:val="left"/>
+      <w:pPr>
+        <w:tabs>
+          <w:tab w:val="num" w:pos="5040"/>
+        </w:tabs>
+        <w:ind w:left="5040" w:hanging="360"/>
+      </w:pPr>
+      <w:rPr>
+        <w:rFonts w:ascii="Wingdings" w:hAnsi="Wingdings" w:hint="default"/>
+        <w:sz w:val="20"/>
+      </w:rPr>
+    </w:lvl>
+    <w:lvl w:ilvl="7" w:tentative="1">
+      <w:start w:val="1"/>
+      <w:numFmt w:val="bullet"/>
+      <w:lvlText w:val=""/>
+      <w:lvlJc w:val="left"/>
+      <w:pPr>
+        <w:tabs>
+          <w:tab w:val="num" w:pos="5760"/>
+        </w:tabs>
+        <w:ind w:left="5760" w:hanging="360"/>
+      </w:pPr>
+      <w:rPr>
+        <w:rFonts w:ascii="Wingdings" w:hAnsi="Wingdings" w:hint="default"/>
+        <w:sz w:val="20"/>
+      </w:rPr>
+    </w:lvl>
+    <w:lvl w:ilvl="8" w:tentative="1">
+      <w:start w:val="1"/>
+      <w:numFmt w:val="bullet"/>
+      <w:lvlText w:val=""/>
+      <w:lvlJc w:val="left"/>
+      <w:pPr>
+        <w:tabs>
+          <w:tab w:val="num" w:pos="6480"/>
+        </w:tabs>
+        <w:ind w:left="6480" w:hanging="360"/>
+      </w:pPr>
+      <w:rPr>
+        <w:rFonts w:ascii="Wingdings" w:hAnsi="Wingdings" w:hint="default"/>
+        <w:sz w:val="20"/>
+      </w:rPr>
+    </w:lvl>
+  </w:abstractNum>
+  <w:abstractNum w:abstractNumId="7" w15:restartNumberingAfterBreak="0">
+    <w:nsid w:val="2CBC6DF0"/>
+    <w:multiLevelType w:val="multilevel"/>
+    <w:tmpl w:val="AAC6F5B2"/>
+    <w:lvl w:ilvl="0">
+      <w:start w:val="1"/>
+      <w:numFmt w:val="bullet"/>
+      <w:lvlText w:val=""/>
+      <w:lvlJc w:val="left"/>
+      <w:pPr>
+        <w:tabs>
+          <w:tab w:val="num" w:pos="720"/>
+        </w:tabs>
+        <w:ind w:left="720" w:hanging="360"/>
+      </w:pPr>
+      <w:rPr>
+        <w:rFonts w:ascii="Symbol" w:hAnsi="Symbol" w:hint="default"/>
+        <w:sz w:val="20"/>
+      </w:rPr>
+    </w:lvl>
+    <w:lvl w:ilvl="1" w:tentative="1">
+      <w:start w:val="1"/>
+      <w:numFmt w:val="bullet"/>
+      <w:lvlText w:val="o"/>
+      <w:lvlJc w:val="left"/>
+      <w:pPr>
+        <w:tabs>
+          <w:tab w:val="num" w:pos="1440"/>
+        </w:tabs>
+        <w:ind w:left="1440" w:hanging="360"/>
+      </w:pPr>
+      <w:rPr>
+        <w:rFonts w:ascii="Courier New" w:hAnsi="Courier New" w:hint="default"/>
+        <w:sz w:val="20"/>
+      </w:rPr>
+    </w:lvl>
+    <w:lvl w:ilvl="2" w:tentative="1">
+      <w:start w:val="1"/>
+      <w:numFmt w:val="bullet"/>
+      <w:lvlText w:val=""/>
+      <w:lvlJc w:val="left"/>
+      <w:pPr>
+        <w:tabs>
+          <w:tab w:val="num" w:pos="2160"/>
+        </w:tabs>
+        <w:ind w:left="2160" w:hanging="360"/>
+      </w:pPr>
+      <w:rPr>
+        <w:rFonts w:ascii="Wingdings" w:hAnsi="Wingdings" w:hint="default"/>
+        <w:sz w:val="20"/>
+      </w:rPr>
+    </w:lvl>
+    <w:lvl w:ilvl="3" w:tentative="1">
+      <w:start w:val="1"/>
+      <w:numFmt w:val="bullet"/>
+      <w:lvlText w:val=""/>
+      <w:lvlJc w:val="left"/>
+      <w:pPr>
+        <w:tabs>
+          <w:tab w:val="num" w:pos="2880"/>
+        </w:tabs>
+        <w:ind w:left="2880" w:hanging="360"/>
+      </w:pPr>
+      <w:rPr>
+        <w:rFonts w:ascii="Wingdings" w:hAnsi="Wingdings" w:hint="default"/>
+        <w:sz w:val="20"/>
+      </w:rPr>
+    </w:lvl>
+    <w:lvl w:ilvl="4" w:tentative="1">
+      <w:start w:val="1"/>
+      <w:numFmt w:val="bullet"/>
+      <w:lvlText w:val=""/>
+      <w:lvlJc w:val="left"/>
+      <w:pPr>
+        <w:tabs>
+          <w:tab w:val="num" w:pos="3600"/>
+        </w:tabs>
+        <w:ind w:left="3600" w:hanging="360"/>
+      </w:pPr>
+      <w:rPr>
+        <w:rFonts w:ascii="Wingdings" w:hAnsi="Wingdings" w:hint="default"/>
+        <w:sz w:val="20"/>
+      </w:rPr>
+    </w:lvl>
+    <w:lvl w:ilvl="5" w:tentative="1">
+      <w:start w:val="1"/>
+      <w:numFmt w:val="bullet"/>
+      <w:lvlText w:val=""/>
+      <w:lvlJc w:val="left"/>
+      <w:pPr>
+        <w:tabs>
+          <w:tab w:val="num" w:pos="4320"/>
+        </w:tabs>
+        <w:ind w:left="4320" w:hanging="360"/>
+      </w:pPr>
+      <w:rPr>
+        <w:rFonts w:ascii="Wingdings" w:hAnsi="Wingdings" w:hint="default"/>
+        <w:sz w:val="20"/>
+      </w:rPr>
+    </w:lvl>
+    <w:lvl w:ilvl="6" w:tentative="1">
+      <w:start w:val="1"/>
+      <w:numFmt w:val="bullet"/>
+      <w:lvlText w:val=""/>
+      <w:lvlJc w:val="left"/>
+      <w:pPr>
+        <w:tabs>
+          <w:tab w:val="num" w:pos="5040"/>
+        </w:tabs>
+        <w:ind w:left="5040" w:hanging="360"/>
+      </w:pPr>
+      <w:rPr>
+        <w:rFonts w:ascii="Wingdings" w:hAnsi="Wingdings" w:hint="default"/>
+        <w:sz w:val="20"/>
+      </w:rPr>
+    </w:lvl>
+    <w:lvl w:ilvl="7" w:tentative="1">
+      <w:start w:val="1"/>
+      <w:numFmt w:val="bullet"/>
+      <w:lvlText w:val=""/>
+      <w:lvlJc w:val="left"/>
+      <w:pPr>
+        <w:tabs>
+          <w:tab w:val="num" w:pos="5760"/>
+        </w:tabs>
+        <w:ind w:left="5760" w:hanging="360"/>
+      </w:pPr>
+      <w:rPr>
+        <w:rFonts w:ascii="Wingdings" w:hAnsi="Wingdings" w:hint="default"/>
+        <w:sz w:val="20"/>
+      </w:rPr>
+    </w:lvl>
+    <w:lvl w:ilvl="8" w:tentative="1">
+      <w:start w:val="1"/>
+      <w:numFmt w:val="bullet"/>
+      <w:lvlText w:val=""/>
+      <w:lvlJc w:val="left"/>
+      <w:pPr>
+        <w:tabs>
+          <w:tab w:val="num" w:pos="6480"/>
+        </w:tabs>
+        <w:ind w:left="6480" w:hanging="360"/>
+      </w:pPr>
+      <w:rPr>
+        <w:rFonts w:ascii="Wingdings" w:hAnsi="Wingdings" w:hint="default"/>
+        <w:sz w:val="20"/>
+      </w:rPr>
+    </w:lvl>
+  </w:abstractNum>
+  <w:abstractNum w:abstractNumId="8" w15:restartNumberingAfterBreak="0">
+    <w:nsid w:val="3EAF7C0C"/>
+    <w:multiLevelType w:val="multilevel"/>
+    <w:tmpl w:val="60D8D49A"/>
+    <w:lvl w:ilvl="0">
+      <w:start w:val="1"/>
+      <w:numFmt w:val="bullet"/>
+      <w:lvlText w:val=""/>
+      <w:lvlJc w:val="left"/>
+      <w:pPr>
+        <w:tabs>
+          <w:tab w:val="num" w:pos="720"/>
+        </w:tabs>
+        <w:ind w:left="720" w:hanging="360"/>
+      </w:pPr>
+      <w:rPr>
+        <w:rFonts w:ascii="Symbol" w:hAnsi="Symbol" w:hint="default"/>
+        <w:sz w:val="20"/>
+      </w:rPr>
+    </w:lvl>
+    <w:lvl w:ilvl="1" w:tentative="1">
+      <w:start w:val="1"/>
+      <w:numFmt w:val="bullet"/>
+      <w:lvlText w:val="o"/>
+      <w:lvlJc w:val="left"/>
+      <w:pPr>
+        <w:tabs>
+          <w:tab w:val="num" w:pos="1440"/>
+        </w:tabs>
+        <w:ind w:left="1440" w:hanging="360"/>
+      </w:pPr>
+      <w:rPr>
+        <w:rFonts w:ascii="Courier New" w:hAnsi="Courier New" w:hint="default"/>
+        <w:sz w:val="20"/>
+      </w:rPr>
+    </w:lvl>
+    <w:lvl w:ilvl="2" w:tentative="1">
+      <w:start w:val="1"/>
+      <w:numFmt w:val="bullet"/>
+      <w:lvlText w:val=""/>
+      <w:lvlJc w:val="left"/>
+      <w:pPr>
+        <w:tabs>
+          <w:tab w:val="num" w:pos="2160"/>
+        </w:tabs>
+        <w:ind w:left="2160" w:hanging="360"/>
+      </w:pPr>
+      <w:rPr>
+        <w:rFonts w:ascii="Wingdings" w:hAnsi="Wingdings" w:hint="default"/>
+        <w:sz w:val="20"/>
+      </w:rPr>
+    </w:lvl>
+    <w:lvl w:ilvl="3" w:tentative="1">
+      <w:start w:val="1"/>
+      <w:numFmt w:val="bullet"/>
+      <w:lvlText w:val=""/>
+      <w:lvlJc w:val="left"/>
+      <w:pPr>
+        <w:tabs>
+          <w:tab w:val="num" w:pos="2880"/>
+        </w:tabs>
+        <w:ind w:left="2880" w:hanging="360"/>
+      </w:pPr>
+      <w:rPr>
+        <w:rFonts w:ascii="Wingdings" w:hAnsi="Wingdings" w:hint="default"/>
+        <w:sz w:val="20"/>
+      </w:rPr>
+    </w:lvl>
+    <w:lvl w:ilvl="4" w:tentative="1">
+      <w:start w:val="1"/>
+      <w:numFmt w:val="bullet"/>
+      <w:lvlText w:val=""/>
+      <w:lvlJc w:val="left"/>
+      <w:pPr>
+        <w:tabs>
+          <w:tab w:val="num" w:pos="3600"/>
+        </w:tabs>
+        <w:ind w:left="3600" w:hanging="360"/>
+      </w:pPr>
+      <w:rPr>
+        <w:rFonts w:ascii="Wingdings" w:hAnsi="Wingdings" w:hint="default"/>
+        <w:sz w:val="20"/>
+      </w:rPr>
+    </w:lvl>
+    <w:lvl w:ilvl="5" w:tentative="1">
+      <w:start w:val="1"/>
+      <w:numFmt w:val="bullet"/>
+      <w:lvlText w:val=""/>
+      <w:lvlJc w:val="left"/>
+      <w:pPr>
+        <w:tabs>
+          <w:tab w:val="num" w:pos="4320"/>
+        </w:tabs>
+        <w:ind w:left="4320" w:hanging="360"/>
+      </w:pPr>
+      <w:rPr>
+        <w:rFonts w:ascii="Wingdings" w:hAnsi="Wingdings" w:hint="default"/>
+        <w:sz w:val="20"/>
+      </w:rPr>
+    </w:lvl>
+    <w:lvl w:ilvl="6" w:tentative="1">
+      <w:start w:val="1"/>
+      <w:numFmt w:val="bullet"/>
+      <w:lvlText w:val=""/>
+      <w:lvlJc w:val="left"/>
+      <w:pPr>
+        <w:tabs>
+          <w:tab w:val="num" w:pos="5040"/>
+        </w:tabs>
+        <w:ind w:left="5040" w:hanging="360"/>
+      </w:pPr>
+      <w:rPr>
+        <w:rFonts w:ascii="Wingdings" w:hAnsi="Wingdings" w:hint="default"/>
+        <w:sz w:val="20"/>
+      </w:rPr>
+    </w:lvl>
+    <w:lvl w:ilvl="7" w:tentative="1">
+      <w:start w:val="1"/>
+      <w:numFmt w:val="bullet"/>
+      <w:lvlText w:val=""/>
+      <w:lvlJc w:val="left"/>
+      <w:pPr>
+        <w:tabs>
+          <w:tab w:val="num" w:pos="5760"/>
+        </w:tabs>
+        <w:ind w:left="5760" w:hanging="360"/>
+      </w:pPr>
+      <w:rPr>
+        <w:rFonts w:ascii="Wingdings" w:hAnsi="Wingdings" w:hint="default"/>
+        <w:sz w:val="20"/>
+      </w:rPr>
+    </w:lvl>
+    <w:lvl w:ilvl="8" w:tentative="1">
+      <w:start w:val="1"/>
+      <w:numFmt w:val="bullet"/>
+      <w:lvlText w:val=""/>
+      <w:lvlJc w:val="left"/>
+      <w:pPr>
+        <w:tabs>
+          <w:tab w:val="num" w:pos="6480"/>
+        </w:tabs>
+        <w:ind w:left="6480" w:hanging="360"/>
+      </w:pPr>
+      <w:rPr>
+        <w:rFonts w:ascii="Wingdings" w:hAnsi="Wingdings" w:hint="default"/>
+        <w:sz w:val="20"/>
+      </w:rPr>
+    </w:lvl>
+  </w:abstractNum>
+  <w:abstractNum w:abstractNumId="9" w15:restartNumberingAfterBreak="0">
+    <w:nsid w:val="5A652041"/>
+    <w:multiLevelType w:val="multilevel"/>
+    <w:tmpl w:val="2B6C1164"/>
+    <w:lvl w:ilvl="0">
+      <w:start w:val="1"/>
+      <w:numFmt w:val="bullet"/>
+      <w:lvlText w:val=""/>
+      <w:lvlJc w:val="left"/>
+      <w:pPr>
+        <w:tabs>
+          <w:tab w:val="num" w:pos="720"/>
+        </w:tabs>
+        <w:ind w:left="720" w:hanging="360"/>
+      </w:pPr>
+      <w:rPr>
+        <w:rFonts w:ascii="Symbol" w:hAnsi="Symbol" w:hint="default"/>
+        <w:sz w:val="20"/>
+      </w:rPr>
+    </w:lvl>
+    <w:lvl w:ilvl="1" w:tentative="1">
+      <w:start w:val="1"/>
+      <w:numFmt w:val="bullet"/>
+      <w:lvlText w:val="o"/>
+      <w:lvlJc w:val="left"/>
+      <w:pPr>
+        <w:tabs>
+          <w:tab w:val="num" w:pos="1440"/>
+        </w:tabs>
+        <w:ind w:left="1440" w:hanging="360"/>
+      </w:pPr>
+      <w:rPr>
+        <w:rFonts w:ascii="Courier New" w:hAnsi="Courier New" w:hint="default"/>
+        <w:sz w:val="20"/>
+      </w:rPr>
+    </w:lvl>
+    <w:lvl w:ilvl="2" w:tentative="1">
+      <w:start w:val="1"/>
+      <w:numFmt w:val="bullet"/>
+      <w:lvlText w:val=""/>
+      <w:lvlJc w:val="left"/>
+      <w:pPr>
+        <w:tabs>
+          <w:tab w:val="num" w:pos="2160"/>
+        </w:tabs>
+        <w:ind w:left="2160" w:hanging="360"/>
+      </w:pPr>
+      <w:rPr>
+        <w:rFonts w:ascii="Wingdings" w:hAnsi="Wingdings" w:hint="default"/>
+        <w:sz w:val="20"/>
+      </w:rPr>
+    </w:lvl>
+    <w:lvl w:ilvl="3" w:tentative="1">
+      <w:start w:val="1"/>
+      <w:numFmt w:val="bullet"/>
+      <w:lvlText w:val=""/>
+      <w:lvlJc w:val="left"/>
+      <w:pPr>
+        <w:tabs>
+          <w:tab w:val="num" w:pos="2880"/>
+        </w:tabs>
+        <w:ind w:left="2880" w:hanging="360"/>
+      </w:pPr>
+      <w:rPr>
+        <w:rFonts w:ascii="Wingdings" w:hAnsi="Wingdings" w:hint="default"/>
+        <w:sz w:val="20"/>
+      </w:rPr>
+    </w:lvl>
+    <w:lvl w:ilvl="4" w:tentative="1">
+      <w:start w:val="1"/>
+      <w:numFmt w:val="bullet"/>
+      <w:lvlText w:val=""/>
+      <w:lvlJc w:val="left"/>
+      <w:pPr>
+        <w:tabs>
+          <w:tab w:val="num" w:pos="3600"/>
+        </w:tabs>
+        <w:ind w:left="3600" w:hanging="360"/>
+      </w:pPr>
+      <w:rPr>
+        <w:rFonts w:ascii="Wingdings" w:hAnsi="Wingdings" w:hint="default"/>
+        <w:sz w:val="20"/>
+      </w:rPr>
+    </w:lvl>
+    <w:lvl w:ilvl="5" w:tentative="1">
+      <w:start w:val="1"/>
+      <w:numFmt w:val="bullet"/>
+      <w:lvlText w:val=""/>
+      <w:lvlJc w:val="left"/>
+      <w:pPr>
+        <w:tabs>
+          <w:tab w:val="num" w:pos="4320"/>
+        </w:tabs>
+        <w:ind w:left="4320" w:hanging="360"/>
+      </w:pPr>
+      <w:rPr>
+        <w:rFonts w:ascii="Wingdings" w:hAnsi="Wingdings" w:hint="default"/>
+        <w:sz w:val="20"/>
+      </w:rPr>
+    </w:lvl>
+    <w:lvl w:ilvl="6" w:tentative="1">
+      <w:start w:val="1"/>
+      <w:numFmt w:val="bullet"/>
+      <w:lvlText w:val=""/>
+      <w:lvlJc w:val="left"/>
+      <w:pPr>
+        <w:tabs>
+          <w:tab w:val="num" w:pos="5040"/>
+        </w:tabs>
+        <w:ind w:left="5040" w:hanging="360"/>
+      </w:pPr>
+      <w:rPr>
+        <w:rFonts w:ascii="Wingdings" w:hAnsi="Wingdings" w:hint="default"/>
+        <w:sz w:val="20"/>
+      </w:rPr>
+    </w:lvl>
+    <w:lvl w:ilvl="7" w:tentative="1">
+      <w:start w:val="1"/>
+      <w:numFmt w:val="bullet"/>
+      <w:lvlText w:val=""/>
+      <w:lvlJc w:val="left"/>
+      <w:pPr>
+        <w:tabs>
+          <w:tab w:val="num" w:pos="5760"/>
+        </w:tabs>
+        <w:ind w:left="5760" w:hanging="360"/>
+      </w:pPr>
+      <w:rPr>
+        <w:rFonts w:ascii="Wingdings" w:hAnsi="Wingdings" w:hint="default"/>
+        <w:sz w:val="20"/>
+      </w:rPr>
+    </w:lvl>
+    <w:lvl w:ilvl="8" w:tentative="1">
+      <w:start w:val="1"/>
+      <w:numFmt w:val="bullet"/>
+      <w:lvlText w:val=""/>
+      <w:lvlJc w:val="left"/>
+      <w:pPr>
+        <w:tabs>
+          <w:tab w:val="num" w:pos="6480"/>
+        </w:tabs>
+        <w:ind w:left="6480" w:hanging="360"/>
+      </w:pPr>
+      <w:rPr>
+        <w:rFonts w:ascii="Wingdings" w:hAnsi="Wingdings" w:hint="default"/>
+        <w:sz w:val="20"/>
+      </w:rPr>
+    </w:lvl>
+  </w:abstractNum>
+  <w:abstractNum w:abstractNumId="10" w15:restartNumberingAfterBreak="0">
+    <w:nsid w:val="60F305A1"/>
+    <w:multiLevelType w:val="multilevel"/>
+    <w:tmpl w:val="07DA84C6"/>
+    <w:lvl w:ilvl="0">
+      <w:start w:val="1"/>
+      <w:numFmt w:val="bullet"/>
+      <w:lvlText w:val=""/>
+      <w:lvlJc w:val="left"/>
+      <w:pPr>
+        <w:tabs>
+          <w:tab w:val="num" w:pos="720"/>
+        </w:tabs>
+        <w:ind w:left="720" w:hanging="360"/>
+      </w:pPr>
+      <w:rPr>
+        <w:rFonts w:ascii="Symbol" w:hAnsi="Symbol" w:hint="default"/>
+      </w:rPr>
+    </w:lvl>
+    <w:lvl w:ilvl="1">
+      <w:start w:val="1"/>
+      <w:numFmt w:val="decimal"/>
+      <w:lvlText w:val="%2."/>
+      <w:lvlJc w:val="left"/>
+      <w:pPr>
+        <w:ind w:left="1440" w:hanging="360"/>
+      </w:pPr>
+      <w:rPr>
+        <w:rFonts w:hint="default"/>
+      </w:rPr>
+    </w:lvl>
+    <w:lvl w:ilvl="2" w:tentative="1">
+      <w:start w:val="1"/>
+      <w:numFmt w:val="decimal"/>
+      <w:lvlText w:val="%3."/>
+      <w:lvlJc w:val="left"/>
+      <w:pPr>
+        <w:tabs>
+          <w:tab w:val="num" w:pos="2160"/>
+        </w:tabs>
+        <w:ind w:left="2160" w:hanging="360"/>
+      </w:pPr>
+    </w:lvl>
+    <w:lvl w:ilvl="3" w:tentative="1">
+      <w:start w:val="1"/>
+      <w:numFmt w:val="decimal"/>
+      <w:lvlText w:val="%4."/>
+      <w:lvlJc w:val="left"/>
+      <w:pPr>
+        <w:tabs>
+          <w:tab w:val="num" w:pos="2880"/>
+        </w:tabs>
+        <w:ind w:left="2880" w:hanging="360"/>
+      </w:pPr>
+    </w:lvl>
+    <w:lvl w:ilvl="4" w:tentative="1">
+      <w:start w:val="1"/>
+      <w:numFmt w:val="decimal"/>
+      <w:lvlText w:val="%5."/>
+      <w:lvlJc w:val="left"/>
+      <w:pPr>
+        <w:tabs>
+          <w:tab w:val="num" w:pos="3600"/>
+        </w:tabs>
+        <w:ind w:left="3600" w:hanging="360"/>
+      </w:pPr>
+    </w:lvl>
+    <w:lvl w:ilvl="5" w:tentative="1">
+      <w:start w:val="1"/>
+      <w:numFmt w:val="decimal"/>
+      <w:lvlText w:val="%6."/>
+      <w:lvlJc w:val="left"/>
+      <w:pPr>
+        <w:tabs>
+          <w:tab w:val="num" w:pos="4320"/>
+        </w:tabs>
+        <w:ind w:left="4320" w:hanging="360"/>
+      </w:pPr>
+    </w:lvl>
+    <w:lvl w:ilvl="6" w:tentative="1">
+      <w:start w:val="1"/>
+      <w:numFmt w:val="decimal"/>
+      <w:lvlText w:val="%7."/>
+      <w:lvlJc w:val="left"/>
+      <w:pPr>
+        <w:tabs>
+          <w:tab w:val="num" w:pos="5040"/>
+        </w:tabs>
+        <w:ind w:left="5040" w:hanging="360"/>
+      </w:pPr>
+    </w:lvl>
+    <w:lvl w:ilvl="7" w:tentative="1">
+      <w:start w:val="1"/>
+      <w:numFmt w:val="decimal"/>
+      <w:lvlText w:val="%8."/>
+      <w:lvlJc w:val="left"/>
+      <w:pPr>
+        <w:tabs>
+          <w:tab w:val="num" w:pos="5760"/>
+        </w:tabs>
+        <w:ind w:left="5760" w:hanging="360"/>
+      </w:pPr>
+    </w:lvl>
+    <w:lvl w:ilvl="8" w:tentative="1">
+      <w:start w:val="1"/>
+      <w:numFmt w:val="decimal"/>
+      <w:lvlText w:val="%9."/>
+      <w:lvlJc w:val="left"/>
+      <w:pPr>
+        <w:tabs>
+          <w:tab w:val="num" w:pos="6480"/>
+        </w:tabs>
+        <w:ind w:left="6480" w:hanging="360"/>
+      </w:pPr>
+    </w:lvl>
+  </w:abstractNum>
+  <w:num w:numId="1" w16cid:durableId="1559366388">
+    <w:abstractNumId w:val="10"/>
+  </w:num>
+  <w:num w:numId="2" w16cid:durableId="1828325618">
+    <w:abstractNumId w:val="1"/>
+  </w:num>
+  <w:num w:numId="3" w16cid:durableId="1085541493">
+    <w:abstractNumId w:val="9"/>
+  </w:num>
+  <w:num w:numId="4" w16cid:durableId="621232693">
     <w:abstractNumId w:val="0"/>
+  </w:num>
+  <w:num w:numId="5" w16cid:durableId="1535002670">
+    <w:abstractNumId w:val="6"/>
+  </w:num>
+  <w:num w:numId="6" w16cid:durableId="1477794809">
+    <w:abstractNumId w:val="2"/>
+  </w:num>
+  <w:num w:numId="7" w16cid:durableId="591090247">
+    <w:abstractNumId w:val="7"/>
+  </w:num>
+  <w:num w:numId="8" w16cid:durableId="1785152013">
+    <w:abstractNumId w:val="8"/>
+  </w:num>
+  <w:num w:numId="9" w16cid:durableId="705954499">
+    <w:abstractNumId w:val="5"/>
+  </w:num>
+  <w:num w:numId="10" w16cid:durableId="1025711232">
+    <w:abstractNumId w:val="3"/>
+  </w:num>
+  <w:num w:numId="11" w16cid:durableId="1565140313">
+    <w:abstractNumId w:val="4"/>
   </w:num>
 </w:numbering>
 </file>
@@ -2023,9 +3561,11 @@
     <w:rPrDefault>
       <w:rPr>
         <w:rFonts w:asciiTheme="minorHAnsi" w:eastAsiaTheme="minorHAnsi" w:hAnsiTheme="minorHAnsi" w:cstheme="minorBidi"/>
+        <w:kern w:val="2"/>
         <w:sz w:val="22"/>
         <w:szCs w:val="22"/>
-        <w:lang w:val="es-ES" w:eastAsia="en-US" w:bidi="ar-SA"/>
+        <w:lang w:val="es-CO" w:eastAsia="en-US" w:bidi="ar-SA"/>
+        <w14:ligatures w14:val="standardContextual"/>
       </w:rPr>
     </w:rPrDefault>
     <w:pPrDefault>
@@ -2415,15 +3955,213 @@
   <w:style w:type="paragraph" w:default="1" w:styleId="Normal">
     <w:name w:val="Normal"/>
     <w:qFormat/>
-    <w:rsid w:val="008D404F"/>
+    <w:rsid w:val="000D4DE0"/>
     <w:pPr>
+      <w:widowControl w:val="0"/>
+      <w:autoSpaceDE w:val="0"/>
+      <w:autoSpaceDN w:val="0"/>
       <w:spacing w:after="0" w:line="240" w:lineRule="auto"/>
     </w:pPr>
     <w:rPr>
-      <w:rFonts w:ascii="Times New Roman" w:eastAsia="Times New Roman" w:hAnsi="Times New Roman" w:cs="Times New Roman"/>
-      <w:sz w:val="24"/>
-      <w:szCs w:val="24"/>
-      <w:lang w:eastAsia="es-ES"/>
+      <w:kern w:val="0"/>
+      <w:lang w:val="es-ES"/>
+      <w14:ligatures w14:val="none"/>
+    </w:rPr>
+  </w:style>
+  <w:style w:type="paragraph" w:styleId="Ttulo1">
+    <w:name w:val="heading 1"/>
+    <w:basedOn w:val="Normal"/>
+    <w:next w:val="Normal"/>
+    <w:link w:val="Ttulo1Car"/>
+    <w:uiPriority w:val="9"/>
+    <w:qFormat/>
+    <w:rsid w:val="000D4DE0"/>
+    <w:pPr>
+      <w:keepNext/>
+      <w:keepLines/>
+      <w:spacing w:before="360" w:after="80"/>
+      <w:outlineLvl w:val="0"/>
+    </w:pPr>
+    <w:rPr>
+      <w:rFonts w:asciiTheme="majorHAnsi" w:eastAsiaTheme="majorEastAsia" w:hAnsiTheme="majorHAnsi" w:cstheme="majorBidi"/>
+      <w:color w:val="2F5496" w:themeColor="accent1" w:themeShade="BF"/>
+      <w:sz w:val="40"/>
+      <w:szCs w:val="40"/>
+    </w:rPr>
+  </w:style>
+  <w:style w:type="paragraph" w:styleId="Ttulo2">
+    <w:name w:val="heading 2"/>
+    <w:basedOn w:val="Normal"/>
+    <w:next w:val="Normal"/>
+    <w:link w:val="Ttulo2Car"/>
+    <w:uiPriority w:val="9"/>
+    <w:unhideWhenUsed/>
+    <w:qFormat/>
+    <w:rsid w:val="000D4DE0"/>
+    <w:pPr>
+      <w:keepNext/>
+      <w:keepLines/>
+      <w:spacing w:before="160" w:after="80"/>
+      <w:outlineLvl w:val="1"/>
+    </w:pPr>
+    <w:rPr>
+      <w:rFonts w:asciiTheme="majorHAnsi" w:eastAsiaTheme="majorEastAsia" w:hAnsiTheme="majorHAnsi" w:cstheme="majorBidi"/>
+      <w:color w:val="2F5496" w:themeColor="accent1" w:themeShade="BF"/>
+      <w:sz w:val="32"/>
+      <w:szCs w:val="32"/>
+    </w:rPr>
+  </w:style>
+  <w:style w:type="paragraph" w:styleId="Ttulo3">
+    <w:name w:val="heading 3"/>
+    <w:basedOn w:val="Normal"/>
+    <w:next w:val="Normal"/>
+    <w:link w:val="Ttulo3Car"/>
+    <w:uiPriority w:val="9"/>
+    <w:semiHidden/>
+    <w:unhideWhenUsed/>
+    <w:qFormat/>
+    <w:rsid w:val="000D4DE0"/>
+    <w:pPr>
+      <w:keepNext/>
+      <w:keepLines/>
+      <w:spacing w:before="160" w:after="80"/>
+      <w:outlineLvl w:val="2"/>
+    </w:pPr>
+    <w:rPr>
+      <w:rFonts w:eastAsiaTheme="majorEastAsia" w:cstheme="majorBidi"/>
+      <w:color w:val="2F5496" w:themeColor="accent1" w:themeShade="BF"/>
+      <w:sz w:val="28"/>
+      <w:szCs w:val="28"/>
+    </w:rPr>
+  </w:style>
+  <w:style w:type="paragraph" w:styleId="Ttulo4">
+    <w:name w:val="heading 4"/>
+    <w:basedOn w:val="Normal"/>
+    <w:next w:val="Normal"/>
+    <w:link w:val="Ttulo4Car"/>
+    <w:uiPriority w:val="9"/>
+    <w:semiHidden/>
+    <w:unhideWhenUsed/>
+    <w:qFormat/>
+    <w:rsid w:val="000D4DE0"/>
+    <w:pPr>
+      <w:keepNext/>
+      <w:keepLines/>
+      <w:spacing w:before="80" w:after="40"/>
+      <w:outlineLvl w:val="3"/>
+    </w:pPr>
+    <w:rPr>
+      <w:rFonts w:eastAsiaTheme="majorEastAsia" w:cstheme="majorBidi"/>
+      <w:i/>
+      <w:iCs/>
+      <w:color w:val="2F5496" w:themeColor="accent1" w:themeShade="BF"/>
+    </w:rPr>
+  </w:style>
+  <w:style w:type="paragraph" w:styleId="Ttulo5">
+    <w:name w:val="heading 5"/>
+    <w:basedOn w:val="Normal"/>
+    <w:next w:val="Normal"/>
+    <w:link w:val="Ttulo5Car"/>
+    <w:uiPriority w:val="9"/>
+    <w:semiHidden/>
+    <w:unhideWhenUsed/>
+    <w:qFormat/>
+    <w:rsid w:val="000D4DE0"/>
+    <w:pPr>
+      <w:keepNext/>
+      <w:keepLines/>
+      <w:spacing w:before="80" w:after="40"/>
+      <w:outlineLvl w:val="4"/>
+    </w:pPr>
+    <w:rPr>
+      <w:rFonts w:eastAsiaTheme="majorEastAsia" w:cstheme="majorBidi"/>
+      <w:color w:val="2F5496" w:themeColor="accent1" w:themeShade="BF"/>
+    </w:rPr>
+  </w:style>
+  <w:style w:type="paragraph" w:styleId="Ttulo6">
+    <w:name w:val="heading 6"/>
+    <w:basedOn w:val="Normal"/>
+    <w:next w:val="Normal"/>
+    <w:link w:val="Ttulo6Car"/>
+    <w:uiPriority w:val="9"/>
+    <w:semiHidden/>
+    <w:unhideWhenUsed/>
+    <w:qFormat/>
+    <w:rsid w:val="000D4DE0"/>
+    <w:pPr>
+      <w:keepNext/>
+      <w:keepLines/>
+      <w:spacing w:before="40"/>
+      <w:outlineLvl w:val="5"/>
+    </w:pPr>
+    <w:rPr>
+      <w:rFonts w:eastAsiaTheme="majorEastAsia" w:cstheme="majorBidi"/>
+      <w:i/>
+      <w:iCs/>
+      <w:color w:val="595959" w:themeColor="text1" w:themeTint="A6"/>
+    </w:rPr>
+  </w:style>
+  <w:style w:type="paragraph" w:styleId="Ttulo7">
+    <w:name w:val="heading 7"/>
+    <w:basedOn w:val="Normal"/>
+    <w:next w:val="Normal"/>
+    <w:link w:val="Ttulo7Car"/>
+    <w:uiPriority w:val="9"/>
+    <w:semiHidden/>
+    <w:unhideWhenUsed/>
+    <w:qFormat/>
+    <w:rsid w:val="000D4DE0"/>
+    <w:pPr>
+      <w:keepNext/>
+      <w:keepLines/>
+      <w:spacing w:before="40"/>
+      <w:outlineLvl w:val="6"/>
+    </w:pPr>
+    <w:rPr>
+      <w:rFonts w:eastAsiaTheme="majorEastAsia" w:cstheme="majorBidi"/>
+      <w:color w:val="595959" w:themeColor="text1" w:themeTint="A6"/>
+    </w:rPr>
+  </w:style>
+  <w:style w:type="paragraph" w:styleId="Ttulo8">
+    <w:name w:val="heading 8"/>
+    <w:basedOn w:val="Normal"/>
+    <w:next w:val="Normal"/>
+    <w:link w:val="Ttulo8Car"/>
+    <w:uiPriority w:val="9"/>
+    <w:semiHidden/>
+    <w:unhideWhenUsed/>
+    <w:qFormat/>
+    <w:rsid w:val="000D4DE0"/>
+    <w:pPr>
+      <w:keepNext/>
+      <w:keepLines/>
+      <w:outlineLvl w:val="7"/>
+    </w:pPr>
+    <w:rPr>
+      <w:rFonts w:eastAsiaTheme="majorEastAsia" w:cstheme="majorBidi"/>
+      <w:i/>
+      <w:iCs/>
+      <w:color w:val="272727" w:themeColor="text1" w:themeTint="D8"/>
+    </w:rPr>
+  </w:style>
+  <w:style w:type="paragraph" w:styleId="Ttulo9">
+    <w:name w:val="heading 9"/>
+    <w:basedOn w:val="Normal"/>
+    <w:next w:val="Normal"/>
+    <w:link w:val="Ttulo9Car"/>
+    <w:uiPriority w:val="9"/>
+    <w:semiHidden/>
+    <w:unhideWhenUsed/>
+    <w:qFormat/>
+    <w:rsid w:val="000D4DE0"/>
+    <w:pPr>
+      <w:keepNext/>
+      <w:keepLines/>
+      <w:outlineLvl w:val="8"/>
+    </w:pPr>
+    <w:rPr>
+      <w:rFonts w:eastAsiaTheme="majorEastAsia" w:cstheme="majorBidi"/>
+      <w:color w:val="272727" w:themeColor="text1" w:themeTint="D8"/>
     </w:rPr>
   </w:style>
   <w:style w:type="character" w:default="1" w:styleId="Fuentedeprrafopredeter">
@@ -2453,16 +4191,295 @@
     <w:semiHidden/>
     <w:unhideWhenUsed/>
   </w:style>
+  <w:style w:type="character" w:customStyle="1" w:styleId="Ttulo1Car">
+    <w:name w:val="Título 1 Car"/>
+    <w:basedOn w:val="Fuentedeprrafopredeter"/>
+    <w:link w:val="Ttulo1"/>
+    <w:uiPriority w:val="9"/>
+    <w:rsid w:val="000D4DE0"/>
+    <w:rPr>
+      <w:rFonts w:asciiTheme="majorHAnsi" w:eastAsiaTheme="majorEastAsia" w:hAnsiTheme="majorHAnsi" w:cstheme="majorBidi"/>
+      <w:color w:val="2F5496" w:themeColor="accent1" w:themeShade="BF"/>
+      <w:sz w:val="40"/>
+      <w:szCs w:val="40"/>
+    </w:rPr>
+  </w:style>
+  <w:style w:type="character" w:customStyle="1" w:styleId="Ttulo2Car">
+    <w:name w:val="Título 2 Car"/>
+    <w:basedOn w:val="Fuentedeprrafopredeter"/>
+    <w:link w:val="Ttulo2"/>
+    <w:uiPriority w:val="9"/>
+    <w:rsid w:val="000D4DE0"/>
+    <w:rPr>
+      <w:rFonts w:asciiTheme="majorHAnsi" w:eastAsiaTheme="majorEastAsia" w:hAnsiTheme="majorHAnsi" w:cstheme="majorBidi"/>
+      <w:color w:val="2F5496" w:themeColor="accent1" w:themeShade="BF"/>
+      <w:sz w:val="32"/>
+      <w:szCs w:val="32"/>
+    </w:rPr>
+  </w:style>
+  <w:style w:type="character" w:customStyle="1" w:styleId="Ttulo3Car">
+    <w:name w:val="Título 3 Car"/>
+    <w:basedOn w:val="Fuentedeprrafopredeter"/>
+    <w:link w:val="Ttulo3"/>
+    <w:uiPriority w:val="9"/>
+    <w:semiHidden/>
+    <w:rsid w:val="000D4DE0"/>
+    <w:rPr>
+      <w:rFonts w:eastAsiaTheme="majorEastAsia" w:cstheme="majorBidi"/>
+      <w:color w:val="2F5496" w:themeColor="accent1" w:themeShade="BF"/>
+      <w:sz w:val="28"/>
+      <w:szCs w:val="28"/>
+    </w:rPr>
+  </w:style>
+  <w:style w:type="character" w:customStyle="1" w:styleId="Ttulo4Car">
+    <w:name w:val="Título 4 Car"/>
+    <w:basedOn w:val="Fuentedeprrafopredeter"/>
+    <w:link w:val="Ttulo4"/>
+    <w:uiPriority w:val="9"/>
+    <w:semiHidden/>
+    <w:rsid w:val="000D4DE0"/>
+    <w:rPr>
+      <w:rFonts w:eastAsiaTheme="majorEastAsia" w:cstheme="majorBidi"/>
+      <w:i/>
+      <w:iCs/>
+      <w:color w:val="2F5496" w:themeColor="accent1" w:themeShade="BF"/>
+    </w:rPr>
+  </w:style>
+  <w:style w:type="character" w:customStyle="1" w:styleId="Ttulo5Car">
+    <w:name w:val="Título 5 Car"/>
+    <w:basedOn w:val="Fuentedeprrafopredeter"/>
+    <w:link w:val="Ttulo5"/>
+    <w:uiPriority w:val="9"/>
+    <w:semiHidden/>
+    <w:rsid w:val="000D4DE0"/>
+    <w:rPr>
+      <w:rFonts w:eastAsiaTheme="majorEastAsia" w:cstheme="majorBidi"/>
+      <w:color w:val="2F5496" w:themeColor="accent1" w:themeShade="BF"/>
+    </w:rPr>
+  </w:style>
+  <w:style w:type="character" w:customStyle="1" w:styleId="Ttulo6Car">
+    <w:name w:val="Título 6 Car"/>
+    <w:basedOn w:val="Fuentedeprrafopredeter"/>
+    <w:link w:val="Ttulo6"/>
+    <w:uiPriority w:val="9"/>
+    <w:semiHidden/>
+    <w:rsid w:val="000D4DE0"/>
+    <w:rPr>
+      <w:rFonts w:eastAsiaTheme="majorEastAsia" w:cstheme="majorBidi"/>
+      <w:i/>
+      <w:iCs/>
+      <w:color w:val="595959" w:themeColor="text1" w:themeTint="A6"/>
+    </w:rPr>
+  </w:style>
+  <w:style w:type="character" w:customStyle="1" w:styleId="Ttulo7Car">
+    <w:name w:val="Título 7 Car"/>
+    <w:basedOn w:val="Fuentedeprrafopredeter"/>
+    <w:link w:val="Ttulo7"/>
+    <w:uiPriority w:val="9"/>
+    <w:semiHidden/>
+    <w:rsid w:val="000D4DE0"/>
+    <w:rPr>
+      <w:rFonts w:eastAsiaTheme="majorEastAsia" w:cstheme="majorBidi"/>
+      <w:color w:val="595959" w:themeColor="text1" w:themeTint="A6"/>
+    </w:rPr>
+  </w:style>
+  <w:style w:type="character" w:customStyle="1" w:styleId="Ttulo8Car">
+    <w:name w:val="Título 8 Car"/>
+    <w:basedOn w:val="Fuentedeprrafopredeter"/>
+    <w:link w:val="Ttulo8"/>
+    <w:uiPriority w:val="9"/>
+    <w:semiHidden/>
+    <w:rsid w:val="000D4DE0"/>
+    <w:rPr>
+      <w:rFonts w:eastAsiaTheme="majorEastAsia" w:cstheme="majorBidi"/>
+      <w:i/>
+      <w:iCs/>
+      <w:color w:val="272727" w:themeColor="text1" w:themeTint="D8"/>
+    </w:rPr>
+  </w:style>
+  <w:style w:type="character" w:customStyle="1" w:styleId="Ttulo9Car">
+    <w:name w:val="Título 9 Car"/>
+    <w:basedOn w:val="Fuentedeprrafopredeter"/>
+    <w:link w:val="Ttulo9"/>
+    <w:uiPriority w:val="9"/>
+    <w:semiHidden/>
+    <w:rsid w:val="000D4DE0"/>
+    <w:rPr>
+      <w:rFonts w:eastAsiaTheme="majorEastAsia" w:cstheme="majorBidi"/>
+      <w:color w:val="272727" w:themeColor="text1" w:themeTint="D8"/>
+    </w:rPr>
+  </w:style>
+  <w:style w:type="paragraph" w:styleId="Ttulo">
+    <w:name w:val="Title"/>
+    <w:basedOn w:val="Normal"/>
+    <w:next w:val="Normal"/>
+    <w:link w:val="TtuloCar"/>
+    <w:uiPriority w:val="10"/>
+    <w:qFormat/>
+    <w:rsid w:val="000D4DE0"/>
+    <w:pPr>
+      <w:spacing w:after="80"/>
+      <w:contextualSpacing/>
+    </w:pPr>
+    <w:rPr>
+      <w:rFonts w:asciiTheme="majorHAnsi" w:eastAsiaTheme="majorEastAsia" w:hAnsiTheme="majorHAnsi" w:cstheme="majorBidi"/>
+      <w:spacing w:val="-10"/>
+      <w:kern w:val="28"/>
+      <w:sz w:val="56"/>
+      <w:szCs w:val="56"/>
+    </w:rPr>
+  </w:style>
+  <w:style w:type="character" w:customStyle="1" w:styleId="TtuloCar">
+    <w:name w:val="Título Car"/>
+    <w:basedOn w:val="Fuentedeprrafopredeter"/>
+    <w:link w:val="Ttulo"/>
+    <w:uiPriority w:val="10"/>
+    <w:rsid w:val="000D4DE0"/>
+    <w:rPr>
+      <w:rFonts w:asciiTheme="majorHAnsi" w:eastAsiaTheme="majorEastAsia" w:hAnsiTheme="majorHAnsi" w:cstheme="majorBidi"/>
+      <w:spacing w:val="-10"/>
+      <w:kern w:val="28"/>
+      <w:sz w:val="56"/>
+      <w:szCs w:val="56"/>
+    </w:rPr>
+  </w:style>
+  <w:style w:type="paragraph" w:styleId="Subttulo">
+    <w:name w:val="Subtitle"/>
+    <w:basedOn w:val="Normal"/>
+    <w:next w:val="Normal"/>
+    <w:link w:val="SubttuloCar"/>
+    <w:uiPriority w:val="11"/>
+    <w:qFormat/>
+    <w:rsid w:val="000D4DE0"/>
+    <w:pPr>
+      <w:numPr>
+        <w:ilvl w:val="1"/>
+      </w:numPr>
+    </w:pPr>
+    <w:rPr>
+      <w:rFonts w:eastAsiaTheme="majorEastAsia" w:cstheme="majorBidi"/>
+      <w:color w:val="595959" w:themeColor="text1" w:themeTint="A6"/>
+      <w:spacing w:val="15"/>
+      <w:sz w:val="28"/>
+      <w:szCs w:val="28"/>
+    </w:rPr>
+  </w:style>
+  <w:style w:type="character" w:customStyle="1" w:styleId="SubttuloCar">
+    <w:name w:val="Subtítulo Car"/>
+    <w:basedOn w:val="Fuentedeprrafopredeter"/>
+    <w:link w:val="Subttulo"/>
+    <w:uiPriority w:val="11"/>
+    <w:rsid w:val="000D4DE0"/>
+    <w:rPr>
+      <w:rFonts w:eastAsiaTheme="majorEastAsia" w:cstheme="majorBidi"/>
+      <w:color w:val="595959" w:themeColor="text1" w:themeTint="A6"/>
+      <w:spacing w:val="15"/>
+      <w:sz w:val="28"/>
+      <w:szCs w:val="28"/>
+    </w:rPr>
+  </w:style>
+  <w:style w:type="paragraph" w:styleId="Cita">
+    <w:name w:val="Quote"/>
+    <w:basedOn w:val="Normal"/>
+    <w:next w:val="Normal"/>
+    <w:link w:val="CitaCar"/>
+    <w:uiPriority w:val="29"/>
+    <w:qFormat/>
+    <w:rsid w:val="000D4DE0"/>
+    <w:pPr>
+      <w:spacing w:before="160"/>
+      <w:jc w:val="center"/>
+    </w:pPr>
+    <w:rPr>
+      <w:i/>
+      <w:iCs/>
+      <w:color w:val="404040" w:themeColor="text1" w:themeTint="BF"/>
+    </w:rPr>
+  </w:style>
+  <w:style w:type="character" w:customStyle="1" w:styleId="CitaCar">
+    <w:name w:val="Cita Car"/>
+    <w:basedOn w:val="Fuentedeprrafopredeter"/>
+    <w:link w:val="Cita"/>
+    <w:uiPriority w:val="29"/>
+    <w:rsid w:val="000D4DE0"/>
+    <w:rPr>
+      <w:i/>
+      <w:iCs/>
+      <w:color w:val="404040" w:themeColor="text1" w:themeTint="BF"/>
+    </w:rPr>
+  </w:style>
   <w:style w:type="paragraph" w:styleId="Prrafodelista">
     <w:name w:val="List Paragraph"/>
     <w:basedOn w:val="Normal"/>
     <w:link w:val="PrrafodelistaCar"/>
     <w:uiPriority w:val="34"/>
     <w:qFormat/>
-    <w:rsid w:val="008D404F"/>
+    <w:rsid w:val="000D4DE0"/>
     <w:pPr>
-      <w:ind w:left="708"/>
+      <w:ind w:left="720"/>
+      <w:contextualSpacing/>
     </w:pPr>
+  </w:style>
+  <w:style w:type="character" w:styleId="nfasisintenso">
+    <w:name w:val="Intense Emphasis"/>
+    <w:basedOn w:val="Fuentedeprrafopredeter"/>
+    <w:uiPriority w:val="21"/>
+    <w:qFormat/>
+    <w:rsid w:val="000D4DE0"/>
+    <w:rPr>
+      <w:i/>
+      <w:iCs/>
+      <w:color w:val="2F5496" w:themeColor="accent1" w:themeShade="BF"/>
+    </w:rPr>
+  </w:style>
+  <w:style w:type="paragraph" w:styleId="Citadestacada">
+    <w:name w:val="Intense Quote"/>
+    <w:basedOn w:val="Normal"/>
+    <w:next w:val="Normal"/>
+    <w:link w:val="CitadestacadaCar"/>
+    <w:uiPriority w:val="30"/>
+    <w:qFormat/>
+    <w:rsid w:val="000D4DE0"/>
+    <w:pPr>
+      <w:pBdr>
+        <w:top w:val="single" w:sz="4" w:space="10" w:color="2F5496" w:themeColor="accent1" w:themeShade="BF"/>
+        <w:bottom w:val="single" w:sz="4" w:space="10" w:color="2F5496" w:themeColor="accent1" w:themeShade="BF"/>
+      </w:pBdr>
+      <w:spacing w:before="360" w:after="360"/>
+      <w:ind w:left="864" w:right="864"/>
+      <w:jc w:val="center"/>
+    </w:pPr>
+    <w:rPr>
+      <w:i/>
+      <w:iCs/>
+      <w:color w:val="2F5496" w:themeColor="accent1" w:themeShade="BF"/>
+    </w:rPr>
+  </w:style>
+  <w:style w:type="character" w:customStyle="1" w:styleId="CitadestacadaCar">
+    <w:name w:val="Cita destacada Car"/>
+    <w:basedOn w:val="Fuentedeprrafopredeter"/>
+    <w:link w:val="Citadestacada"/>
+    <w:uiPriority w:val="30"/>
+    <w:rsid w:val="000D4DE0"/>
+    <w:rPr>
+      <w:i/>
+      <w:iCs/>
+      <w:color w:val="2F5496" w:themeColor="accent1" w:themeShade="BF"/>
+    </w:rPr>
+  </w:style>
+  <w:style w:type="character" w:styleId="Referenciaintensa">
+    <w:name w:val="Intense Reference"/>
+    <w:basedOn w:val="Fuentedeprrafopredeter"/>
+    <w:uiPriority w:val="32"/>
+    <w:qFormat/>
+    <w:rsid w:val="000D4DE0"/>
+    <w:rPr>
+      <w:b/>
+      <w:bCs/>
+      <w:smallCaps/>
+      <w:color w:val="2F5496" w:themeColor="accent1" w:themeShade="BF"/>
+      <w:spacing w:val="5"/>
+    </w:rPr>
   </w:style>
   <w:style w:type="paragraph" w:styleId="Encabezado">
     <w:name w:val="header"/>
@@ -2470,7 +4487,7 @@
     <w:link w:val="EncabezadoCar"/>
     <w:uiPriority w:val="99"/>
     <w:unhideWhenUsed/>
-    <w:rsid w:val="008D404F"/>
+    <w:rsid w:val="000D4DE0"/>
     <w:pPr>
       <w:tabs>
         <w:tab w:val="center" w:pos="4419"/>
@@ -2483,12 +4500,60 @@
     <w:basedOn w:val="Fuentedeprrafopredeter"/>
     <w:link w:val="Encabezado"/>
     <w:uiPriority w:val="99"/>
-    <w:rsid w:val="008D404F"/>
+    <w:rsid w:val="000D4DE0"/>
+    <w:rPr>
+      <w:kern w:val="0"/>
+      <w:lang w:val="es-ES"/>
+      <w14:ligatures w14:val="none"/>
+    </w:rPr>
+  </w:style>
+  <w:style w:type="character" w:customStyle="1" w:styleId="PrrafodelistaCar">
+    <w:name w:val="Párrafo de lista Car"/>
+    <w:link w:val="Prrafodelista"/>
+    <w:uiPriority w:val="34"/>
+    <w:rsid w:val="000D4DE0"/>
+  </w:style>
+  <w:style w:type="paragraph" w:styleId="NormalWeb">
+    <w:name w:val="Normal (Web)"/>
+    <w:basedOn w:val="Normal"/>
+    <w:uiPriority w:val="99"/>
+    <w:semiHidden/>
+    <w:unhideWhenUsed/>
+    <w:rsid w:val="00A95BE2"/>
+    <w:pPr>
+      <w:widowControl/>
+      <w:autoSpaceDE/>
+      <w:autoSpaceDN/>
+      <w:spacing w:before="100" w:beforeAutospacing="1" w:after="100" w:afterAutospacing="1"/>
+    </w:pPr>
     <w:rPr>
       <w:rFonts w:ascii="Times New Roman" w:eastAsia="Times New Roman" w:hAnsi="Times New Roman" w:cs="Times New Roman"/>
       <w:sz w:val="24"/>
       <w:szCs w:val="24"/>
-      <w:lang w:eastAsia="es-ES"/>
+      <w:lang w:val="es-CO" w:eastAsia="es-MX"/>
+    </w:rPr>
+  </w:style>
+  <w:style w:type="character" w:styleId="Hipervnculo">
+    <w:name w:val="Hyperlink"/>
+    <w:basedOn w:val="Fuentedeprrafopredeter"/>
+    <w:uiPriority w:val="99"/>
+    <w:unhideWhenUsed/>
+    <w:rsid w:val="00AD3CA2"/>
+    <w:rPr>
+      <w:color w:val="0563C1" w:themeColor="hyperlink"/>
+      <w:u w:val="single"/>
+    </w:rPr>
+  </w:style>
+  <w:style w:type="character" w:styleId="Mencinsinresolver">
+    <w:name w:val="Unresolved Mention"/>
+    <w:basedOn w:val="Fuentedeprrafopredeter"/>
+    <w:uiPriority w:val="99"/>
+    <w:semiHidden/>
+    <w:unhideWhenUsed/>
+    <w:rsid w:val="00AD3CA2"/>
+    <w:rPr>
+      <w:color w:val="605E5C"/>
+      <w:shd w:val="clear" w:color="auto" w:fill="E1DFDD"/>
     </w:rPr>
   </w:style>
   <w:style w:type="paragraph" w:styleId="Piedepgina">
@@ -2497,7 +4562,7 @@
     <w:link w:val="PiedepginaCar"/>
     <w:uiPriority w:val="99"/>
     <w:unhideWhenUsed/>
-    <w:rsid w:val="008D404F"/>
+    <w:rsid w:val="00F73336"/>
     <w:pPr>
       <w:tabs>
         <w:tab w:val="center" w:pos="4419"/>
@@ -2510,134 +4575,12 @@
     <w:basedOn w:val="Fuentedeprrafopredeter"/>
     <w:link w:val="Piedepgina"/>
     <w:uiPriority w:val="99"/>
-    <w:rsid w:val="008D404F"/>
+    <w:rsid w:val="00F73336"/>
     <w:rPr>
-      <w:rFonts w:ascii="Times New Roman" w:eastAsia="Times New Roman" w:hAnsi="Times New Roman" w:cs="Times New Roman"/>
-      <w:sz w:val="24"/>
-      <w:szCs w:val="24"/>
-      <w:lang w:eastAsia="es-ES"/>
+      <w:kern w:val="0"/>
+      <w:lang w:val="es-ES"/>
+      <w14:ligatures w14:val="none"/>
     </w:rPr>
-  </w:style>
-  <w:style w:type="paragraph" w:customStyle="1" w:styleId="TableParagraph">
-    <w:name w:val="Table Paragraph"/>
-    <w:basedOn w:val="Normal"/>
-    <w:uiPriority w:val="1"/>
-    <w:qFormat/>
-    <w:rsid w:val="008D404F"/>
-    <w:pPr>
-      <w:widowControl w:val="0"/>
-      <w:autoSpaceDE w:val="0"/>
-      <w:autoSpaceDN w:val="0"/>
-    </w:pPr>
-    <w:rPr>
-      <w:rFonts w:ascii="Arial" w:eastAsia="Arial" w:hAnsi="Arial" w:cs="Arial"/>
-      <w:sz w:val="22"/>
-      <w:szCs w:val="22"/>
-      <w:lang w:eastAsia="en-US"/>
-    </w:rPr>
-  </w:style>
-  <w:style w:type="table" w:styleId="Tablaconcuadrcula">
-    <w:name w:val="Table Grid"/>
-    <w:basedOn w:val="Tablanormal"/>
-    <w:uiPriority w:val="39"/>
-    <w:rsid w:val="008D404F"/>
-    <w:pPr>
-      <w:spacing w:after="0" w:line="240" w:lineRule="auto"/>
-    </w:pPr>
-    <w:rPr>
-      <w:lang w:val="es-CO"/>
-    </w:rPr>
-    <w:tblPr>
-      <w:tblBorders>
-        <w:top w:val="single" w:sz="4" w:space="0" w:color="auto"/>
-        <w:left w:val="single" w:sz="4" w:space="0" w:color="auto"/>
-        <w:bottom w:val="single" w:sz="4" w:space="0" w:color="auto"/>
-        <w:right w:val="single" w:sz="4" w:space="0" w:color="auto"/>
-        <w:insideH w:val="single" w:sz="4" w:space="0" w:color="auto"/>
-        <w:insideV w:val="single" w:sz="4" w:space="0" w:color="auto"/>
-      </w:tblBorders>
-    </w:tblPr>
-  </w:style>
-  <w:style w:type="character" w:customStyle="1" w:styleId="PrrafodelistaCar">
-    <w:name w:val="Párrafo de lista Car"/>
-    <w:link w:val="Prrafodelista"/>
-    <w:uiPriority w:val="34"/>
-    <w:rsid w:val="008D404F"/>
-    <w:rPr>
-      <w:rFonts w:ascii="Times New Roman" w:eastAsia="Times New Roman" w:hAnsi="Times New Roman" w:cs="Times New Roman"/>
-      <w:sz w:val="24"/>
-      <w:szCs w:val="24"/>
-      <w:lang w:eastAsia="es-ES"/>
-    </w:rPr>
-  </w:style>
-  <w:style w:type="paragraph" w:styleId="Textoindependiente">
-    <w:name w:val="Body Text"/>
-    <w:basedOn w:val="Normal"/>
-    <w:link w:val="TextoindependienteCar"/>
-    <w:uiPriority w:val="99"/>
-    <w:unhideWhenUsed/>
-    <w:rsid w:val="008D404F"/>
-    <w:pPr>
-      <w:spacing w:after="120" w:line="480" w:lineRule="auto"/>
-    </w:pPr>
-    <w:rPr>
-      <w:rFonts w:ascii="Calibri" w:eastAsia="Calibri" w:hAnsi="Calibri"/>
-      <w:sz w:val="22"/>
-      <w:szCs w:val="22"/>
-      <w:lang w:val="es-CO" w:eastAsia="en-US"/>
-    </w:rPr>
-  </w:style>
-  <w:style w:type="character" w:customStyle="1" w:styleId="TextoindependienteCar">
-    <w:name w:val="Texto independiente Car"/>
-    <w:basedOn w:val="Fuentedeprrafopredeter"/>
-    <w:link w:val="Textoindependiente"/>
-    <w:uiPriority w:val="99"/>
-    <w:rsid w:val="008D404F"/>
-    <w:rPr>
-      <w:rFonts w:ascii="Calibri" w:eastAsia="Calibri" w:hAnsi="Calibri" w:cs="Times New Roman"/>
-      <w:lang w:val="es-CO"/>
-    </w:rPr>
-  </w:style>
-  <w:style w:type="paragraph" w:styleId="Sinespaciado">
-    <w:name w:val="No Spacing"/>
-    <w:uiPriority w:val="1"/>
-    <w:qFormat/>
-    <w:rsid w:val="008D404F"/>
-    <w:pPr>
-      <w:spacing w:after="0" w:line="240" w:lineRule="auto"/>
-    </w:pPr>
-    <w:rPr>
-      <w:rFonts w:ascii="Times New Roman" w:eastAsia="Times New Roman" w:hAnsi="Times New Roman" w:cs="Times New Roman"/>
-      <w:sz w:val="24"/>
-      <w:szCs w:val="24"/>
-      <w:lang w:eastAsia="es-ES"/>
-    </w:rPr>
-  </w:style>
-  <w:style w:type="character" w:customStyle="1" w:styleId="baj">
-    <w:name w:val="b_aj"/>
-    <w:basedOn w:val="Fuentedeprrafopredeter"/>
-    <w:rsid w:val="008D404F"/>
-  </w:style>
-  <w:style w:type="paragraph" w:styleId="NormalWeb">
-    <w:name w:val="Normal (Web)"/>
-    <w:basedOn w:val="Normal"/>
-    <w:uiPriority w:val="99"/>
-    <w:unhideWhenUsed/>
-    <w:rsid w:val="008D404F"/>
-    <w:pPr>
-      <w:spacing w:before="100" w:beforeAutospacing="1" w:after="100" w:afterAutospacing="1"/>
-    </w:pPr>
-    <w:rPr>
-      <w:lang w:val="es-CO" w:eastAsia="es-CO"/>
-    </w:rPr>
-  </w:style>
-  <w:style w:type="character" w:styleId="Nmerodepgina">
-    <w:name w:val="page number"/>
-    <w:basedOn w:val="Fuentedeprrafopredeter"/>
-    <w:uiPriority w:val="99"/>
-    <w:semiHidden/>
-    <w:unhideWhenUsed/>
-    <w:rsid w:val="007436B9"/>
   </w:style>
 </w:styles>
 </file>
@@ -2685,7 +4628,7 @@
     </a:clrScheme>
     <a:fontScheme name="Office">
       <a:majorFont>
-        <a:latin typeface="Calibri Light"/>
+        <a:latin typeface="Calibri Light" panose="020F0302020204030204"/>
         <a:ea typeface=""/>
         <a:cs typeface=""/>
         <a:font script="Jpan" typeface="游ゴシック Light"/>
@@ -2737,10 +4680,10 @@
         <a:font script="Tfng" typeface="Ebrima"/>
       </a:majorFont>
       <a:minorFont>
-        <a:latin typeface="Calibri"/>
+        <a:latin typeface="Calibri" panose="020F0502020204030204"/>
         <a:ea typeface=""/>
         <a:cs typeface=""/>
-        <a:font script="Jpan" typeface="游明朝"/>
+        <a:font script="Jpan" typeface="游ゴシック"/>
         <a:font script="Hang" typeface="맑은 고딕"/>
         <a:font script="Hans" typeface="等线"/>
         <a:font script="Hant" typeface="新細明體"/>
@@ -2935,296 +4878,4 @@
     </a:ext>
   </a:extLst>
 </a:theme>
-</file>
-
-<file path=customXml/item1.xml><?xml version="1.0" encoding="utf-8"?>
-<ct:contentTypeSchema xmlns:ct="http://schemas.microsoft.com/office/2006/metadata/contentType" xmlns:ma="http://schemas.microsoft.com/office/2006/metadata/properties/metaAttributes" ct:_="" ma:_="" ma:contentTypeName="Document" ma:contentTypeID="0x010100BB27D44C9E92C44E80A327525A1EA580" ma:contentTypeVersion="14" ma:contentTypeDescription="Create a new document." ma:contentTypeScope="" ma:versionID="124cf15169e8a63e3ae83d18d06d4001">
-  <xsd:schema xmlns:xsd="http://www.w3.org/2001/XMLSchema" xmlns:xs="http://www.w3.org/2001/XMLSchema" xmlns:p="http://schemas.microsoft.com/office/2006/metadata/properties" xmlns:ns3="f9835f2c-a5d8-47b8-88a4-77a3324b5592" xmlns:ns4="1bf1a7e0-185b-409f-818a-54ddd52a2afa" targetNamespace="http://schemas.microsoft.com/office/2006/metadata/properties" ma:root="true" ma:fieldsID="97073f4e8bd9c05b34a0a30bc5735749" ns3:_="" ns4:_="">
-    <xsd:import namespace="f9835f2c-a5d8-47b8-88a4-77a3324b5592"/>
-    <xsd:import namespace="1bf1a7e0-185b-409f-818a-54ddd52a2afa"/>
-    <xsd:element name="properties">
-      <xsd:complexType>
-        <xsd:sequence>
-          <xsd:element name="documentManagement">
-            <xsd:complexType>
-              <xsd:all>
-                <xsd:element ref="ns3:MediaServiceMetadata" minOccurs="0"/>
-                <xsd:element ref="ns3:MediaServiceFastMetadata" minOccurs="0"/>
-                <xsd:element ref="ns4:SharedWithUsers" minOccurs="0"/>
-                <xsd:element ref="ns4:SharedWithDetails" minOccurs="0"/>
-                <xsd:element ref="ns4:SharingHintHash" minOccurs="0"/>
-                <xsd:element ref="ns3:MediaServiceAutoTags" minOccurs="0"/>
-                <xsd:element ref="ns3:MediaServiceOCR" minOccurs="0"/>
-                <xsd:element ref="ns3:MediaServiceGenerationTime" minOccurs="0"/>
-                <xsd:element ref="ns3:MediaServiceEventHashCode" minOccurs="0"/>
-                <xsd:element ref="ns3:MediaServiceDateTaken" minOccurs="0"/>
-                <xsd:element ref="ns3:MediaServiceLocation" minOccurs="0"/>
-                <xsd:element ref="ns3:MediaServiceAutoKeyPoints" minOccurs="0"/>
-                <xsd:element ref="ns3:MediaServiceKeyPoints" minOccurs="0"/>
-                <xsd:element ref="ns3:MediaLengthInSeconds" minOccurs="0"/>
-              </xsd:all>
-            </xsd:complexType>
-          </xsd:element>
-        </xsd:sequence>
-      </xsd:complexType>
-    </xsd:element>
-  </xsd:schema>
-  <xsd:schema xmlns:xsd="http://www.w3.org/2001/XMLSchema" xmlns:xs="http://www.w3.org/2001/XMLSchema" xmlns:dms="http://schemas.microsoft.com/office/2006/documentManagement/types" xmlns:pc="http://schemas.microsoft.com/office/infopath/2007/PartnerControls" targetNamespace="f9835f2c-a5d8-47b8-88a4-77a3324b5592" elementFormDefault="qualified">
-    <xsd:import namespace="http://schemas.microsoft.com/office/2006/documentManagement/types"/>
-    <xsd:import namespace="http://schemas.microsoft.com/office/infopath/2007/PartnerControls"/>
-    <xsd:element name="MediaServiceMetadata" ma:index="8" nillable="true" ma:displayName="MediaServiceMetadata" ma:hidden="true" ma:internalName="MediaServiceMetadata" ma:readOnly="true">
-      <xsd:simpleType>
-        <xsd:restriction base="dms:Note"/>
-      </xsd:simpleType>
-    </xsd:element>
-    <xsd:element name="MediaServiceFastMetadata" ma:index="9" nillable="true" ma:displayName="MediaServiceFastMetadata" ma:hidden="true" ma:internalName="MediaServiceFastMetadata" ma:readOnly="true">
-      <xsd:simpleType>
-        <xsd:restriction base="dms:Note"/>
-      </xsd:simpleType>
-    </xsd:element>
-    <xsd:element name="MediaServiceAutoTags" ma:index="13" nillable="true" ma:displayName="MediaServiceAutoTags" ma:internalName="MediaServiceAutoTags" ma:readOnly="true">
-      <xsd:simpleType>
-        <xsd:restriction base="dms:Text"/>
-      </xsd:simpleType>
-    </xsd:element>
-    <xsd:element name="MediaServiceOCR" ma:index="14" nillable="true" ma:displayName="Extracted Text" ma:internalName="MediaServiceOCR" ma:readOnly="true">
-      <xsd:simpleType>
-        <xsd:restriction base="dms:Note">
-          <xsd:maxLength value="255"/>
-        </xsd:restriction>
-      </xsd:simpleType>
-    </xsd:element>
-    <xsd:element name="MediaServiceGenerationTime" ma:index="15" nillable="true" ma:displayName="MediaServiceGenerationTime" ma:hidden="true" ma:internalName="MediaServiceGenerationTime" ma:readOnly="true">
-      <xsd:simpleType>
-        <xsd:restriction base="dms:Text"/>
-      </xsd:simpleType>
-    </xsd:element>
-    <xsd:element name="MediaServiceEventHashCode" ma:index="16" nillable="true" ma:displayName="MediaServiceEventHashCode" ma:hidden="true" ma:internalName="MediaServiceEventHashCode" ma:readOnly="true">
-      <xsd:simpleType>
-        <xsd:restriction base="dms:Text"/>
-      </xsd:simpleType>
-    </xsd:element>
-    <xsd:element name="MediaServiceDateTaken" ma:index="17" nillable="true" ma:displayName="MediaServiceDateTaken" ma:hidden="true" ma:internalName="MediaServiceDateTaken" ma:readOnly="true">
-      <xsd:simpleType>
-        <xsd:restriction base="dms:Text"/>
-      </xsd:simpleType>
-    </xsd:element>
-    <xsd:element name="MediaServiceLocation" ma:index="18" nillable="true" ma:displayName="Location" ma:internalName="MediaServiceLocation" ma:readOnly="true">
-      <xsd:simpleType>
-        <xsd:restriction base="dms:Text"/>
-      </xsd:simpleType>
-    </xsd:element>
-    <xsd:element name="MediaServiceAutoKeyPoints" ma:index="19" nillable="true" ma:displayName="MediaServiceAutoKeyPoints" ma:hidden="true" ma:internalName="MediaServiceAutoKeyPoints" ma:readOnly="true">
-      <xsd:simpleType>
-        <xsd:restriction base="dms:Note"/>
-      </xsd:simpleType>
-    </xsd:element>
-    <xsd:element name="MediaServiceKeyPoints" ma:index="20" nillable="true" ma:displayName="KeyPoints" ma:internalName="MediaServiceKeyPoints" ma:readOnly="true">
-      <xsd:simpleType>
-        <xsd:restriction base="dms:Note">
-          <xsd:maxLength value="255"/>
-        </xsd:restriction>
-      </xsd:simpleType>
-    </xsd:element>
-    <xsd:element name="MediaLengthInSeconds" ma:index="21" nillable="true" ma:displayName="Length (seconds)" ma:internalName="MediaLengthInSeconds" ma:readOnly="true">
-      <xsd:simpleType>
-        <xsd:restriction base="dms:Unknown"/>
-      </xsd:simpleType>
-    </xsd:element>
-  </xsd:schema>
-  <xsd:schema xmlns:xsd="http://www.w3.org/2001/XMLSchema" xmlns:xs="http://www.w3.org/2001/XMLSchema" xmlns:dms="http://schemas.microsoft.com/office/2006/documentManagement/types" xmlns:pc="http://schemas.microsoft.com/office/infopath/2007/PartnerControls" targetNamespace="1bf1a7e0-185b-409f-818a-54ddd52a2afa" elementFormDefault="qualified">
-    <xsd:import namespace="http://schemas.microsoft.com/office/2006/documentManagement/types"/>
-    <xsd:import namespace="http://schemas.microsoft.com/office/infopath/2007/PartnerControls"/>
-    <xsd:element name="SharedWithUsers" ma:index="10" nillable="true" ma:displayName="Shared With" ma:internalName="SharedWithUsers" ma:readOnly="true">
-      <xsd:complexType>
-        <xsd:complexContent>
-          <xsd:extension base="dms:UserMulti">
-            <xsd:sequence>
-              <xsd:element name="UserInfo" minOccurs="0" maxOccurs="unbounded">
-                <xsd:complexType>
-                  <xsd:sequence>
-                    <xsd:element name="DisplayName" type="xsd:string" minOccurs="0"/>
-                    <xsd:element name="AccountId" type="dms:UserId" minOccurs="0" nillable="true"/>
-                    <xsd:element name="AccountType" type="xsd:string" minOccurs="0"/>
-                  </xsd:sequence>
-                </xsd:complexType>
-              </xsd:element>
-            </xsd:sequence>
-          </xsd:extension>
-        </xsd:complexContent>
-      </xsd:complexType>
-    </xsd:element>
-    <xsd:element name="SharedWithDetails" ma:index="11" nillable="true" ma:displayName="Shared With Details" ma:internalName="SharedWithDetails" ma:readOnly="true">
-      <xsd:simpleType>
-        <xsd:restriction base="dms:Note">
-          <xsd:maxLength value="255"/>
-        </xsd:restriction>
-      </xsd:simpleType>
-    </xsd:element>
-    <xsd:element name="SharingHintHash" ma:index="12" nillable="true" ma:displayName="Sharing Hint Hash" ma:hidden="true" ma:internalName="SharingHintHash" ma:readOnly="true">
-      <xsd:simpleType>
-        <xsd:restriction base="dms:Text"/>
-      </xsd:simpleType>
-    </xsd:element>
-  </xsd:schema>
-  <xsd:schema xmlns="http://schemas.openxmlformats.org/package/2006/metadata/core-properties" xmlns:xsd="http://www.w3.org/2001/XMLSchema" xmlns:xsi="http://www.w3.org/2001/XMLSchema-instance" xmlns:dc="http://purl.org/dc/elements/1.1/" xmlns:dcterms="http://purl.org/dc/terms/" xmlns:odoc="http://schemas.microsoft.com/internal/obd" targetNamespace="http://schemas.openxmlformats.org/package/2006/metadata/core-properties" elementFormDefault="qualified" attributeFormDefault="unqualified" blockDefault="#all">
-    <xsd:import namespace="http://purl.org/dc/elements/1.1/" schemaLocation="http://dublincore.org/schemas/xmls/qdc/2003/04/02/dc.xsd"/>
-    <xsd:import namespace="http://purl.org/dc/terms/" schemaLocation="http://dublincore.org/schemas/xmls/qdc/2003/04/02/dcterms.xsd"/>
-    <xsd:element name="coreProperties" type="CT_coreProperties"/>
-    <xsd:complexType name="CT_coreProperties">
-      <xsd:all>
-        <xsd:element ref="dc:creator" minOccurs="0" maxOccurs="1"/>
-        <xsd:element ref="dcterms:created" minOccurs="0" maxOccurs="1"/>
-        <xsd:element ref="dc:identifier" minOccurs="0" maxOccurs="1"/>
-        <xsd:element name="contentType" minOccurs="0" maxOccurs="1" type="xsd:string" ma:index="0" ma:displayName="Content Type"/>
-        <xsd:element ref="dc:title" minOccurs="0" maxOccurs="1" ma:index="4" ma:displayName="Title"/>
-        <xsd:element ref="dc:subject" minOccurs="0" maxOccurs="1"/>
-        <xsd:element ref="dc:description" minOccurs="0" maxOccurs="1"/>
-        <xsd:element name="keywords" minOccurs="0" maxOccurs="1" type="xsd:string"/>
-        <xsd:element ref="dc:language" minOccurs="0" maxOccurs="1"/>
-        <xsd:element name="category" minOccurs="0" maxOccurs="1" type="xsd:string"/>
-        <xsd:element name="version" minOccurs="0" maxOccurs="1" type="xsd:string"/>
-        <xsd:element name="revision" minOccurs="0" maxOccurs="1" type="xsd:string">
-          <xsd:annotation>
-            <xsd:documentation>
-                        This value indicates the number of saves or revisions. The application is responsible for updating this value after each revision.
-                    </xsd:documentation>
-          </xsd:annotation>
-        </xsd:element>
-        <xsd:element name="lastModifiedBy" minOccurs="0" maxOccurs="1" type="xsd:string"/>
-        <xsd:element ref="dcterms:modified" minOccurs="0" maxOccurs="1"/>
-        <xsd:element name="contentStatus" minOccurs="0" maxOccurs="1" type="xsd:string"/>
-      </xsd:all>
-    </xsd:complexType>
-  </xsd:schema>
-  <xs:schema xmlns:pc="http://schemas.microsoft.com/office/infopath/2007/PartnerControls" xmlns:xs="http://www.w3.org/2001/XMLSchema" targetNamespace="http://schemas.microsoft.com/office/infopath/2007/PartnerControls" elementFormDefault="qualified" attributeFormDefault="unqualified">
-    <xs:element name="Person">
-      <xs:complexType>
-        <xs:sequence>
-          <xs:element ref="pc:DisplayName" minOccurs="0"/>
-          <xs:element ref="pc:AccountId" minOccurs="0"/>
-          <xs:element ref="pc:AccountType" minOccurs="0"/>
-        </xs:sequence>
-      </xs:complexType>
-    </xs:element>
-    <xs:element name="DisplayName" type="xs:string"/>
-    <xs:element name="AccountId" type="xs:string"/>
-    <xs:element name="AccountType" type="xs:string"/>
-    <xs:element name="BDCAssociatedEntity">
-      <xs:complexType>
-        <xs:sequence>
-          <xs:element ref="pc:BDCEntity" minOccurs="0" maxOccurs="unbounded"/>
-        </xs:sequence>
-        <xs:attribute ref="pc:EntityNamespace"/>
-        <xs:attribute ref="pc:EntityName"/>
-        <xs:attribute ref="pc:SystemInstanceName"/>
-        <xs:attribute ref="pc:AssociationName"/>
-      </xs:complexType>
-    </xs:element>
-    <xs:attribute name="EntityNamespace" type="xs:string"/>
-    <xs:attribute name="EntityName" type="xs:string"/>
-    <xs:attribute name="SystemInstanceName" type="xs:string"/>
-    <xs:attribute name="AssociationName" type="xs:string"/>
-    <xs:element name="BDCEntity">
-      <xs:complexType>
-        <xs:sequence>
-          <xs:element ref="pc:EntityDisplayName" minOccurs="0"/>
-          <xs:element ref="pc:EntityInstanceReference" minOccurs="0"/>
-          <xs:element ref="pc:EntityId1" minOccurs="0"/>
-          <xs:element ref="pc:EntityId2" minOccurs="0"/>
-          <xs:element ref="pc:EntityId3" minOccurs="0"/>
-          <xs:element ref="pc:EntityId4" minOccurs="0"/>
-          <xs:element ref="pc:EntityId5" minOccurs="0"/>
-        </xs:sequence>
-      </xs:complexType>
-    </xs:element>
-    <xs:element name="EntityDisplayName" type="xs:string"/>
-    <xs:element name="EntityInstanceReference" type="xs:string"/>
-    <xs:element name="EntityId1" type="xs:string"/>
-    <xs:element name="EntityId2" type="xs:string"/>
-    <xs:element name="EntityId3" type="xs:string"/>
-    <xs:element name="EntityId4" type="xs:string"/>
-    <xs:element name="EntityId5" type="xs:string"/>
-    <xs:element name="Terms">
-      <xs:complexType>
-        <xs:sequence>
-          <xs:element ref="pc:TermInfo" minOccurs="0" maxOccurs="unbounded"/>
-        </xs:sequence>
-      </xs:complexType>
-    </xs:element>
-    <xs:element name="TermInfo">
-      <xs:complexType>
-        <xs:sequence>
-          <xs:element ref="pc:TermName" minOccurs="0"/>
-          <xs:element ref="pc:TermId" minOccurs="0"/>
-        </xs:sequence>
-      </xs:complexType>
-    </xs:element>
-    <xs:element name="TermName" type="xs:string"/>
-    <xs:element name="TermId" type="xs:string"/>
-  </xs:schema>
-</ct:contentTypeSchema>
-</file>
-
-<file path=customXml/item2.xml><?xml version="1.0" encoding="utf-8"?>
-<?mso-contentType ?>
-<FormTemplates xmlns="http://schemas.microsoft.com/sharepoint/v3/contenttype/forms">
-  <Display>DocumentLibraryForm</Display>
-  <Edit>DocumentLibraryForm</Edit>
-  <New>DocumentLibraryForm</New>
-</FormTemplates>
-</file>
-
-<file path=customXml/item3.xml><?xml version="1.0" encoding="utf-8"?>
-<p:properties xmlns:p="http://schemas.microsoft.com/office/2006/metadata/properties" xmlns:xsi="http://www.w3.org/2001/XMLSchema-instance" xmlns:pc="http://schemas.microsoft.com/office/infopath/2007/PartnerControls">
-  <documentManagement/>
-</p:properties>
-</file>
-
-<file path=customXml/item4.xml><?xml version="1.0" encoding="utf-8"?>
-<b:Sources xmlns:b="http://schemas.openxmlformats.org/officeDocument/2006/bibliography" xmlns="http://schemas.openxmlformats.org/officeDocument/2006/bibliography" SelectedStyle="\APASixthEditionOfficeOnline.xsl" StyleName="APA" Version="6"/>
-</file>
-
-<file path=customXml/itemProps1.xml><?xml version="1.0" encoding="utf-8"?>
-<ds:datastoreItem xmlns:ds="http://schemas.openxmlformats.org/officeDocument/2006/customXml" ds:itemID="{01E424B8-7F5C-4AFB-B5DC-5B5E84FCA5C9}">
-  <ds:schemaRefs>
-    <ds:schemaRef ds:uri="http://schemas.microsoft.com/office/2006/metadata/contentType"/>
-    <ds:schemaRef ds:uri="http://schemas.microsoft.com/office/2006/metadata/properties/metaAttributes"/>
-    <ds:schemaRef ds:uri="http://www.w3.org/2001/XMLSchema"/>
-    <ds:schemaRef ds:uri="http://schemas.microsoft.com/office/2006/metadata/properties"/>
-    <ds:schemaRef ds:uri="f9835f2c-a5d8-47b8-88a4-77a3324b5592"/>
-    <ds:schemaRef ds:uri="1bf1a7e0-185b-409f-818a-54ddd52a2afa"/>
-    <ds:schemaRef ds:uri="http://schemas.microsoft.com/office/2006/documentManagement/types"/>
-    <ds:schemaRef ds:uri="http://schemas.microsoft.com/office/infopath/2007/PartnerControls"/>
-    <ds:schemaRef ds:uri="http://schemas.openxmlformats.org/package/2006/metadata/core-properties"/>
-    <ds:schemaRef ds:uri="http://purl.org/dc/elements/1.1/"/>
-    <ds:schemaRef ds:uri="http://purl.org/dc/terms/"/>
-    <ds:schemaRef ds:uri="http://schemas.microsoft.com/internal/obd"/>
-  </ds:schemaRefs>
-</ds:datastoreItem>
-</file>
-
-<file path=customXml/itemProps2.xml><?xml version="1.0" encoding="utf-8"?>
-<ds:datastoreItem xmlns:ds="http://schemas.openxmlformats.org/officeDocument/2006/customXml" ds:itemID="{B210324B-DC52-4819-BB97-4677CA913DF0}">
-  <ds:schemaRefs>
-    <ds:schemaRef ds:uri="http://schemas.microsoft.com/sharepoint/v3/contenttype/forms"/>
-  </ds:schemaRefs>
-</ds:datastoreItem>
-</file>
-
-<file path=customXml/itemProps3.xml><?xml version="1.0" encoding="utf-8"?>
-<ds:datastoreItem xmlns:ds="http://schemas.openxmlformats.org/officeDocument/2006/customXml" ds:itemID="{AA86475F-0A07-486D-98FD-E1DB59BD1C40}">
-  <ds:schemaRefs>
-    <ds:schemaRef ds:uri="http://schemas.microsoft.com/office/2006/metadata/properties"/>
-    <ds:schemaRef ds:uri="http://schemas.microsoft.com/office/infopath/2007/PartnerControls"/>
-  </ds:schemaRefs>
-</ds:datastoreItem>
-</file>
-
-<file path=customXml/itemProps4.xml><?xml version="1.0" encoding="utf-8"?>
-<ds:datastoreItem xmlns:ds="http://schemas.openxmlformats.org/officeDocument/2006/customXml" ds:itemID="{F8D90C0A-9D4B-4A28-A68B-80AD74697536}">
-  <ds:schemaRefs>
-    <ds:schemaRef ds:uri="http://schemas.openxmlformats.org/officeDocument/2006/bibliography"/>
-  </ds:schemaRefs>
-</ds:datastoreItem>
 </file>